--- a/МатСтатЛаб8.docx
+++ b/МатСтатЛаб8.docx
@@ -12,6 +12,8 @@
           <w:szCs w:val="32"/>
         </w:rPr>
       </w:pPr>
+      <w:bookmarkStart w:id="0" w:name="_GoBack"/>
+      <w:bookmarkEnd w:id="0"/>
       <w:r>
         <w:rPr>
           <w:rStyle w:val="fontstyle01"/>
@@ -489,124 +491,77 @@
             </w:rPr>
             <w:fldChar w:fldCharType="separate"/>
           </w:r>
-          <w:bookmarkStart w:id="0" w:name="_GoBack"/>
-          <w:bookmarkEnd w:id="0"/>
-          <w:r>
-            <w:rPr>
-              <w:rStyle w:val="a3"/>
-              <w:noProof/>
-            </w:rPr>
-            <w:fldChar w:fldCharType="begin"/>
-          </w:r>
-          <w:r>
-            <w:rPr>
-              <w:rStyle w:val="a3"/>
-              <w:noProof/>
-            </w:rPr>
-            <w:instrText xml:space="preserve"> </w:instrText>
-          </w:r>
-          <w:r>
-            <w:rPr>
-              <w:noProof/>
-            </w:rPr>
-            <w:instrText>HYPERLINK \l "_Toc228912468"</w:instrText>
-          </w:r>
-          <w:r>
-            <w:rPr>
-              <w:rStyle w:val="a3"/>
-              <w:noProof/>
-            </w:rPr>
-            <w:instrText xml:space="preserve"> </w:instrText>
-          </w:r>
-          <w:r>
-            <w:rPr>
-              <w:rStyle w:val="a3"/>
-              <w:noProof/>
-            </w:rPr>
-          </w:r>
-          <w:r>
-            <w:rPr>
-              <w:rStyle w:val="a3"/>
-              <w:noProof/>
-            </w:rPr>
-            <w:fldChar w:fldCharType="separate"/>
-          </w:r>
-          <w:r>
-            <w:rPr>
-              <w:rStyle w:val="a3"/>
-              <w:noProof/>
-            </w:rPr>
-            <w:t>1.</w:t>
-          </w:r>
-          <w:r>
-            <w:rPr>
-              <w:rFonts w:cstheme="minorBidi"/>
-              <w:noProof/>
-            </w:rPr>
-            <w:tab/>
-          </w:r>
-          <w:r>
-            <w:rPr>
-              <w:rStyle w:val="a3"/>
-              <w:noProof/>
-            </w:rPr>
-            <w:t>Постановка задачи</w:t>
-          </w:r>
-          <w:r>
-            <w:rPr>
-              <w:noProof/>
-              <w:webHidden/>
-            </w:rPr>
-            <w:tab/>
-          </w:r>
-          <w:r>
-            <w:rPr>
-              <w:noProof/>
-              <w:webHidden/>
-            </w:rPr>
-            <w:fldChar w:fldCharType="begin"/>
-          </w:r>
-          <w:r>
-            <w:rPr>
-              <w:noProof/>
-              <w:webHidden/>
-            </w:rPr>
-            <w:instrText xml:space="preserve"> PAGEREF _Toc228912468 \h </w:instrText>
-          </w:r>
-          <w:r>
-            <w:rPr>
-              <w:noProof/>
-              <w:webHidden/>
-            </w:rPr>
-          </w:r>
-          <w:r>
-            <w:rPr>
-              <w:noProof/>
-              <w:webHidden/>
-            </w:rPr>
-            <w:fldChar w:fldCharType="separate"/>
-          </w:r>
-          <w:r>
-            <w:rPr>
-              <w:noProof/>
-              <w:webHidden/>
-            </w:rPr>
-            <w:t>3</w:t>
-          </w:r>
-          <w:r>
-            <w:rPr>
-              <w:noProof/>
-              <w:webHidden/>
-            </w:rPr>
-            <w:fldChar w:fldCharType="end"/>
-          </w:r>
-          <w:r>
-            <w:rPr>
-              <w:rStyle w:val="a3"/>
-              <w:noProof/>
-            </w:rPr>
-            <w:fldChar w:fldCharType="end"/>
-          </w:r>
+          <w:hyperlink w:anchor="_Toc228912468" w:history="1">
+            <w:r>
+              <w:rPr>
+                <w:rStyle w:val="a3"/>
+                <w:noProof/>
+              </w:rPr>
+              <w:t>1.</w:t>
+            </w:r>
+            <w:r>
+              <w:rPr>
+                <w:rFonts w:cstheme="minorBidi"/>
+                <w:noProof/>
+              </w:rPr>
+              <w:tab/>
+            </w:r>
+            <w:r>
+              <w:rPr>
+                <w:rStyle w:val="a3"/>
+                <w:noProof/>
+              </w:rPr>
+              <w:t>Постановка задачи</w:t>
+            </w:r>
+            <w:r>
+              <w:rPr>
+                <w:noProof/>
+                <w:webHidden/>
+              </w:rPr>
+              <w:tab/>
+            </w:r>
+            <w:r>
+              <w:rPr>
+                <w:noProof/>
+                <w:webHidden/>
+              </w:rPr>
+              <w:fldChar w:fldCharType="begin"/>
+            </w:r>
+            <w:r>
+              <w:rPr>
+                <w:noProof/>
+                <w:webHidden/>
+              </w:rPr>
+              <w:instrText xml:space="preserve"> PAGEREF _Toc228912468 \h </w:instrText>
+            </w:r>
+            <w:r>
+              <w:rPr>
+                <w:noProof/>
+                <w:webHidden/>
+              </w:rPr>
+            </w:r>
+            <w:r>
+              <w:rPr>
+                <w:noProof/>
+                <w:webHidden/>
+              </w:rPr>
+              <w:fldChar w:fldCharType="separate"/>
+            </w:r>
+            <w:r>
+              <w:rPr>
+                <w:noProof/>
+                <w:webHidden/>
+              </w:rPr>
+              <w:t>3</w:t>
+            </w:r>
+            <w:r>
+              <w:rPr>
+                <w:noProof/>
+                <w:webHidden/>
+              </w:rPr>
+              <w:fldChar w:fldCharType="end"/>
+            </w:r>
+          </w:hyperlink>
         </w:p>
         <w:p>
           <w:pPr>
@@ -765,7 +720,7 @@
                 <w:noProof/>
                 <w:webHidden/>
               </w:rPr>
-              <w:t>4</w:t>
+              <w:t>5</w:t>
             </w:r>
             <w:r>
               <w:rPr>
@@ -933,7 +888,7 @@
                 <w:noProof/>
                 <w:webHidden/>
               </w:rPr>
-              <w:t>5</w:t>
+              <w:t>6</w:t>
             </w:r>
             <w:r>
               <w:rPr>
@@ -1017,7 +972,7 @@
                 <w:noProof/>
                 <w:webHidden/>
               </w:rPr>
-              <w:t>5</w:t>
+              <w:t>6</w:t>
             </w:r>
             <w:r>
               <w:rPr>
@@ -1391,25 +1346,7 @@
             <w:sz w:val="28"/>
             <w:szCs w:val="28"/>
           </w:rPr>
-          <m:t xml:space="preserve">=20, </m:t>
-        </m:r>
-        <m:r>
-          <w:rPr>
-            <w:rFonts w:ascii="Cambria Math" w:hAnsi="Cambria Math"/>
-            <w:color w:val="000000"/>
-            <w:sz w:val="28"/>
-            <w:szCs w:val="28"/>
-          </w:rPr>
-          <m:t>m</m:t>
-        </m:r>
-        <m:r>
-          <w:rPr>
-            <w:rFonts w:ascii="Cambria Math" w:hAnsi="Cambria Math"/>
-            <w:color w:val="000000"/>
-            <w:sz w:val="28"/>
-            <w:szCs w:val="28"/>
-          </w:rPr>
-          <m:t>=100</m:t>
+          <m:t>=20, m=100</m:t>
         </m:r>
       </m:oMath>
       <w:r>
@@ -2228,8 +2165,147 @@
           <w:szCs w:val="28"/>
           <w:lang w:eastAsia="ru-RU"/>
         </w:rPr>
-        <w:t>Д</w:t>
-      </w:r>
+        <w:t xml:space="preserve">Пусть </w:t>
+      </w:r>
+      <m:oMath>
+        <m:sSub>
+          <m:sSubPr>
+            <m:ctrlPr>
+              <w:rPr>
+                <w:rFonts w:ascii="Cambria Math" w:eastAsia="Times New Roman" w:hAnsi="Cambria Math" w:cs="Times New Roman"/>
+                <w:bCs/>
+                <w:i/>
+                <w:color w:val="000000"/>
+                <w:sz w:val="28"/>
+                <w:szCs w:val="28"/>
+                <w:lang w:eastAsia="ru-RU"/>
+              </w:rPr>
+            </m:ctrlPr>
+          </m:sSubPr>
+          <m:e>
+            <m:r>
+              <w:rPr>
+                <w:rFonts w:ascii="Cambria Math" w:eastAsia="Times New Roman" w:hAnsi="Cambria Math" w:cs="Times New Roman"/>
+                <w:color w:val="000000"/>
+                <w:sz w:val="28"/>
+                <w:szCs w:val="28"/>
+                <w:lang w:eastAsia="ru-RU"/>
+              </w:rPr>
+              <m:t>x</m:t>
+            </m:r>
+          </m:e>
+          <m:sub>
+            <m:r>
+              <w:rPr>
+                <w:rFonts w:ascii="Cambria Math" w:eastAsia="Times New Roman" w:hAnsi="Cambria Math" w:cs="Times New Roman"/>
+                <w:color w:val="000000"/>
+                <w:sz w:val="28"/>
+                <w:szCs w:val="28"/>
+                <w:lang w:eastAsia="ru-RU"/>
+              </w:rPr>
+              <m:t>1</m:t>
+            </m:r>
+          </m:sub>
+        </m:sSub>
+        <m:r>
+          <w:rPr>
+            <w:rFonts w:ascii="Cambria Math" w:eastAsia="Times New Roman" w:hAnsi="Cambria Math" w:cs="Times New Roman"/>
+            <w:color w:val="000000"/>
+            <w:sz w:val="28"/>
+            <w:szCs w:val="28"/>
+            <w:lang w:eastAsia="ru-RU"/>
+          </w:rPr>
+          <m:t>,</m:t>
+        </m:r>
+        <m:sSub>
+          <m:sSubPr>
+            <m:ctrlPr>
+              <w:rPr>
+                <w:rFonts w:ascii="Cambria Math" w:eastAsia="Times New Roman" w:hAnsi="Cambria Math" w:cs="Times New Roman"/>
+                <w:bCs/>
+                <w:i/>
+                <w:color w:val="000000"/>
+                <w:sz w:val="28"/>
+                <w:szCs w:val="28"/>
+                <w:lang w:eastAsia="ru-RU"/>
+              </w:rPr>
+            </m:ctrlPr>
+          </m:sSubPr>
+          <m:e>
+            <m:r>
+              <w:rPr>
+                <w:rFonts w:ascii="Cambria Math" w:eastAsia="Times New Roman" w:hAnsi="Cambria Math" w:cs="Times New Roman"/>
+                <w:color w:val="000000"/>
+                <w:sz w:val="28"/>
+                <w:szCs w:val="28"/>
+                <w:lang w:eastAsia="ru-RU"/>
+              </w:rPr>
+              <m:t>x</m:t>
+            </m:r>
+          </m:e>
+          <m:sub>
+            <m:r>
+              <w:rPr>
+                <w:rFonts w:ascii="Cambria Math" w:eastAsia="Times New Roman" w:hAnsi="Cambria Math" w:cs="Times New Roman"/>
+                <w:color w:val="000000"/>
+                <w:sz w:val="28"/>
+                <w:szCs w:val="28"/>
+                <w:lang w:eastAsia="ru-RU"/>
+              </w:rPr>
+              <m:t>2</m:t>
+            </m:r>
+          </m:sub>
+        </m:sSub>
+        <m:r>
+          <w:rPr>
+            <w:rFonts w:ascii="Cambria Math" w:eastAsia="Times New Roman" w:hAnsi="Cambria Math" w:cs="Times New Roman"/>
+            <w:color w:val="000000"/>
+            <w:sz w:val="28"/>
+            <w:szCs w:val="28"/>
+            <w:lang w:eastAsia="ru-RU"/>
+          </w:rPr>
+          <m:t>,…,</m:t>
+        </m:r>
+        <m:sSub>
+          <m:sSubPr>
+            <m:ctrlPr>
+              <w:rPr>
+                <w:rFonts w:ascii="Cambria Math" w:eastAsia="Times New Roman" w:hAnsi="Cambria Math" w:cs="Times New Roman"/>
+                <w:bCs/>
+                <w:i/>
+                <w:color w:val="000000"/>
+                <w:sz w:val="28"/>
+                <w:szCs w:val="28"/>
+                <w:lang w:eastAsia="ru-RU"/>
+              </w:rPr>
+            </m:ctrlPr>
+          </m:sSubPr>
+          <m:e>
+            <m:r>
+              <w:rPr>
+                <w:rFonts w:ascii="Cambria Math" w:eastAsia="Times New Roman" w:hAnsi="Cambria Math" w:cs="Times New Roman"/>
+                <w:color w:val="000000"/>
+                <w:sz w:val="28"/>
+                <w:szCs w:val="28"/>
+                <w:lang w:eastAsia="ru-RU"/>
+              </w:rPr>
+              <m:t>x</m:t>
+            </m:r>
+          </m:e>
+          <m:sub>
+            <m:r>
+              <w:rPr>
+                <w:rFonts w:ascii="Cambria Math" w:eastAsia="Times New Roman" w:hAnsi="Cambria Math" w:cs="Times New Roman"/>
+                <w:color w:val="000000"/>
+                <w:sz w:val="28"/>
+                <w:szCs w:val="28"/>
+                <w:lang w:eastAsia="ru-RU"/>
+              </w:rPr>
+              <m:t>n</m:t>
+            </m:r>
+          </m:sub>
+        </m:sSub>
+      </m:oMath>
       <w:r>
         <w:rPr>
           <w:rFonts w:ascii="Times New Roman" w:eastAsia="Times New Roman" w:hAnsi="Times New Roman" w:cs="Times New Roman"/>
@@ -2239,7 +2315,7 @@
           <w:szCs w:val="28"/>
           <w:lang w:eastAsia="ru-RU"/>
         </w:rPr>
-        <w:t>оверительный интервал для математического ожидания </w:t>
+        <w:t xml:space="preserve"> - выборка из нормального распределения с неизвестными параметрами </w:t>
       </w:r>
       <w:r>
         <w:rPr>
@@ -2248,7 +2324,7 @@
           <w:color w:val="000000"/>
           <w:sz w:val="28"/>
           <w:szCs w:val="28"/>
-          <w:lang w:eastAsia="ru-RU"/>
+          <w:lang w:val="en-US" w:eastAsia="ru-RU"/>
         </w:rPr>
         <w:t>m</w:t>
       </w:r>
@@ -2261,7 +2337,7 @@
           <w:szCs w:val="28"/>
           <w:lang w:eastAsia="ru-RU"/>
         </w:rPr>
-        <w:t> с доверительной вероятностью</w:t>
+        <w:t xml:space="preserve"> </w:t>
       </w:r>
       <w:r>
         <w:rPr>
@@ -2272,7 +2348,326 @@
           <w:szCs w:val="28"/>
           <w:lang w:eastAsia="ru-RU"/>
         </w:rPr>
-        <w:t xml:space="preserve"> </w:t>
+        <w:t xml:space="preserve">и </w:t>
+      </w:r>
+      <m:oMath>
+        <m:r>
+          <w:rPr>
+            <w:rFonts w:ascii="Cambria Math" w:eastAsia="Times New Roman" w:hAnsi="Cambria Math" w:cs="Times New Roman"/>
+            <w:color w:val="000000"/>
+            <w:sz w:val="28"/>
+            <w:szCs w:val="28"/>
+            <w:lang w:eastAsia="ru-RU"/>
+          </w:rPr>
+          <m:t>σ</m:t>
+        </m:r>
+      </m:oMath>
+      <w:r>
+        <w:rPr>
+          <w:rFonts w:ascii="Times New Roman" w:eastAsia="Times New Roman" w:hAnsi="Times New Roman" w:cs="Times New Roman"/>
+          <w:bCs/>
+          <w:color w:val="000000"/>
+          <w:sz w:val="28"/>
+          <w:szCs w:val="28"/>
+          <w:lang w:eastAsia="ru-RU"/>
+        </w:rPr>
+        <w:t xml:space="preserve">. На её основе строим выборочное среднее </w:t>
+      </w:r>
+      <m:oMath>
+        <m:acc>
+          <m:accPr>
+            <m:chr m:val="̅"/>
+            <m:ctrlPr>
+              <w:rPr>
+                <w:rFonts w:ascii="Cambria Math" w:eastAsia="Times New Roman" w:hAnsi="Cambria Math" w:cs="Times New Roman"/>
+                <w:bCs/>
+                <w:i/>
+                <w:color w:val="000000"/>
+                <w:sz w:val="28"/>
+                <w:szCs w:val="28"/>
+                <w:lang w:eastAsia="ru-RU"/>
+              </w:rPr>
+            </m:ctrlPr>
+          </m:accPr>
+          <m:e>
+            <m:r>
+              <w:rPr>
+                <w:rFonts w:ascii="Cambria Math" w:eastAsia="Times New Roman" w:hAnsi="Cambria Math" w:cs="Times New Roman"/>
+                <w:color w:val="000000"/>
+                <w:sz w:val="28"/>
+                <w:szCs w:val="28"/>
+                <w:lang w:val="en-US" w:eastAsia="ru-RU"/>
+              </w:rPr>
+              <m:t>x</m:t>
+            </m:r>
+          </m:e>
+        </m:acc>
+      </m:oMath>
+      <w:r>
+        <w:rPr>
+          <w:rFonts w:ascii="Times New Roman" w:eastAsia="Times New Roman" w:hAnsi="Times New Roman" w:cs="Times New Roman"/>
+          <w:bCs/>
+          <w:color w:val="000000"/>
+          <w:sz w:val="28"/>
+          <w:szCs w:val="28"/>
+          <w:lang w:eastAsia="ru-RU"/>
+        </w:rPr>
+        <w:t xml:space="preserve"> и выборочное среднее </w:t>
+      </w:r>
+      <w:proofErr w:type="spellStart"/>
+      <w:r>
+        <w:rPr>
+          <w:rFonts w:ascii="Times New Roman" w:eastAsia="Times New Roman" w:hAnsi="Times New Roman" w:cs="Times New Roman"/>
+          <w:bCs/>
+          <w:color w:val="000000"/>
+          <w:sz w:val="28"/>
+          <w:szCs w:val="28"/>
+          <w:lang w:eastAsia="ru-RU"/>
+        </w:rPr>
+        <w:t>квадратическое</w:t>
+      </w:r>
+      <w:proofErr w:type="spellEnd"/>
+      <w:r>
+        <w:rPr>
+          <w:rFonts w:ascii="Times New Roman" w:eastAsia="Times New Roman" w:hAnsi="Times New Roman" w:cs="Times New Roman"/>
+          <w:bCs/>
+          <w:color w:val="000000"/>
+          <w:sz w:val="28"/>
+          <w:szCs w:val="28"/>
+          <w:lang w:eastAsia="ru-RU"/>
+        </w:rPr>
+        <w:t xml:space="preserve"> отклонение </w:t>
+      </w:r>
+      <w:r>
+        <w:rPr>
+          <w:rFonts w:ascii="Times New Roman" w:eastAsia="Times New Roman" w:hAnsi="Times New Roman" w:cs="Times New Roman"/>
+          <w:bCs/>
+          <w:color w:val="000000"/>
+          <w:sz w:val="28"/>
+          <w:szCs w:val="28"/>
+          <w:lang w:val="en-US" w:eastAsia="ru-RU"/>
+        </w:rPr>
+        <w:t>s</w:t>
+      </w:r>
+      <w:r>
+        <w:rPr>
+          <w:rFonts w:ascii="Times New Roman" w:eastAsia="Times New Roman" w:hAnsi="Times New Roman" w:cs="Times New Roman"/>
+          <w:bCs/>
+          <w:color w:val="000000"/>
+          <w:sz w:val="28"/>
+          <w:szCs w:val="28"/>
+          <w:lang w:eastAsia="ru-RU"/>
+        </w:rPr>
+        <w:t xml:space="preserve">. </w:t>
+      </w:r>
+    </w:p>
+    <w:p>
+      <w:pPr>
+        <w:rPr>
+          <w:rFonts w:ascii="Times New Roman" w:eastAsia="Times New Roman" w:hAnsi="Times New Roman" w:cs="Times New Roman"/>
+          <w:bCs/>
+          <w:i/>
+          <w:color w:val="000000"/>
+          <w:sz w:val="28"/>
+          <w:szCs w:val="28"/>
+          <w:lang w:eastAsia="ru-RU"/>
+        </w:rPr>
+      </w:pPr>
+      <w:r>
+        <w:rPr>
+          <w:rFonts w:ascii="Times New Roman" w:eastAsia="Times New Roman" w:hAnsi="Times New Roman" w:cs="Times New Roman"/>
+          <w:bCs/>
+          <w:color w:val="000000"/>
+          <w:sz w:val="28"/>
+          <w:szCs w:val="28"/>
+          <w:lang w:eastAsia="ru-RU"/>
+        </w:rPr>
+        <w:t xml:space="preserve">Случайная величина </w:t>
+      </w:r>
+      <m:oMath>
+        <m:r>
+          <w:rPr>
+            <w:rFonts w:ascii="Cambria Math" w:eastAsia="Times New Roman" w:hAnsi="Cambria Math" w:cs="Times New Roman"/>
+            <w:color w:val="000000"/>
+            <w:sz w:val="28"/>
+            <w:szCs w:val="28"/>
+            <w:lang w:eastAsia="ru-RU"/>
+          </w:rPr>
+          <m:t>T=</m:t>
+        </m:r>
+        <m:rad>
+          <m:radPr>
+            <m:degHide m:val="1"/>
+            <m:ctrlPr>
+              <w:rPr>
+                <w:rFonts w:ascii="Cambria Math" w:eastAsia="Times New Roman" w:hAnsi="Cambria Math" w:cs="Times New Roman"/>
+                <w:bCs/>
+                <w:i/>
+                <w:color w:val="000000"/>
+                <w:sz w:val="28"/>
+                <w:szCs w:val="28"/>
+                <w:lang w:eastAsia="ru-RU"/>
+              </w:rPr>
+            </m:ctrlPr>
+          </m:radPr>
+          <m:deg/>
+          <m:e>
+            <m:r>
+              <w:rPr>
+                <w:rFonts w:ascii="Cambria Math" w:eastAsia="Times New Roman" w:hAnsi="Cambria Math" w:cs="Times New Roman"/>
+                <w:color w:val="000000"/>
+                <w:sz w:val="28"/>
+                <w:szCs w:val="28"/>
+                <w:lang w:eastAsia="ru-RU"/>
+              </w:rPr>
+              <m:t>n-1</m:t>
+            </m:r>
+          </m:e>
+        </m:rad>
+        <m:f>
+          <m:fPr>
+            <m:ctrlPr>
+              <w:rPr>
+                <w:rFonts w:ascii="Cambria Math" w:eastAsia="Times New Roman" w:hAnsi="Cambria Math" w:cs="Times New Roman"/>
+                <w:bCs/>
+                <w:i/>
+                <w:color w:val="000000"/>
+                <w:sz w:val="28"/>
+                <w:szCs w:val="28"/>
+                <w:lang w:eastAsia="ru-RU"/>
+              </w:rPr>
+            </m:ctrlPr>
+          </m:fPr>
+          <m:num>
+            <m:acc>
+              <m:accPr>
+                <m:chr m:val="̅"/>
+                <m:ctrlPr>
+                  <w:rPr>
+                    <w:rFonts w:ascii="Cambria Math" w:eastAsia="Times New Roman" w:hAnsi="Cambria Math" w:cs="Times New Roman"/>
+                    <w:bCs/>
+                    <w:i/>
+                    <w:color w:val="000000"/>
+                    <w:sz w:val="28"/>
+                    <w:szCs w:val="28"/>
+                    <w:lang w:eastAsia="ru-RU"/>
+                  </w:rPr>
+                </m:ctrlPr>
+              </m:accPr>
+              <m:e>
+                <m:r>
+                  <w:rPr>
+                    <w:rFonts w:ascii="Cambria Math" w:eastAsia="Times New Roman" w:hAnsi="Cambria Math" w:cs="Times New Roman"/>
+                    <w:color w:val="000000"/>
+                    <w:sz w:val="28"/>
+                    <w:szCs w:val="28"/>
+                    <w:lang w:val="en-US" w:eastAsia="ru-RU"/>
+                  </w:rPr>
+                  <m:t>x</m:t>
+                </m:r>
+              </m:e>
+            </m:acc>
+            <m:r>
+              <w:rPr>
+                <w:rFonts w:ascii="Cambria Math" w:eastAsia="Times New Roman" w:hAnsi="Cambria Math" w:cs="Times New Roman"/>
+                <w:color w:val="000000"/>
+                <w:sz w:val="28"/>
+                <w:szCs w:val="28"/>
+                <w:lang w:eastAsia="ru-RU"/>
+              </w:rPr>
+              <m:t>-m</m:t>
+            </m:r>
+          </m:num>
+          <m:den>
+            <m:r>
+              <w:rPr>
+                <w:rFonts w:ascii="Cambria Math" w:eastAsia="Times New Roman" w:hAnsi="Cambria Math" w:cs="Times New Roman"/>
+                <w:color w:val="000000"/>
+                <w:sz w:val="28"/>
+                <w:szCs w:val="28"/>
+                <w:lang w:eastAsia="ru-RU"/>
+              </w:rPr>
+              <m:t>s</m:t>
+            </m:r>
+          </m:den>
+        </m:f>
+        <m:r>
+          <w:rPr>
+            <w:rFonts w:ascii="Cambria Math" w:eastAsia="Times New Roman" w:hAnsi="Cambria Math" w:cs="Times New Roman"/>
+            <w:color w:val="000000"/>
+            <w:sz w:val="28"/>
+            <w:szCs w:val="28"/>
+            <w:lang w:eastAsia="ru-RU"/>
+          </w:rPr>
+          <m:t>,</m:t>
+        </m:r>
+      </m:oMath>
+      <w:r>
+        <w:rPr>
+          <w:rFonts w:ascii="Times New Roman" w:eastAsia="Times New Roman" w:hAnsi="Times New Roman" w:cs="Times New Roman"/>
+          <w:bCs/>
+          <w:color w:val="000000"/>
+          <w:sz w:val="28"/>
+          <w:szCs w:val="28"/>
+          <w:lang w:eastAsia="ru-RU"/>
+        </w:rPr>
+        <w:t xml:space="preserve"> называемая статистикой Стьюдента, распределена по закону Стьюдента с </w:t>
+      </w:r>
+      <w:r>
+        <w:rPr>
+          <w:rFonts w:ascii="Times New Roman" w:eastAsia="Times New Roman" w:hAnsi="Times New Roman" w:cs="Times New Roman"/>
+          <w:bCs/>
+          <w:color w:val="000000"/>
+          <w:sz w:val="28"/>
+          <w:szCs w:val="28"/>
+          <w:lang w:val="en-US" w:eastAsia="ru-RU"/>
+        </w:rPr>
+        <w:t>n</w:t>
+      </w:r>
+      <w:r>
+        <w:rPr>
+          <w:rFonts w:ascii="Times New Roman" w:eastAsia="Times New Roman" w:hAnsi="Times New Roman" w:cs="Times New Roman"/>
+          <w:bCs/>
+          <w:color w:val="000000"/>
+          <w:sz w:val="28"/>
+          <w:szCs w:val="28"/>
+          <w:lang w:eastAsia="ru-RU"/>
+        </w:rPr>
+        <w:t xml:space="preserve">-1 </w:t>
+      </w:r>
+      <w:r>
+        <w:rPr>
+          <w:rFonts w:ascii="Times New Roman" w:eastAsia="Times New Roman" w:hAnsi="Times New Roman" w:cs="Times New Roman"/>
+          <w:bCs/>
+          <w:color w:val="000000"/>
+          <w:sz w:val="28"/>
+          <w:szCs w:val="28"/>
+          <w:lang w:eastAsia="ru-RU"/>
+        </w:rPr>
+        <w:t>степенью свободы.</w:t>
+      </w:r>
+    </w:p>
+    <w:p>
+      <w:pPr>
+        <w:rPr>
+          <w:rFonts w:ascii="Times New Roman" w:eastAsia="Times New Roman" w:hAnsi="Times New Roman" w:cs="Times New Roman"/>
+          <w:bCs/>
+          <w:color w:val="000000"/>
+          <w:sz w:val="28"/>
+          <w:szCs w:val="28"/>
+          <w:lang w:eastAsia="ru-RU"/>
+        </w:rPr>
+      </w:pPr>
+      <w:r>
+        <w:rPr>
+          <w:rFonts w:ascii="Times New Roman" w:eastAsia="Times New Roman" w:hAnsi="Times New Roman" w:cs="Times New Roman"/>
+          <w:bCs/>
+          <w:color w:val="000000"/>
+          <w:sz w:val="28"/>
+          <w:szCs w:val="28"/>
+          <w:lang w:eastAsia="ru-RU"/>
+        </w:rPr>
+        <w:t xml:space="preserve">Доверительный интервал для математического ожидания m с доверительной вероятностью </w:t>
       </w:r>
       <m:oMath>
         <m:r>
@@ -2343,6 +2738,891 @@
               <w:szCs w:val="28"/>
               <w:lang w:eastAsia="ru-RU"/>
             </w:rPr>
+            <m:t>P</m:t>
+          </m:r>
+          <m:d>
+            <m:dPr>
+              <m:ctrlPr>
+                <w:rPr>
+                  <w:rFonts w:ascii="Cambria Math" w:eastAsia="Times New Roman" w:hAnsi="Cambria Math" w:cs="Times New Roman"/>
+                  <w:i/>
+                  <w:color w:val="000000"/>
+                  <w:sz w:val="28"/>
+                  <w:szCs w:val="28"/>
+                  <w:lang w:eastAsia="ru-RU"/>
+                </w:rPr>
+              </m:ctrlPr>
+            </m:dPr>
+            <m:e>
+              <m:acc>
+                <m:accPr>
+                  <m:chr m:val="̅"/>
+                  <m:ctrlPr>
+                    <w:rPr>
+                      <w:rFonts w:ascii="Cambria Math" w:eastAsia="Times New Roman" w:hAnsi="Cambria Math" w:cs="Times New Roman"/>
+                      <w:bCs/>
+                      <w:i/>
+                      <w:color w:val="000000"/>
+                      <w:sz w:val="28"/>
+                      <w:szCs w:val="28"/>
+                      <w:lang w:eastAsia="ru-RU"/>
+                    </w:rPr>
+                  </m:ctrlPr>
+                </m:accPr>
+                <m:e>
+                  <m:r>
+                    <w:rPr>
+                      <w:rFonts w:ascii="Cambria Math" w:eastAsia="Times New Roman" w:hAnsi="Cambria Math" w:cs="Times New Roman"/>
+                      <w:color w:val="000000"/>
+                      <w:sz w:val="28"/>
+                      <w:szCs w:val="28"/>
+                      <w:lang w:val="en-US" w:eastAsia="ru-RU"/>
+                    </w:rPr>
+                    <m:t>x</m:t>
+                  </m:r>
+                </m:e>
+              </m:acc>
+              <m:r>
+                <w:rPr>
+                  <w:rFonts w:ascii="Cambria Math" w:eastAsia="Times New Roman" w:hAnsi="Cambria Math" w:cs="Times New Roman"/>
+                  <w:color w:val="000000"/>
+                  <w:sz w:val="28"/>
+                  <w:szCs w:val="28"/>
+                  <w:lang w:eastAsia="ru-RU"/>
+                </w:rPr>
+                <m:t>-</m:t>
+              </m:r>
+              <m:f>
+                <m:fPr>
+                  <m:ctrlPr>
+                    <w:rPr>
+                      <w:rFonts w:ascii="Cambria Math" w:eastAsia="Times New Roman" w:hAnsi="Cambria Math" w:cs="Times New Roman"/>
+                      <w:bCs/>
+                      <w:i/>
+                      <w:color w:val="000000"/>
+                      <w:sz w:val="28"/>
+                      <w:szCs w:val="28"/>
+                      <w:lang w:eastAsia="ru-RU"/>
+                    </w:rPr>
+                  </m:ctrlPr>
+                </m:fPr>
+                <m:num>
+                  <m:r>
+                    <w:rPr>
+                      <w:rFonts w:ascii="Cambria Math" w:eastAsia="Times New Roman" w:hAnsi="Cambria Math" w:cs="Times New Roman"/>
+                      <w:color w:val="000000"/>
+                      <w:sz w:val="28"/>
+                      <w:szCs w:val="28"/>
+                      <w:lang w:eastAsia="ru-RU"/>
+                    </w:rPr>
+                    <m:t>s*</m:t>
+                  </m:r>
+                  <m:sSub>
+                    <m:sSubPr>
+                      <m:ctrlPr>
+                        <w:rPr>
+                          <w:rFonts w:ascii="Cambria Math" w:eastAsia="Times New Roman" w:hAnsi="Cambria Math" w:cs="Times New Roman"/>
+                          <w:bCs/>
+                          <w:i/>
+                          <w:color w:val="000000"/>
+                          <w:sz w:val="28"/>
+                          <w:szCs w:val="28"/>
+                          <w:lang w:eastAsia="ru-RU"/>
+                        </w:rPr>
+                      </m:ctrlPr>
+                    </m:sSubPr>
+                    <m:e>
+                      <m:r>
+                        <w:rPr>
+                          <w:rFonts w:ascii="Cambria Math" w:eastAsia="Times New Roman" w:hAnsi="Cambria Math" w:cs="Times New Roman"/>
+                          <w:color w:val="000000"/>
+                          <w:sz w:val="28"/>
+                          <w:szCs w:val="28"/>
+                          <w:lang w:val="en-US" w:eastAsia="ru-RU"/>
+                        </w:rPr>
+                        <m:t>t</m:t>
+                      </m:r>
+                    </m:e>
+                    <m:sub>
+                      <m:r>
+                        <w:rPr>
+                          <w:rFonts w:ascii="Cambria Math" w:eastAsia="Times New Roman" w:hAnsi="Cambria Math" w:cs="Times New Roman"/>
+                          <w:color w:val="000000"/>
+                          <w:sz w:val="28"/>
+                          <w:szCs w:val="28"/>
+                          <w:lang w:eastAsia="ru-RU"/>
+                        </w:rPr>
+                        <m:t>1-</m:t>
+                      </m:r>
+                      <m:f>
+                        <m:fPr>
+                          <m:ctrlPr>
+                            <w:rPr>
+                              <w:rFonts w:ascii="Cambria Math" w:eastAsia="Times New Roman" w:hAnsi="Cambria Math" w:cs="Times New Roman"/>
+                              <w:bCs/>
+                              <w:i/>
+                              <w:color w:val="000000"/>
+                              <w:sz w:val="28"/>
+                              <w:szCs w:val="28"/>
+                              <w:lang w:eastAsia="ru-RU"/>
+                            </w:rPr>
+                          </m:ctrlPr>
+                        </m:fPr>
+                        <m:num>
+                          <m:r>
+                            <w:rPr>
+                              <w:rFonts w:ascii="Cambria Math" w:eastAsia="Times New Roman" w:hAnsi="Cambria Math" w:cs="Times New Roman"/>
+                              <w:color w:val="000000"/>
+                              <w:sz w:val="28"/>
+                              <w:szCs w:val="28"/>
+                              <w:lang w:eastAsia="ru-RU"/>
+                            </w:rPr>
+                            <m:t>α</m:t>
+                          </m:r>
+                        </m:num>
+                        <m:den>
+                          <m:r>
+                            <w:rPr>
+                              <w:rFonts w:ascii="Cambria Math" w:eastAsia="Times New Roman" w:hAnsi="Cambria Math" w:cs="Times New Roman"/>
+                              <w:color w:val="000000"/>
+                              <w:sz w:val="28"/>
+                              <w:szCs w:val="28"/>
+                              <w:lang w:eastAsia="ru-RU"/>
+                            </w:rPr>
+                            <m:t>2</m:t>
+                          </m:r>
+                        </m:den>
+                      </m:f>
+                    </m:sub>
+                  </m:sSub>
+                  <m:d>
+                    <m:dPr>
+                      <m:ctrlPr>
+                        <w:rPr>
+                          <w:rFonts w:ascii="Cambria Math" w:eastAsia="Times New Roman" w:hAnsi="Cambria Math" w:cs="Times New Roman"/>
+                          <w:bCs/>
+                          <w:i/>
+                          <w:color w:val="000000"/>
+                          <w:sz w:val="28"/>
+                          <w:szCs w:val="28"/>
+                          <w:lang w:eastAsia="ru-RU"/>
+                        </w:rPr>
+                      </m:ctrlPr>
+                    </m:dPr>
+                    <m:e>
+                      <m:r>
+                        <w:rPr>
+                          <w:rFonts w:ascii="Cambria Math" w:eastAsia="Times New Roman" w:hAnsi="Cambria Math" w:cs="Times New Roman"/>
+                          <w:color w:val="000000"/>
+                          <w:sz w:val="28"/>
+                          <w:szCs w:val="28"/>
+                          <w:lang w:eastAsia="ru-RU"/>
+                        </w:rPr>
+                        <m:t>n-1</m:t>
+                      </m:r>
+                    </m:e>
+                  </m:d>
+                </m:num>
+                <m:den>
+                  <m:rad>
+                    <m:radPr>
+                      <m:degHide m:val="1"/>
+                      <m:ctrlPr>
+                        <w:rPr>
+                          <w:rFonts w:ascii="Cambria Math" w:eastAsia="Times New Roman" w:hAnsi="Cambria Math" w:cs="Times New Roman"/>
+                          <w:bCs/>
+                          <w:i/>
+                          <w:color w:val="000000"/>
+                          <w:sz w:val="28"/>
+                          <w:szCs w:val="28"/>
+                          <w:lang w:eastAsia="ru-RU"/>
+                        </w:rPr>
+                      </m:ctrlPr>
+                    </m:radPr>
+                    <m:deg/>
+                    <m:e>
+                      <m:r>
+                        <w:rPr>
+                          <w:rFonts w:ascii="Cambria Math" w:eastAsia="Times New Roman" w:hAnsi="Cambria Math" w:cs="Times New Roman"/>
+                          <w:color w:val="000000"/>
+                          <w:sz w:val="28"/>
+                          <w:szCs w:val="28"/>
+                          <w:lang w:eastAsia="ru-RU"/>
+                        </w:rPr>
+                        <m:t>n-1</m:t>
+                      </m:r>
+                    </m:e>
+                  </m:rad>
+                </m:den>
+              </m:f>
+              <m:r>
+                <w:rPr>
+                  <w:rFonts w:ascii="Cambria Math" w:eastAsia="Times New Roman" w:hAnsi="Cambria Math" w:cs="Times New Roman"/>
+                  <w:color w:val="000000"/>
+                  <w:sz w:val="28"/>
+                  <w:szCs w:val="28"/>
+                  <w:lang w:eastAsia="ru-RU"/>
+                </w:rPr>
+                <m:t>&lt;m&lt;</m:t>
+              </m:r>
+              <m:acc>
+                <m:accPr>
+                  <m:chr m:val="̅"/>
+                  <m:ctrlPr>
+                    <w:rPr>
+                      <w:rFonts w:ascii="Cambria Math" w:eastAsia="Times New Roman" w:hAnsi="Cambria Math" w:cs="Times New Roman"/>
+                      <w:bCs/>
+                      <w:i/>
+                      <w:color w:val="000000"/>
+                      <w:sz w:val="28"/>
+                      <w:szCs w:val="28"/>
+                      <w:lang w:eastAsia="ru-RU"/>
+                    </w:rPr>
+                  </m:ctrlPr>
+                </m:accPr>
+                <m:e>
+                  <m:r>
+                    <w:rPr>
+                      <w:rFonts w:ascii="Cambria Math" w:eastAsia="Times New Roman" w:hAnsi="Cambria Math" w:cs="Times New Roman"/>
+                      <w:color w:val="000000"/>
+                      <w:sz w:val="28"/>
+                      <w:szCs w:val="28"/>
+                      <w:lang w:val="en-US" w:eastAsia="ru-RU"/>
+                    </w:rPr>
+                    <m:t>x</m:t>
+                  </m:r>
+                </m:e>
+              </m:acc>
+              <m:r>
+                <w:rPr>
+                  <w:rFonts w:ascii="Cambria Math" w:eastAsia="Times New Roman" w:hAnsi="Cambria Math" w:cs="Times New Roman"/>
+                  <w:color w:val="000000"/>
+                  <w:sz w:val="28"/>
+                  <w:szCs w:val="28"/>
+                  <w:lang w:eastAsia="ru-RU"/>
+                </w:rPr>
+                <m:t>+</m:t>
+              </m:r>
+              <m:f>
+                <m:fPr>
+                  <m:ctrlPr>
+                    <w:rPr>
+                      <w:rFonts w:ascii="Cambria Math" w:eastAsia="Times New Roman" w:hAnsi="Cambria Math" w:cs="Times New Roman"/>
+                      <w:bCs/>
+                      <w:i/>
+                      <w:color w:val="000000"/>
+                      <w:sz w:val="28"/>
+                      <w:szCs w:val="28"/>
+                      <w:lang w:eastAsia="ru-RU"/>
+                    </w:rPr>
+                  </m:ctrlPr>
+                </m:fPr>
+                <m:num>
+                  <m:r>
+                    <w:rPr>
+                      <w:rFonts w:ascii="Cambria Math" w:eastAsia="Times New Roman" w:hAnsi="Cambria Math" w:cs="Times New Roman"/>
+                      <w:color w:val="000000"/>
+                      <w:sz w:val="28"/>
+                      <w:szCs w:val="28"/>
+                      <w:lang w:eastAsia="ru-RU"/>
+                    </w:rPr>
+                    <m:t>s*</m:t>
+                  </m:r>
+                  <m:sSub>
+                    <m:sSubPr>
+                      <m:ctrlPr>
+                        <w:rPr>
+                          <w:rFonts w:ascii="Cambria Math" w:eastAsia="Times New Roman" w:hAnsi="Cambria Math" w:cs="Times New Roman"/>
+                          <w:bCs/>
+                          <w:i/>
+                          <w:color w:val="000000"/>
+                          <w:sz w:val="28"/>
+                          <w:szCs w:val="28"/>
+                          <w:lang w:eastAsia="ru-RU"/>
+                        </w:rPr>
+                      </m:ctrlPr>
+                    </m:sSubPr>
+                    <m:e>
+                      <m:r>
+                        <w:rPr>
+                          <w:rFonts w:ascii="Cambria Math" w:eastAsia="Times New Roman" w:hAnsi="Cambria Math" w:cs="Times New Roman"/>
+                          <w:color w:val="000000"/>
+                          <w:sz w:val="28"/>
+                          <w:szCs w:val="28"/>
+                          <w:lang w:eastAsia="ru-RU"/>
+                        </w:rPr>
+                        <m:t>t</m:t>
+                      </m:r>
+                    </m:e>
+                    <m:sub>
+                      <m:r>
+                        <w:rPr>
+                          <w:rFonts w:ascii="Cambria Math" w:eastAsia="Times New Roman" w:hAnsi="Cambria Math" w:cs="Times New Roman"/>
+                          <w:color w:val="000000"/>
+                          <w:sz w:val="28"/>
+                          <w:szCs w:val="28"/>
+                          <w:lang w:eastAsia="ru-RU"/>
+                        </w:rPr>
+                        <m:t>1-</m:t>
+                      </m:r>
+                      <m:f>
+                        <m:fPr>
+                          <m:ctrlPr>
+                            <w:rPr>
+                              <w:rFonts w:ascii="Cambria Math" w:eastAsia="Times New Roman" w:hAnsi="Cambria Math" w:cs="Times New Roman"/>
+                              <w:bCs/>
+                              <w:i/>
+                              <w:color w:val="000000"/>
+                              <w:sz w:val="28"/>
+                              <w:szCs w:val="28"/>
+                              <w:lang w:eastAsia="ru-RU"/>
+                            </w:rPr>
+                          </m:ctrlPr>
+                        </m:fPr>
+                        <m:num>
+                          <m:r>
+                            <w:rPr>
+                              <w:rFonts w:ascii="Cambria Math" w:eastAsia="Times New Roman" w:hAnsi="Cambria Math" w:cs="Times New Roman"/>
+                              <w:color w:val="000000"/>
+                              <w:sz w:val="28"/>
+                              <w:szCs w:val="28"/>
+                              <w:lang w:eastAsia="ru-RU"/>
+                            </w:rPr>
+                            <m:t>α</m:t>
+                          </m:r>
+                        </m:num>
+                        <m:den>
+                          <m:r>
+                            <w:rPr>
+                              <w:rFonts w:ascii="Cambria Math" w:eastAsia="Times New Roman" w:hAnsi="Cambria Math" w:cs="Times New Roman"/>
+                              <w:color w:val="000000"/>
+                              <w:sz w:val="28"/>
+                              <w:szCs w:val="28"/>
+                              <w:lang w:eastAsia="ru-RU"/>
+                            </w:rPr>
+                            <m:t>2</m:t>
+                          </m:r>
+                        </m:den>
+                      </m:f>
+                    </m:sub>
+                  </m:sSub>
+                  <m:d>
+                    <m:dPr>
+                      <m:ctrlPr>
+                        <w:rPr>
+                          <w:rFonts w:ascii="Cambria Math" w:eastAsia="Times New Roman" w:hAnsi="Cambria Math" w:cs="Times New Roman"/>
+                          <w:bCs/>
+                          <w:i/>
+                          <w:color w:val="000000"/>
+                          <w:sz w:val="28"/>
+                          <w:szCs w:val="28"/>
+                          <w:lang w:eastAsia="ru-RU"/>
+                        </w:rPr>
+                      </m:ctrlPr>
+                    </m:dPr>
+                    <m:e>
+                      <m:r>
+                        <w:rPr>
+                          <w:rFonts w:ascii="Cambria Math" w:eastAsia="Times New Roman" w:hAnsi="Cambria Math" w:cs="Times New Roman"/>
+                          <w:color w:val="000000"/>
+                          <w:sz w:val="28"/>
+                          <w:szCs w:val="28"/>
+                          <w:lang w:eastAsia="ru-RU"/>
+                        </w:rPr>
+                        <m:t>n-1</m:t>
+                      </m:r>
+                    </m:e>
+                  </m:d>
+                </m:num>
+                <m:den>
+                  <m:rad>
+                    <m:radPr>
+                      <m:degHide m:val="1"/>
+                      <m:ctrlPr>
+                        <w:rPr>
+                          <w:rFonts w:ascii="Cambria Math" w:eastAsia="Times New Roman" w:hAnsi="Cambria Math" w:cs="Times New Roman"/>
+                          <w:bCs/>
+                          <w:i/>
+                          <w:color w:val="000000"/>
+                          <w:sz w:val="28"/>
+                          <w:szCs w:val="28"/>
+                          <w:lang w:eastAsia="ru-RU"/>
+                        </w:rPr>
+                      </m:ctrlPr>
+                    </m:radPr>
+                    <m:deg/>
+                    <m:e>
+                      <m:r>
+                        <w:rPr>
+                          <w:rFonts w:ascii="Cambria Math" w:eastAsia="Times New Roman" w:hAnsi="Cambria Math" w:cs="Times New Roman"/>
+                          <w:color w:val="000000"/>
+                          <w:sz w:val="28"/>
+                          <w:szCs w:val="28"/>
+                          <w:lang w:eastAsia="ru-RU"/>
+                        </w:rPr>
+                        <m:t>n-1</m:t>
+                      </m:r>
+                    </m:e>
+                  </m:rad>
+                </m:den>
+              </m:f>
+            </m:e>
+          </m:d>
+          <m:r>
+            <w:rPr>
+              <w:rFonts w:ascii="Cambria Math" w:eastAsia="Times New Roman" w:hAnsi="Cambria Math" w:cs="Times New Roman"/>
+              <w:color w:val="000000"/>
+              <w:sz w:val="28"/>
+              <w:szCs w:val="28"/>
+              <w:lang w:eastAsia="ru-RU"/>
+            </w:rPr>
+            <m:t>=1-α,</m:t>
+          </m:r>
+        </m:oMath>
+      </m:oMathPara>
+    </w:p>
+    <w:p>
+      <w:pPr>
+        <w:rPr>
+          <w:rFonts w:ascii="Times New Roman" w:eastAsia="Times New Roman" w:hAnsi="Times New Roman" w:cs="Times New Roman"/>
+          <w:bCs/>
+          <w:color w:val="000000"/>
+          <w:sz w:val="28"/>
+          <w:szCs w:val="28"/>
+          <w:lang w:eastAsia="ru-RU"/>
+        </w:rPr>
+      </w:pPr>
+      <w:r>
+        <w:rPr>
+          <w:rFonts w:ascii="Times New Roman" w:eastAsia="Times New Roman" w:hAnsi="Times New Roman" w:cs="Times New Roman"/>
+          <w:bCs/>
+          <w:color w:val="000000"/>
+          <w:sz w:val="28"/>
+          <w:szCs w:val="28"/>
+          <w:lang w:eastAsia="ru-RU"/>
+        </w:rPr>
+        <w:t xml:space="preserve">где </w:t>
+      </w:r>
+      <m:oMath>
+        <m:acc>
+          <m:accPr>
+            <m:chr m:val="̅"/>
+            <m:ctrlPr>
+              <w:rPr>
+                <w:rFonts w:ascii="Cambria Math" w:eastAsia="Times New Roman" w:hAnsi="Cambria Math" w:cs="Times New Roman"/>
+                <w:bCs/>
+                <w:i/>
+                <w:color w:val="000000"/>
+                <w:sz w:val="28"/>
+                <w:szCs w:val="28"/>
+                <w:lang w:eastAsia="ru-RU"/>
+              </w:rPr>
+            </m:ctrlPr>
+          </m:accPr>
+          <m:e>
+            <m:r>
+              <w:rPr>
+                <w:rFonts w:ascii="Cambria Math" w:eastAsia="Times New Roman" w:hAnsi="Cambria Math" w:cs="Times New Roman"/>
+                <w:color w:val="000000"/>
+                <w:sz w:val="28"/>
+                <w:szCs w:val="28"/>
+                <w:lang w:val="en-US" w:eastAsia="ru-RU"/>
+              </w:rPr>
+              <m:t>x</m:t>
+            </m:r>
+          </m:e>
+        </m:acc>
+      </m:oMath>
+      <w:r>
+        <w:rPr>
+          <w:rFonts w:ascii="Times New Roman" w:eastAsia="Times New Roman" w:hAnsi="Times New Roman" w:cs="Times New Roman"/>
+          <w:bCs/>
+          <w:color w:val="000000"/>
+          <w:sz w:val="28"/>
+          <w:szCs w:val="28"/>
+          <w:lang w:eastAsia="ru-RU"/>
+        </w:rPr>
+        <w:t xml:space="preserve"> - выборочное среднее, </w:t>
+      </w:r>
+      <w:r>
+        <w:rPr>
+          <w:rFonts w:ascii="Times New Roman" w:eastAsia="Times New Roman" w:hAnsi="Times New Roman" w:cs="Times New Roman"/>
+          <w:bCs/>
+          <w:color w:val="000000"/>
+          <w:sz w:val="28"/>
+          <w:szCs w:val="28"/>
+          <w:lang w:val="en-US" w:eastAsia="ru-RU"/>
+        </w:rPr>
+        <w:t>s</w:t>
+      </w:r>
+      <w:r>
+        <w:rPr>
+          <w:rFonts w:ascii="Times New Roman" w:eastAsia="Times New Roman" w:hAnsi="Times New Roman" w:cs="Times New Roman"/>
+          <w:bCs/>
+          <w:color w:val="000000"/>
+          <w:sz w:val="28"/>
+          <w:szCs w:val="28"/>
+          <w:lang w:eastAsia="ru-RU"/>
+        </w:rPr>
+        <w:t xml:space="preserve"> </w:t>
+      </w:r>
+      <w:r>
+        <w:rPr>
+          <w:rFonts w:ascii="Times New Roman" w:eastAsia="Times New Roman" w:hAnsi="Times New Roman" w:cs="Times New Roman"/>
+          <w:bCs/>
+          <w:color w:val="000000"/>
+          <w:sz w:val="28"/>
+          <w:szCs w:val="28"/>
+          <w:lang w:eastAsia="ru-RU"/>
+        </w:rPr>
+        <w:t>-</w:t>
+      </w:r>
+      <w:r>
+        <w:rPr>
+          <w:rFonts w:ascii="Times New Roman" w:eastAsia="Times New Roman" w:hAnsi="Times New Roman" w:cs="Times New Roman"/>
+          <w:bCs/>
+          <w:color w:val="000000"/>
+          <w:sz w:val="28"/>
+          <w:szCs w:val="28"/>
+          <w:lang w:eastAsia="ru-RU"/>
+        </w:rPr>
+        <w:t xml:space="preserve"> </w:t>
+      </w:r>
+      <w:r>
+        <w:rPr>
+          <w:rFonts w:ascii="Times New Roman" w:eastAsia="Times New Roman" w:hAnsi="Times New Roman" w:cs="Times New Roman"/>
+          <w:bCs/>
+          <w:color w:val="000000"/>
+          <w:sz w:val="28"/>
+          <w:szCs w:val="28"/>
+          <w:lang w:eastAsia="ru-RU"/>
+        </w:rPr>
+        <w:t>корень из выборочной дисперсии</w:t>
+      </w:r>
+      <w:r>
+        <w:rPr>
+          <w:rFonts w:ascii="Times New Roman" w:eastAsia="Times New Roman" w:hAnsi="Times New Roman" w:cs="Times New Roman"/>
+          <w:bCs/>
+          <w:color w:val="000000"/>
+          <w:sz w:val="28"/>
+          <w:szCs w:val="28"/>
+          <w:lang w:eastAsia="ru-RU"/>
+        </w:rPr>
+        <w:t xml:space="preserve"> (стандартное отклонение)</w:t>
+      </w:r>
+      <w:r>
+        <w:rPr>
+          <w:rFonts w:ascii="Times New Roman" w:eastAsia="Times New Roman" w:hAnsi="Times New Roman" w:cs="Times New Roman"/>
+          <w:bCs/>
+          <w:color w:val="000000"/>
+          <w:sz w:val="28"/>
+          <w:szCs w:val="28"/>
+          <w:lang w:eastAsia="ru-RU"/>
+        </w:rPr>
+        <w:t xml:space="preserve">, </w:t>
+      </w:r>
+      <w:r>
+        <w:rPr>
+          <w:rFonts w:ascii="Times New Roman" w:eastAsia="Times New Roman" w:hAnsi="Times New Roman" w:cs="Times New Roman"/>
+          <w:bCs/>
+          <w:color w:val="000000"/>
+          <w:sz w:val="28"/>
+          <w:szCs w:val="28"/>
+          <w:lang w:val="en-US" w:eastAsia="ru-RU"/>
+        </w:rPr>
+        <w:t>n</w:t>
+      </w:r>
+      <w:r>
+        <w:rPr>
+          <w:rFonts w:ascii="Times New Roman" w:eastAsia="Times New Roman" w:hAnsi="Times New Roman" w:cs="Times New Roman"/>
+          <w:bCs/>
+          <w:color w:val="000000"/>
+          <w:sz w:val="28"/>
+          <w:szCs w:val="28"/>
+          <w:lang w:eastAsia="ru-RU"/>
+        </w:rPr>
+        <w:t xml:space="preserve"> </w:t>
+      </w:r>
+      <w:r>
+        <w:rPr>
+          <w:rFonts w:ascii="Times New Roman" w:eastAsia="Times New Roman" w:hAnsi="Times New Roman" w:cs="Times New Roman"/>
+          <w:bCs/>
+          <w:color w:val="000000"/>
+          <w:sz w:val="28"/>
+          <w:szCs w:val="28"/>
+          <w:lang w:eastAsia="ru-RU"/>
+        </w:rPr>
+        <w:t xml:space="preserve">- объём выборки, </w:t>
+      </w:r>
+      <m:oMath>
+        <m:sSub>
+          <m:sSubPr>
+            <m:ctrlPr>
+              <w:rPr>
+                <w:rFonts w:ascii="Cambria Math" w:eastAsia="Times New Roman" w:hAnsi="Cambria Math" w:cs="Times New Roman"/>
+                <w:bCs/>
+                <w:i/>
+                <w:color w:val="000000"/>
+                <w:sz w:val="28"/>
+                <w:szCs w:val="28"/>
+                <w:lang w:eastAsia="ru-RU"/>
+              </w:rPr>
+            </m:ctrlPr>
+          </m:sSubPr>
+          <m:e>
+            <m:r>
+              <w:rPr>
+                <w:rFonts w:ascii="Cambria Math" w:eastAsia="Times New Roman" w:hAnsi="Cambria Math" w:cs="Times New Roman"/>
+                <w:color w:val="000000"/>
+                <w:sz w:val="28"/>
+                <w:szCs w:val="28"/>
+                <w:lang w:eastAsia="ru-RU"/>
+              </w:rPr>
+              <m:t>t</m:t>
+            </m:r>
+          </m:e>
+          <m:sub>
+            <m:r>
+              <w:rPr>
+                <w:rFonts w:ascii="Cambria Math" w:eastAsia="Times New Roman" w:hAnsi="Cambria Math" w:cs="Times New Roman"/>
+                <w:color w:val="000000"/>
+                <w:sz w:val="28"/>
+                <w:szCs w:val="28"/>
+                <w:lang w:eastAsia="ru-RU"/>
+              </w:rPr>
+              <m:t>1-</m:t>
+            </m:r>
+            <m:f>
+              <m:fPr>
+                <m:ctrlPr>
+                  <w:rPr>
+                    <w:rFonts w:ascii="Cambria Math" w:eastAsia="Times New Roman" w:hAnsi="Cambria Math" w:cs="Times New Roman"/>
+                    <w:bCs/>
+                    <w:i/>
+                    <w:color w:val="000000"/>
+                    <w:sz w:val="28"/>
+                    <w:szCs w:val="28"/>
+                    <w:lang w:eastAsia="ru-RU"/>
+                  </w:rPr>
+                </m:ctrlPr>
+              </m:fPr>
+              <m:num>
+                <m:r>
+                  <w:rPr>
+                    <w:rFonts w:ascii="Cambria Math" w:eastAsia="Times New Roman" w:hAnsi="Cambria Math" w:cs="Times New Roman"/>
+                    <w:color w:val="000000"/>
+                    <w:sz w:val="28"/>
+                    <w:szCs w:val="28"/>
+                    <w:lang w:eastAsia="ru-RU"/>
+                  </w:rPr>
+                  <m:t>α</m:t>
+                </m:r>
+              </m:num>
+              <m:den>
+                <m:r>
+                  <w:rPr>
+                    <w:rFonts w:ascii="Cambria Math" w:eastAsia="Times New Roman" w:hAnsi="Cambria Math" w:cs="Times New Roman"/>
+                    <w:color w:val="000000"/>
+                    <w:sz w:val="28"/>
+                    <w:szCs w:val="28"/>
+                    <w:lang w:eastAsia="ru-RU"/>
+                  </w:rPr>
+                  <m:t>2</m:t>
+                </m:r>
+              </m:den>
+            </m:f>
+          </m:sub>
+        </m:sSub>
+      </m:oMath>
+      <w:r>
+        <w:rPr>
+          <w:rFonts w:ascii="Times New Roman" w:eastAsia="Times New Roman" w:hAnsi="Times New Roman" w:cs="Times New Roman"/>
+          <w:bCs/>
+          <w:color w:val="000000"/>
+          <w:sz w:val="28"/>
+          <w:szCs w:val="28"/>
+          <w:lang w:eastAsia="ru-RU"/>
+        </w:rPr>
+        <w:t xml:space="preserve"> - квантиль распределения Стьюдента с </w:t>
+      </w:r>
+      <w:r>
+        <w:rPr>
+          <w:rFonts w:ascii="Times New Roman" w:eastAsia="Times New Roman" w:hAnsi="Times New Roman" w:cs="Times New Roman"/>
+          <w:bCs/>
+          <w:color w:val="000000"/>
+          <w:sz w:val="28"/>
+          <w:szCs w:val="28"/>
+          <w:lang w:val="en-US" w:eastAsia="ru-RU"/>
+        </w:rPr>
+        <w:t>n</w:t>
+      </w:r>
+      <w:r>
+        <w:rPr>
+          <w:rFonts w:ascii="Times New Roman" w:eastAsia="Times New Roman" w:hAnsi="Times New Roman" w:cs="Times New Roman"/>
+          <w:bCs/>
+          <w:color w:val="000000"/>
+          <w:sz w:val="28"/>
+          <w:szCs w:val="28"/>
+          <w:lang w:eastAsia="ru-RU"/>
+        </w:rPr>
+        <w:t xml:space="preserve">-1 </w:t>
+      </w:r>
+      <w:r>
+        <w:rPr>
+          <w:rFonts w:ascii="Times New Roman" w:eastAsia="Times New Roman" w:hAnsi="Times New Roman" w:cs="Times New Roman"/>
+          <w:bCs/>
+          <w:color w:val="000000"/>
+          <w:sz w:val="28"/>
+          <w:szCs w:val="28"/>
+          <w:lang w:eastAsia="ru-RU"/>
+        </w:rPr>
+        <w:t>степенью свободы порядка</w:t>
+      </w:r>
+      <w:r>
+        <w:rPr>
+          <w:rFonts w:ascii="Times New Roman" w:eastAsia="Times New Roman" w:hAnsi="Times New Roman" w:cs="Times New Roman"/>
+          <w:bCs/>
+          <w:color w:val="000000"/>
+          <w:sz w:val="28"/>
+          <w:szCs w:val="28"/>
+          <w:lang w:eastAsia="ru-RU"/>
+        </w:rPr>
+        <w:t xml:space="preserve"> </w:t>
+      </w:r>
+      <m:oMath>
+        <m:r>
+          <w:rPr>
+            <w:rFonts w:ascii="Cambria Math" w:eastAsia="Times New Roman" w:hAnsi="Cambria Math" w:cs="Times New Roman"/>
+            <w:color w:val="000000"/>
+            <w:sz w:val="28"/>
+            <w:szCs w:val="28"/>
+            <w:lang w:eastAsia="ru-RU"/>
+          </w:rPr>
+          <m:t>1-</m:t>
+        </m:r>
+        <m:f>
+          <m:fPr>
+            <m:ctrlPr>
+              <w:rPr>
+                <w:rFonts w:ascii="Cambria Math" w:eastAsia="Times New Roman" w:hAnsi="Cambria Math" w:cs="Times New Roman"/>
+                <w:bCs/>
+                <w:i/>
+                <w:color w:val="000000"/>
+                <w:sz w:val="28"/>
+                <w:szCs w:val="28"/>
+                <w:lang w:eastAsia="ru-RU"/>
+              </w:rPr>
+            </m:ctrlPr>
+          </m:fPr>
+          <m:num>
+            <m:r>
+              <w:rPr>
+                <w:rFonts w:ascii="Cambria Math" w:eastAsia="Times New Roman" w:hAnsi="Cambria Math" w:cs="Times New Roman"/>
+                <w:color w:val="000000"/>
+                <w:sz w:val="28"/>
+                <w:szCs w:val="28"/>
+                <w:lang w:eastAsia="ru-RU"/>
+              </w:rPr>
+              <m:t>α</m:t>
+            </m:r>
+          </m:num>
+          <m:den>
+            <m:r>
+              <w:rPr>
+                <w:rFonts w:ascii="Cambria Math" w:eastAsia="Times New Roman" w:hAnsi="Cambria Math" w:cs="Times New Roman"/>
+                <w:color w:val="000000"/>
+                <w:sz w:val="28"/>
+                <w:szCs w:val="28"/>
+                <w:lang w:eastAsia="ru-RU"/>
+              </w:rPr>
+              <m:t>2</m:t>
+            </m:r>
+          </m:den>
+        </m:f>
+      </m:oMath>
+      <w:r>
+        <w:rPr>
+          <w:rFonts w:ascii="Times New Roman" w:eastAsia="Times New Roman" w:hAnsi="Times New Roman" w:cs="Times New Roman"/>
+          <w:bCs/>
+          <w:color w:val="000000"/>
+          <w:sz w:val="28"/>
+          <w:szCs w:val="28"/>
+          <w:lang w:eastAsia="ru-RU"/>
+        </w:rPr>
+        <w:t>.</w:t>
+      </w:r>
+    </w:p>
+    <w:p>
+      <w:pPr>
+        <w:rPr>
+          <w:rFonts w:ascii="Times New Roman" w:eastAsia="Times New Roman" w:hAnsi="Times New Roman" w:cs="Times New Roman"/>
+          <w:bCs/>
+          <w:i/>
+          <w:color w:val="000000"/>
+          <w:sz w:val="28"/>
+          <w:szCs w:val="28"/>
+          <w:lang w:eastAsia="ru-RU"/>
+        </w:rPr>
+      </w:pPr>
+      <w:r>
+        <w:rPr>
+          <w:rFonts w:ascii="Times New Roman" w:eastAsia="Times New Roman" w:hAnsi="Times New Roman" w:cs="Times New Roman"/>
+          <w:bCs/>
+          <w:color w:val="000000"/>
+          <w:sz w:val="28"/>
+          <w:szCs w:val="28"/>
+          <w:lang w:eastAsia="ru-RU"/>
+        </w:rPr>
+        <w:t xml:space="preserve">Приближение нормальным распределением: при больших объёмах выборки распределение Стьюдента стремится к стандартному нормальному. Поэтому для выборки </w:t>
+      </w:r>
+      <w:r>
+        <w:rPr>
+          <w:rFonts w:ascii="Times New Roman" w:eastAsia="Times New Roman" w:hAnsi="Times New Roman" w:cs="Times New Roman"/>
+          <w:bCs/>
+          <w:color w:val="000000"/>
+          <w:sz w:val="28"/>
+          <w:szCs w:val="28"/>
+          <w:lang w:val="en-US" w:eastAsia="ru-RU"/>
+        </w:rPr>
+        <w:t>n=100</w:t>
+      </w:r>
+      <w:r>
+        <w:rPr>
+          <w:rFonts w:ascii="Times New Roman" w:eastAsia="Times New Roman" w:hAnsi="Times New Roman" w:cs="Times New Roman"/>
+          <w:bCs/>
+          <w:color w:val="000000"/>
+          <w:sz w:val="28"/>
+          <w:szCs w:val="28"/>
+          <w:lang w:eastAsia="ru-RU"/>
+        </w:rPr>
+        <w:t xml:space="preserve"> можно использовать приближённую формулу </w:t>
+      </w:r>
+      <m:oMath>
+        <m:r>
+          <m:rPr>
+            <m:sty m:val="p"/>
+          </m:rPr>
+          <w:rPr>
+            <w:rFonts w:ascii="Cambria Math" w:eastAsia="Times New Roman" w:hAnsi="Cambria Math" w:cs="Times New Roman"/>
+            <w:color w:val="000000"/>
+            <w:sz w:val="28"/>
+            <w:szCs w:val="28"/>
+            <w:lang w:eastAsia="ru-RU"/>
+          </w:rPr>
+          <w:br/>
+        </m:r>
+      </m:oMath>
+      <m:oMathPara>
+        <m:oMath>
+          <m:r>
+            <w:rPr>
+              <w:rFonts w:ascii="Cambria Math" w:eastAsia="Times New Roman" w:hAnsi="Cambria Math" w:cs="Times New Roman"/>
+              <w:color w:val="000000"/>
+              <w:sz w:val="28"/>
+              <w:szCs w:val="28"/>
+              <w:lang w:eastAsia="ru-RU"/>
+            </w:rPr>
+            <w:lastRenderedPageBreak/>
             <m:t>P(</m:t>
           </m:r>
           <m:acc>
@@ -2711,17 +3991,7 @@
               <w:szCs w:val="28"/>
               <w:lang w:eastAsia="ru-RU"/>
             </w:rPr>
-            <m:t>)≈γ</m:t>
-          </m:r>
-          <m:r>
-            <w:rPr>
-              <w:rFonts w:ascii="Cambria Math" w:eastAsia="Times New Roman" w:hAnsi="Cambria Math" w:cs="Times New Roman"/>
-              <w:color w:val="000000"/>
-              <w:sz w:val="28"/>
-              <w:szCs w:val="28"/>
-              <w:lang w:eastAsia="ru-RU"/>
-            </w:rPr>
-            <m:t>,</m:t>
+            <m:t>)≈γ,</m:t>
           </m:r>
         </m:oMath>
       </m:oMathPara>
@@ -2747,146 +4017,6 @@
           <w:lang w:eastAsia="ru-RU"/>
         </w:rPr>
         <w:t xml:space="preserve">где </w:t>
-      </w:r>
-      <m:oMath>
-        <m:acc>
-          <m:accPr>
-            <m:chr m:val="̅"/>
-            <m:ctrlPr>
-              <w:rPr>
-                <w:rFonts w:ascii="Cambria Math" w:eastAsia="Times New Roman" w:hAnsi="Cambria Math" w:cs="Times New Roman"/>
-                <w:bCs/>
-                <w:i/>
-                <w:color w:val="000000"/>
-                <w:sz w:val="28"/>
-                <w:szCs w:val="28"/>
-                <w:lang w:eastAsia="ru-RU"/>
-              </w:rPr>
-            </m:ctrlPr>
-          </m:accPr>
-          <m:e>
-            <m:r>
-              <w:rPr>
-                <w:rFonts w:ascii="Cambria Math" w:eastAsia="Times New Roman" w:hAnsi="Cambria Math" w:cs="Times New Roman"/>
-                <w:color w:val="000000"/>
-                <w:sz w:val="28"/>
-                <w:szCs w:val="28"/>
-                <w:lang w:val="en-US" w:eastAsia="ru-RU"/>
-              </w:rPr>
-              <m:t>x</m:t>
-            </m:r>
-          </m:e>
-        </m:acc>
-      </m:oMath>
-      <w:r>
-        <w:rPr>
-          <w:rFonts w:ascii="Times New Roman" w:eastAsia="Times New Roman" w:hAnsi="Times New Roman" w:cs="Times New Roman"/>
-          <w:bCs/>
-          <w:color w:val="000000"/>
-          <w:sz w:val="28"/>
-          <w:szCs w:val="28"/>
-          <w:lang w:eastAsia="ru-RU"/>
-        </w:rPr>
-        <w:t xml:space="preserve"> - выборочное среднее, </w:t>
-      </w:r>
-      <w:r>
-        <w:rPr>
-          <w:rFonts w:ascii="Times New Roman" w:eastAsia="Times New Roman" w:hAnsi="Times New Roman" w:cs="Times New Roman"/>
-          <w:bCs/>
-          <w:color w:val="000000"/>
-          <w:sz w:val="28"/>
-          <w:szCs w:val="28"/>
-          <w:lang w:val="en-US" w:eastAsia="ru-RU"/>
-        </w:rPr>
-        <w:t>s</w:t>
-      </w:r>
-      <w:r>
-        <w:rPr>
-          <w:rFonts w:ascii="Times New Roman" w:eastAsia="Times New Roman" w:hAnsi="Times New Roman" w:cs="Times New Roman"/>
-          <w:bCs/>
-          <w:color w:val="000000"/>
-          <w:sz w:val="28"/>
-          <w:szCs w:val="28"/>
-          <w:lang w:eastAsia="ru-RU"/>
-        </w:rPr>
-        <w:t xml:space="preserve"> </w:t>
-      </w:r>
-      <w:r>
-        <w:rPr>
-          <w:rFonts w:ascii="Times New Roman" w:eastAsia="Times New Roman" w:hAnsi="Times New Roman" w:cs="Times New Roman"/>
-          <w:bCs/>
-          <w:color w:val="000000"/>
-          <w:sz w:val="28"/>
-          <w:szCs w:val="28"/>
-          <w:lang w:eastAsia="ru-RU"/>
-        </w:rPr>
-        <w:t>-</w:t>
-      </w:r>
-      <w:r>
-        <w:rPr>
-          <w:rFonts w:ascii="Times New Roman" w:eastAsia="Times New Roman" w:hAnsi="Times New Roman" w:cs="Times New Roman"/>
-          <w:bCs/>
-          <w:color w:val="000000"/>
-          <w:sz w:val="28"/>
-          <w:szCs w:val="28"/>
-          <w:lang w:eastAsia="ru-RU"/>
-        </w:rPr>
-        <w:t xml:space="preserve"> </w:t>
-      </w:r>
-      <w:r>
-        <w:rPr>
-          <w:rFonts w:ascii="Times New Roman" w:eastAsia="Times New Roman" w:hAnsi="Times New Roman" w:cs="Times New Roman"/>
-          <w:bCs/>
-          <w:color w:val="000000"/>
-          <w:sz w:val="28"/>
-          <w:szCs w:val="28"/>
-          <w:lang w:eastAsia="ru-RU"/>
-        </w:rPr>
-        <w:t>корень из выборочной дисперсии</w:t>
-      </w:r>
-      <w:r>
-        <w:rPr>
-          <w:rFonts w:ascii="Times New Roman" w:eastAsia="Times New Roman" w:hAnsi="Times New Roman" w:cs="Times New Roman"/>
-          <w:bCs/>
-          <w:color w:val="000000"/>
-          <w:sz w:val="28"/>
-          <w:szCs w:val="28"/>
-          <w:lang w:eastAsia="ru-RU"/>
-        </w:rPr>
-        <w:t xml:space="preserve">, </w:t>
-      </w:r>
-      <w:r>
-        <w:rPr>
-          <w:rFonts w:ascii="Times New Roman" w:eastAsia="Times New Roman" w:hAnsi="Times New Roman" w:cs="Times New Roman"/>
-          <w:bCs/>
-          <w:color w:val="000000"/>
-          <w:sz w:val="28"/>
-          <w:szCs w:val="28"/>
-          <w:lang w:val="en-US" w:eastAsia="ru-RU"/>
-        </w:rPr>
-        <w:t>n</w:t>
-      </w:r>
-      <w:r>
-        <w:rPr>
-          <w:rFonts w:ascii="Times New Roman" w:eastAsia="Times New Roman" w:hAnsi="Times New Roman" w:cs="Times New Roman"/>
-          <w:bCs/>
-          <w:color w:val="000000"/>
-          <w:sz w:val="28"/>
-          <w:szCs w:val="28"/>
-          <w:lang w:eastAsia="ru-RU"/>
-        </w:rPr>
-        <w:t xml:space="preserve"> </w:t>
-      </w:r>
-      <w:r>
-        <w:rPr>
-          <w:rFonts w:ascii="Times New Roman" w:eastAsia="Times New Roman" w:hAnsi="Times New Roman" w:cs="Times New Roman"/>
-          <w:bCs/>
-          <w:color w:val="000000"/>
-          <w:sz w:val="28"/>
-          <w:szCs w:val="28"/>
-          <w:lang w:eastAsia="ru-RU"/>
-        </w:rPr>
-        <w:t xml:space="preserve">- объём выборки, </w:t>
       </w:r>
       <m:oMath>
         <m:sSub>
@@ -3030,67 +4160,7 @@
           </m:den>
         </m:f>
       </m:oMath>
-    </w:p>
-    <w:p>
-      <w:pPr>
-        <w:pStyle w:val="ad"/>
-        <w:numPr>
-          <w:ilvl w:val="0"/>
-          <w:numId w:val="31"/>
-        </w:numPr>
-        <w:rPr>
-          <w:rFonts w:asciiTheme="majorHAnsi" w:eastAsiaTheme="majorEastAsia" w:hAnsiTheme="majorHAnsi" w:cstheme="majorBidi"/>
-          <w:color w:val="2E74B5" w:themeColor="accent1" w:themeShade="BF"/>
-          <w:spacing w:val="0"/>
-          <w:sz w:val="36"/>
-          <w:szCs w:val="36"/>
-        </w:rPr>
-      </w:pPr>
-      <w:r>
-        <w:rPr>
-          <w:rFonts w:asciiTheme="majorHAnsi" w:eastAsiaTheme="majorEastAsia" w:hAnsiTheme="majorHAnsi" w:cstheme="majorBidi"/>
-          <w:color w:val="2E74B5" w:themeColor="accent1" w:themeShade="BF"/>
-          <w:spacing w:val="0"/>
-          <w:sz w:val="36"/>
-          <w:szCs w:val="36"/>
-        </w:rPr>
-        <w:t xml:space="preserve">Доверительный интервал для </w:t>
-      </w:r>
-      <w:r>
-        <w:rPr>
-          <w:rFonts w:asciiTheme="majorHAnsi" w:eastAsiaTheme="majorEastAsia" w:hAnsiTheme="majorHAnsi" w:cstheme="majorBidi"/>
-          <w:color w:val="2E74B5" w:themeColor="accent1" w:themeShade="BF"/>
-          <w:spacing w:val="0"/>
-          <w:sz w:val="36"/>
-          <w:szCs w:val="36"/>
-        </w:rPr>
-        <w:t xml:space="preserve">среднего </w:t>
-      </w:r>
-      <w:proofErr w:type="spellStart"/>
-      <w:r>
-        <w:rPr>
-          <w:rFonts w:asciiTheme="majorHAnsi" w:eastAsiaTheme="majorEastAsia" w:hAnsiTheme="majorHAnsi" w:cstheme="majorBidi"/>
-          <w:color w:val="2E74B5" w:themeColor="accent1" w:themeShade="BF"/>
-          <w:spacing w:val="0"/>
-          <w:sz w:val="36"/>
-          <w:szCs w:val="36"/>
-        </w:rPr>
-        <w:t>квадратического</w:t>
-      </w:r>
-      <w:proofErr w:type="spellEnd"/>
-      <w:r>
-        <w:rPr>
-          <w:rFonts w:asciiTheme="majorHAnsi" w:eastAsiaTheme="majorEastAsia" w:hAnsiTheme="majorHAnsi" w:cstheme="majorBidi"/>
-          <w:color w:val="2E74B5" w:themeColor="accent1" w:themeShade="BF"/>
-          <w:spacing w:val="0"/>
-          <w:sz w:val="36"/>
-          <w:szCs w:val="36"/>
-        </w:rPr>
-        <w:t xml:space="preserve"> отклонения</w:t>
-      </w:r>
-    </w:p>
-    <w:p>
-      <w:pPr>
+      <w:r>
         <w:rPr>
           <w:rFonts w:ascii="Times New Roman" w:eastAsia="Times New Roman" w:hAnsi="Times New Roman" w:cs="Times New Roman"/>
           <w:bCs/>
@@ -3099,80 +4169,9 @@
           <w:szCs w:val="28"/>
           <w:lang w:eastAsia="ru-RU"/>
         </w:rPr>
-      </w:pPr>
-      <w:r>
-        <w:rPr>
-          <w:rFonts w:ascii="Times New Roman" w:eastAsia="Times New Roman" w:hAnsi="Times New Roman" w:cs="Times New Roman"/>
-          <w:bCs/>
-          <w:color w:val="000000"/>
-          <w:sz w:val="28"/>
-          <w:szCs w:val="28"/>
-          <w:lang w:eastAsia="ru-RU"/>
-        </w:rPr>
-        <w:t>Д</w:t>
-      </w:r>
-      <w:r>
-        <w:rPr>
-          <w:rFonts w:ascii="Times New Roman" w:eastAsia="Times New Roman" w:hAnsi="Times New Roman" w:cs="Times New Roman"/>
-          <w:bCs/>
-          <w:color w:val="000000"/>
-          <w:sz w:val="28"/>
-          <w:szCs w:val="28"/>
-          <w:lang w:eastAsia="ru-RU"/>
-        </w:rPr>
-        <w:t>оверительный интервал для </w:t>
-      </w:r>
-      <w:r>
-        <w:rPr>
-          <w:rFonts w:ascii="Times New Roman" w:eastAsia="Times New Roman" w:hAnsi="Times New Roman" w:cs="Times New Roman"/>
-          <w:bCs/>
-          <w:color w:val="000000"/>
-          <w:sz w:val="28"/>
-          <w:szCs w:val="28"/>
-          <w:lang w:eastAsia="ru-RU"/>
-        </w:rPr>
-        <w:t xml:space="preserve">корня из среднего </w:t>
+        <w:t xml:space="preserve"> (при </w:t>
       </w:r>
       <m:oMath>
-        <m:sSup>
-          <m:sSupPr>
-            <m:ctrlPr>
-              <w:rPr>
-                <w:rFonts w:ascii="Cambria Math" w:eastAsia="Times New Roman" w:hAnsi="Cambria Math" w:cs="Times New Roman"/>
-                <w:bCs/>
-                <w:i/>
-                <w:color w:val="000000"/>
-                <w:sz w:val="28"/>
-                <w:szCs w:val="28"/>
-                <w:lang w:eastAsia="ru-RU"/>
-              </w:rPr>
-            </m:ctrlPr>
-          </m:sSupPr>
-          <m:e>
-            <m:r>
-              <w:rPr>
-                <w:rFonts w:ascii="Cambria Math" w:eastAsia="Times New Roman" w:hAnsi="Cambria Math" w:cs="Times New Roman"/>
-                <w:color w:val="000000"/>
-                <w:sz w:val="28"/>
-                <w:szCs w:val="28"/>
-                <w:lang w:val="en-US" w:eastAsia="ru-RU"/>
-              </w:rPr>
-              <m:t>s</m:t>
-            </m:r>
-          </m:e>
-          <m:sup>
-            <m:r>
-              <w:rPr>
-                <w:rFonts w:ascii="Cambria Math" w:eastAsia="Times New Roman" w:hAnsi="Cambria Math" w:cs="Times New Roman"/>
-                <w:color w:val="000000"/>
-                <w:sz w:val="28"/>
-                <w:szCs w:val="28"/>
-                <w:lang w:eastAsia="ru-RU"/>
-              </w:rPr>
-              <m:t>2</m:t>
-            </m:r>
-          </m:sup>
-        </m:sSup>
         <m:r>
           <w:rPr>
             <w:rFonts w:ascii="Cambria Math" w:eastAsia="Times New Roman" w:hAnsi="Cambria Math" w:cs="Times New Roman"/>
@@ -3181,20 +4180,128 @@
             <w:szCs w:val="28"/>
             <w:lang w:eastAsia="ru-RU"/>
           </w:rPr>
-          <m:t xml:space="preserve"> </m:t>
+          <m:t xml:space="preserve">α=0.05, </m:t>
+        </m:r>
+        <m:sSub>
+          <m:sSubPr>
+            <m:ctrlPr>
+              <w:rPr>
+                <w:rFonts w:ascii="Cambria Math" w:eastAsia="Times New Roman" w:hAnsi="Cambria Math" w:cs="Times New Roman"/>
+                <w:bCs/>
+                <w:i/>
+                <w:color w:val="000000"/>
+                <w:sz w:val="28"/>
+                <w:szCs w:val="28"/>
+                <w:lang w:eastAsia="ru-RU"/>
+              </w:rPr>
+            </m:ctrlPr>
+          </m:sSubPr>
+          <m:e>
+            <m:r>
+              <w:rPr>
+                <w:rFonts w:ascii="Cambria Math" w:eastAsia="Times New Roman" w:hAnsi="Cambria Math" w:cs="Times New Roman"/>
+                <w:color w:val="000000"/>
+                <w:sz w:val="28"/>
+                <w:szCs w:val="28"/>
+                <w:lang w:eastAsia="ru-RU"/>
+              </w:rPr>
+              <m:t>u</m:t>
+            </m:r>
+          </m:e>
+          <m:sub>
+            <m:r>
+              <w:rPr>
+                <w:rFonts w:ascii="Cambria Math" w:eastAsia="Times New Roman" w:hAnsi="Cambria Math" w:cs="Times New Roman"/>
+                <w:color w:val="000000"/>
+                <w:sz w:val="28"/>
+                <w:szCs w:val="28"/>
+                <w:lang w:eastAsia="ru-RU"/>
+              </w:rPr>
+              <m:t>0.975</m:t>
+            </m:r>
+          </m:sub>
+        </m:sSub>
+        <m:r>
+          <w:rPr>
+            <w:rFonts w:ascii="Cambria Math" w:eastAsia="Times New Roman" w:hAnsi="Cambria Math" w:cs="Times New Roman"/>
+            <w:color w:val="000000"/>
+            <w:sz w:val="28"/>
+            <w:szCs w:val="28"/>
+            <w:lang w:eastAsia="ru-RU"/>
+          </w:rPr>
+          <m:t xml:space="preserve">≈1.96 </m:t>
         </m:r>
       </m:oMath>
       <w:r>
         <w:rPr>
           <w:rFonts w:ascii="Times New Roman" w:eastAsia="Times New Roman" w:hAnsi="Times New Roman" w:cs="Times New Roman"/>
+          <w:color w:val="000000"/>
+          <w:sz w:val="28"/>
+          <w:szCs w:val="28"/>
+          <w:lang w:eastAsia="ru-RU"/>
+        </w:rPr>
+        <w:t>).</w:t>
+      </w:r>
+    </w:p>
+    <w:p>
+      <w:pPr>
+        <w:pStyle w:val="ad"/>
+        <w:numPr>
+          <w:ilvl w:val="0"/>
+          <w:numId w:val="31"/>
+        </w:numPr>
+        <w:rPr>
+          <w:rFonts w:asciiTheme="majorHAnsi" w:eastAsiaTheme="majorEastAsia" w:hAnsiTheme="majorHAnsi" w:cstheme="majorBidi"/>
+          <w:color w:val="2E74B5" w:themeColor="accent1" w:themeShade="BF"/>
+          <w:spacing w:val="0"/>
+          <w:sz w:val="36"/>
+          <w:szCs w:val="36"/>
+        </w:rPr>
+      </w:pPr>
+      <w:r>
+        <w:rPr>
+          <w:rFonts w:asciiTheme="majorHAnsi" w:eastAsiaTheme="majorEastAsia" w:hAnsiTheme="majorHAnsi" w:cstheme="majorBidi"/>
+          <w:color w:val="2E74B5" w:themeColor="accent1" w:themeShade="BF"/>
+          <w:spacing w:val="0"/>
+          <w:sz w:val="36"/>
+          <w:szCs w:val="36"/>
+        </w:rPr>
+        <w:t xml:space="preserve">Доверительный интервал для среднего </w:t>
+      </w:r>
+      <w:proofErr w:type="spellStart"/>
+      <w:r>
+        <w:rPr>
+          <w:rFonts w:asciiTheme="majorHAnsi" w:eastAsiaTheme="majorEastAsia" w:hAnsiTheme="majorHAnsi" w:cstheme="majorBidi"/>
+          <w:color w:val="2E74B5" w:themeColor="accent1" w:themeShade="BF"/>
+          <w:spacing w:val="0"/>
+          <w:sz w:val="36"/>
+          <w:szCs w:val="36"/>
+        </w:rPr>
+        <w:t>квадратического</w:t>
+      </w:r>
+      <w:proofErr w:type="spellEnd"/>
+      <w:r>
+        <w:rPr>
+          <w:rFonts w:asciiTheme="majorHAnsi" w:eastAsiaTheme="majorEastAsia" w:hAnsiTheme="majorHAnsi" w:cstheme="majorBidi"/>
+          <w:color w:val="2E74B5" w:themeColor="accent1" w:themeShade="BF"/>
+          <w:spacing w:val="0"/>
+          <w:sz w:val="36"/>
+          <w:szCs w:val="36"/>
+        </w:rPr>
+        <w:t xml:space="preserve"> отклонения</w:t>
+      </w:r>
+    </w:p>
+    <w:p>
+      <w:pPr>
+        <w:rPr>
+          <w:rFonts w:ascii="Times New Roman" w:eastAsia="Times New Roman" w:hAnsi="Times New Roman" w:cs="Times New Roman"/>
           <w:bCs/>
           <w:color w:val="000000"/>
           <w:sz w:val="28"/>
           <w:szCs w:val="28"/>
           <w:lang w:eastAsia="ru-RU"/>
         </w:rPr>
-        <w:t>с доверительной вероятностью</w:t>
-      </w:r>
+      </w:pPr>
       <w:r>
         <w:rPr>
           <w:rFonts w:ascii="Times New Roman" w:eastAsia="Times New Roman" w:hAnsi="Times New Roman" w:cs="Times New Roman"/>
@@ -3204,7 +4311,1149 @@
           <w:szCs w:val="28"/>
           <w:lang w:eastAsia="ru-RU"/>
         </w:rPr>
+        <w:t xml:space="preserve">Пусть </w:t>
+      </w:r>
+      <m:oMath>
+        <m:sSub>
+          <m:sSubPr>
+            <m:ctrlPr>
+              <w:rPr>
+                <w:rFonts w:ascii="Cambria Math" w:eastAsia="Times New Roman" w:hAnsi="Cambria Math" w:cs="Times New Roman"/>
+                <w:bCs/>
+                <w:i/>
+                <w:color w:val="000000"/>
+                <w:sz w:val="28"/>
+                <w:szCs w:val="28"/>
+                <w:lang w:eastAsia="ru-RU"/>
+              </w:rPr>
+            </m:ctrlPr>
+          </m:sSubPr>
+          <m:e>
+            <m:r>
+              <w:rPr>
+                <w:rFonts w:ascii="Cambria Math" w:eastAsia="Times New Roman" w:hAnsi="Cambria Math" w:cs="Times New Roman"/>
+                <w:color w:val="000000"/>
+                <w:sz w:val="28"/>
+                <w:szCs w:val="28"/>
+                <w:lang w:eastAsia="ru-RU"/>
+              </w:rPr>
+              <m:t>x</m:t>
+            </m:r>
+          </m:e>
+          <m:sub>
+            <m:r>
+              <w:rPr>
+                <w:rFonts w:ascii="Cambria Math" w:eastAsia="Times New Roman" w:hAnsi="Cambria Math" w:cs="Times New Roman"/>
+                <w:color w:val="000000"/>
+                <w:sz w:val="28"/>
+                <w:szCs w:val="28"/>
+                <w:lang w:eastAsia="ru-RU"/>
+              </w:rPr>
+              <m:t>1</m:t>
+            </m:r>
+          </m:sub>
+        </m:sSub>
+        <m:r>
+          <w:rPr>
+            <w:rFonts w:ascii="Cambria Math" w:eastAsia="Times New Roman" w:hAnsi="Cambria Math" w:cs="Times New Roman"/>
+            <w:color w:val="000000"/>
+            <w:sz w:val="28"/>
+            <w:szCs w:val="28"/>
+            <w:lang w:eastAsia="ru-RU"/>
+          </w:rPr>
+          <m:t>,</m:t>
+        </m:r>
+        <m:sSub>
+          <m:sSubPr>
+            <m:ctrlPr>
+              <w:rPr>
+                <w:rFonts w:ascii="Cambria Math" w:eastAsia="Times New Roman" w:hAnsi="Cambria Math" w:cs="Times New Roman"/>
+                <w:bCs/>
+                <w:i/>
+                <w:color w:val="000000"/>
+                <w:sz w:val="28"/>
+                <w:szCs w:val="28"/>
+                <w:lang w:eastAsia="ru-RU"/>
+              </w:rPr>
+            </m:ctrlPr>
+          </m:sSubPr>
+          <m:e>
+            <m:r>
+              <w:rPr>
+                <w:rFonts w:ascii="Cambria Math" w:eastAsia="Times New Roman" w:hAnsi="Cambria Math" w:cs="Times New Roman"/>
+                <w:color w:val="000000"/>
+                <w:sz w:val="28"/>
+                <w:szCs w:val="28"/>
+                <w:lang w:eastAsia="ru-RU"/>
+              </w:rPr>
+              <m:t>x</m:t>
+            </m:r>
+          </m:e>
+          <m:sub>
+            <m:r>
+              <w:rPr>
+                <w:rFonts w:ascii="Cambria Math" w:eastAsia="Times New Roman" w:hAnsi="Cambria Math" w:cs="Times New Roman"/>
+                <w:color w:val="000000"/>
+                <w:sz w:val="28"/>
+                <w:szCs w:val="28"/>
+                <w:lang w:eastAsia="ru-RU"/>
+              </w:rPr>
+              <m:t>2</m:t>
+            </m:r>
+          </m:sub>
+        </m:sSub>
+        <m:r>
+          <w:rPr>
+            <w:rFonts w:ascii="Cambria Math" w:eastAsia="Times New Roman" w:hAnsi="Cambria Math" w:cs="Times New Roman"/>
+            <w:color w:val="000000"/>
+            <w:sz w:val="28"/>
+            <w:szCs w:val="28"/>
+            <w:lang w:eastAsia="ru-RU"/>
+          </w:rPr>
+          <m:t>,…,</m:t>
+        </m:r>
+        <m:sSub>
+          <m:sSubPr>
+            <m:ctrlPr>
+              <w:rPr>
+                <w:rFonts w:ascii="Cambria Math" w:eastAsia="Times New Roman" w:hAnsi="Cambria Math" w:cs="Times New Roman"/>
+                <w:bCs/>
+                <w:i/>
+                <w:color w:val="000000"/>
+                <w:sz w:val="28"/>
+                <w:szCs w:val="28"/>
+                <w:lang w:eastAsia="ru-RU"/>
+              </w:rPr>
+            </m:ctrlPr>
+          </m:sSubPr>
+          <m:e>
+            <m:r>
+              <w:rPr>
+                <w:rFonts w:ascii="Cambria Math" w:eastAsia="Times New Roman" w:hAnsi="Cambria Math" w:cs="Times New Roman"/>
+                <w:color w:val="000000"/>
+                <w:sz w:val="28"/>
+                <w:szCs w:val="28"/>
+                <w:lang w:eastAsia="ru-RU"/>
+              </w:rPr>
+              <m:t>x</m:t>
+            </m:r>
+          </m:e>
+          <m:sub>
+            <m:r>
+              <w:rPr>
+                <w:rFonts w:ascii="Cambria Math" w:eastAsia="Times New Roman" w:hAnsi="Cambria Math" w:cs="Times New Roman"/>
+                <w:color w:val="000000"/>
+                <w:sz w:val="28"/>
+                <w:szCs w:val="28"/>
+                <w:lang w:eastAsia="ru-RU"/>
+              </w:rPr>
+              <m:t>n</m:t>
+            </m:r>
+          </m:sub>
+        </m:sSub>
+      </m:oMath>
+      <w:r>
+        <w:rPr>
+          <w:rFonts w:ascii="Times New Roman" w:eastAsia="Times New Roman" w:hAnsi="Times New Roman" w:cs="Times New Roman"/>
+          <w:bCs/>
+          <w:color w:val="000000"/>
+          <w:sz w:val="28"/>
+          <w:szCs w:val="28"/>
+          <w:lang w:eastAsia="ru-RU"/>
+        </w:rPr>
+        <w:t xml:space="preserve"> - выборка из нормального распределения с неизвестными параметрами </w:t>
+      </w:r>
+      <w:r>
+        <w:rPr>
+          <w:rFonts w:ascii="Times New Roman" w:eastAsia="Times New Roman" w:hAnsi="Times New Roman" w:cs="Times New Roman"/>
+          <w:bCs/>
+          <w:color w:val="000000"/>
+          <w:sz w:val="28"/>
+          <w:szCs w:val="28"/>
+          <w:lang w:val="en-US" w:eastAsia="ru-RU"/>
+        </w:rPr>
+        <w:t>m</w:t>
+      </w:r>
+      <w:r>
+        <w:rPr>
+          <w:rFonts w:ascii="Times New Roman" w:eastAsia="Times New Roman" w:hAnsi="Times New Roman" w:cs="Times New Roman"/>
+          <w:bCs/>
+          <w:color w:val="000000"/>
+          <w:sz w:val="28"/>
+          <w:szCs w:val="28"/>
+          <w:lang w:eastAsia="ru-RU"/>
+        </w:rPr>
         <w:t xml:space="preserve"> </w:t>
+      </w:r>
+      <w:r>
+        <w:rPr>
+          <w:rFonts w:ascii="Times New Roman" w:eastAsia="Times New Roman" w:hAnsi="Times New Roman" w:cs="Times New Roman"/>
+          <w:bCs/>
+          <w:color w:val="000000"/>
+          <w:sz w:val="28"/>
+          <w:szCs w:val="28"/>
+          <w:lang w:eastAsia="ru-RU"/>
+        </w:rPr>
+        <w:t xml:space="preserve">и </w:t>
+      </w:r>
+      <m:oMath>
+        <m:r>
+          <w:rPr>
+            <w:rFonts w:ascii="Cambria Math" w:eastAsia="Times New Roman" w:hAnsi="Cambria Math" w:cs="Times New Roman"/>
+            <w:color w:val="000000"/>
+            <w:sz w:val="28"/>
+            <w:szCs w:val="28"/>
+            <w:lang w:eastAsia="ru-RU"/>
+          </w:rPr>
+          <m:t>σ</m:t>
+        </m:r>
+      </m:oMath>
+      <w:r>
+        <w:rPr>
+          <w:rFonts w:ascii="Times New Roman" w:eastAsia="Times New Roman" w:hAnsi="Times New Roman" w:cs="Times New Roman"/>
+          <w:bCs/>
+          <w:color w:val="000000"/>
+          <w:sz w:val="28"/>
+          <w:szCs w:val="28"/>
+          <w:lang w:eastAsia="ru-RU"/>
+        </w:rPr>
+        <w:t xml:space="preserve">. На её основе строим выборочную дисперсию </w:t>
+      </w:r>
+      <m:oMath>
+        <m:sSup>
+          <m:sSupPr>
+            <m:ctrlPr>
+              <w:rPr>
+                <w:rFonts w:ascii="Cambria Math" w:eastAsia="Times New Roman" w:hAnsi="Cambria Math" w:cs="Times New Roman"/>
+                <w:bCs/>
+                <w:i/>
+                <w:color w:val="000000"/>
+                <w:sz w:val="28"/>
+                <w:szCs w:val="28"/>
+                <w:lang w:eastAsia="ru-RU"/>
+              </w:rPr>
+            </m:ctrlPr>
+          </m:sSupPr>
+          <m:e>
+            <m:r>
+              <w:rPr>
+                <w:rFonts w:ascii="Cambria Math" w:eastAsia="Times New Roman" w:hAnsi="Cambria Math" w:cs="Times New Roman"/>
+                <w:color w:val="000000"/>
+                <w:sz w:val="28"/>
+                <w:szCs w:val="28"/>
+                <w:lang w:val="en-US" w:eastAsia="ru-RU"/>
+              </w:rPr>
+              <m:t>s</m:t>
+            </m:r>
+          </m:e>
+          <m:sup>
+            <m:r>
+              <w:rPr>
+                <w:rFonts w:ascii="Cambria Math" w:eastAsia="Times New Roman" w:hAnsi="Cambria Math" w:cs="Times New Roman"/>
+                <w:color w:val="000000"/>
+                <w:sz w:val="28"/>
+                <w:szCs w:val="28"/>
+                <w:lang w:eastAsia="ru-RU"/>
+              </w:rPr>
+              <m:t>2</m:t>
+            </m:r>
+          </m:sup>
+        </m:sSup>
+      </m:oMath>
+      <w:r>
+        <w:rPr>
+          <w:rFonts w:ascii="Times New Roman" w:eastAsia="Times New Roman" w:hAnsi="Times New Roman" w:cs="Times New Roman"/>
+          <w:bCs/>
+          <w:color w:val="000000"/>
+          <w:sz w:val="28"/>
+          <w:szCs w:val="28"/>
+          <w:lang w:eastAsia="ru-RU"/>
+        </w:rPr>
+        <w:t>.</w:t>
+      </w:r>
+    </w:p>
+    <w:p>
+      <w:pPr>
+        <w:rPr>
+          <w:rFonts w:ascii="Times New Roman" w:eastAsia="Times New Roman" w:hAnsi="Times New Roman" w:cs="Times New Roman"/>
+          <w:bCs/>
+          <w:color w:val="000000"/>
+          <w:sz w:val="28"/>
+          <w:szCs w:val="28"/>
+        </w:rPr>
+      </w:pPr>
+      <w:r>
+        <w:rPr>
+          <w:rFonts w:ascii="Times New Roman" w:eastAsia="Times New Roman" w:hAnsi="Times New Roman" w:cs="Times New Roman"/>
+          <w:bCs/>
+          <w:color w:val="000000"/>
+          <w:sz w:val="28"/>
+          <w:szCs w:val="28"/>
+          <w:lang w:eastAsia="ru-RU"/>
+        </w:rPr>
+        <w:t xml:space="preserve">Случайная величина </w:t>
+      </w:r>
+      <m:oMath>
+        <m:f>
+          <m:fPr>
+            <m:ctrlPr>
+              <w:rPr>
+                <w:rFonts w:ascii="Cambria Math" w:eastAsia="Times New Roman" w:hAnsi="Cambria Math" w:cs="Times New Roman"/>
+                <w:bCs/>
+                <w:i/>
+                <w:color w:val="000000"/>
+                <w:sz w:val="28"/>
+                <w:szCs w:val="28"/>
+                <w:lang w:eastAsia="ru-RU"/>
+              </w:rPr>
+            </m:ctrlPr>
+          </m:fPr>
+          <m:num>
+            <m:r>
+              <w:rPr>
+                <w:rFonts w:ascii="Cambria Math" w:eastAsia="Times New Roman" w:hAnsi="Cambria Math" w:cs="Times New Roman"/>
+                <w:color w:val="000000"/>
+                <w:sz w:val="28"/>
+                <w:szCs w:val="28"/>
+                <w:lang w:val="en-US" w:eastAsia="ru-RU"/>
+              </w:rPr>
+              <m:t>n</m:t>
+            </m:r>
+            <m:sSup>
+              <m:sSupPr>
+                <m:ctrlPr>
+                  <w:rPr>
+                    <w:rFonts w:ascii="Cambria Math" w:eastAsia="Times New Roman" w:hAnsi="Cambria Math" w:cs="Times New Roman"/>
+                    <w:bCs/>
+                    <w:i/>
+                    <w:color w:val="000000"/>
+                    <w:sz w:val="28"/>
+                    <w:szCs w:val="28"/>
+                    <w:lang w:val="en-US" w:eastAsia="ru-RU"/>
+                  </w:rPr>
+                </m:ctrlPr>
+              </m:sSupPr>
+              <m:e>
+                <m:r>
+                  <w:rPr>
+                    <w:rFonts w:ascii="Cambria Math" w:eastAsia="Times New Roman" w:hAnsi="Cambria Math" w:cs="Times New Roman"/>
+                    <w:color w:val="000000"/>
+                    <w:sz w:val="28"/>
+                    <w:szCs w:val="28"/>
+                    <w:lang w:val="en-US" w:eastAsia="ru-RU"/>
+                  </w:rPr>
+                  <m:t>s</m:t>
+                </m:r>
+              </m:e>
+              <m:sup>
+                <m:r>
+                  <w:rPr>
+                    <w:rFonts w:ascii="Cambria Math" w:eastAsia="Times New Roman" w:hAnsi="Cambria Math" w:cs="Times New Roman"/>
+                    <w:color w:val="000000"/>
+                    <w:sz w:val="28"/>
+                    <w:szCs w:val="28"/>
+                    <w:lang w:eastAsia="ru-RU"/>
+                  </w:rPr>
+                  <m:t>2</m:t>
+                </m:r>
+              </m:sup>
+            </m:sSup>
+          </m:num>
+          <m:den>
+            <m:sSup>
+              <m:sSupPr>
+                <m:ctrlPr>
+                  <w:rPr>
+                    <w:rFonts w:ascii="Cambria Math" w:eastAsia="Times New Roman" w:hAnsi="Cambria Math" w:cs="Times New Roman"/>
+                    <w:bCs/>
+                    <w:i/>
+                    <w:color w:val="000000"/>
+                    <w:sz w:val="28"/>
+                    <w:szCs w:val="28"/>
+                    <w:lang w:eastAsia="ru-RU"/>
+                  </w:rPr>
+                </m:ctrlPr>
+              </m:sSupPr>
+              <m:e>
+                <m:r>
+                  <w:rPr>
+                    <w:rFonts w:ascii="Cambria Math" w:eastAsia="Times New Roman" w:hAnsi="Cambria Math" w:cs="Times New Roman"/>
+                    <w:color w:val="000000"/>
+                    <w:sz w:val="28"/>
+                    <w:szCs w:val="28"/>
+                    <w:lang w:eastAsia="ru-RU"/>
+                  </w:rPr>
+                  <m:t>σ</m:t>
+                </m:r>
+              </m:e>
+              <m:sup>
+                <m:r>
+                  <w:rPr>
+                    <w:rFonts w:ascii="Cambria Math" w:eastAsia="Times New Roman" w:hAnsi="Cambria Math" w:cs="Times New Roman"/>
+                    <w:color w:val="000000"/>
+                    <w:sz w:val="28"/>
+                    <w:szCs w:val="28"/>
+                    <w:lang w:eastAsia="ru-RU"/>
+                  </w:rPr>
+                  <m:t>2</m:t>
+                </m:r>
+              </m:sup>
+            </m:sSup>
+          </m:den>
+        </m:f>
+      </m:oMath>
+      <w:r>
+        <w:rPr>
+          <w:rFonts w:ascii="Times New Roman" w:eastAsia="Times New Roman" w:hAnsi="Times New Roman" w:cs="Times New Roman"/>
+          <w:bCs/>
+          <w:color w:val="000000"/>
+          <w:sz w:val="28"/>
+          <w:szCs w:val="28"/>
+          <w:lang w:eastAsia="ru-RU"/>
+        </w:rPr>
+        <w:t xml:space="preserve"> </w:t>
+      </w:r>
+      <w:r>
+        <w:rPr>
+          <w:rFonts w:ascii="Times New Roman" w:eastAsia="Times New Roman" w:hAnsi="Times New Roman" w:cs="Times New Roman"/>
+          <w:bCs/>
+          <w:color w:val="000000"/>
+          <w:sz w:val="28"/>
+          <w:szCs w:val="28"/>
+          <w:lang w:eastAsia="ru-RU"/>
+        </w:rPr>
+        <w:t xml:space="preserve">распределена по закону </w:t>
+      </w:r>
+      <m:oMath>
+        <m:sSup>
+          <m:sSupPr>
+            <m:ctrlPr>
+              <w:rPr>
+                <w:rFonts w:ascii="Cambria Math" w:hAnsi="Cambria Math"/>
+                <w:bCs/>
+                <w:color w:val="000000"/>
+                <w:sz w:val="28"/>
+                <w:szCs w:val="28"/>
+              </w:rPr>
+            </m:ctrlPr>
+          </m:sSupPr>
+          <m:e>
+            <m:r>
+              <w:rPr>
+                <w:rFonts w:ascii="Cambria Math" w:hAnsi="Cambria Math"/>
+                <w:color w:val="000000"/>
+                <w:sz w:val="28"/>
+                <w:szCs w:val="28"/>
+              </w:rPr>
+              <m:t>χ</m:t>
+            </m:r>
+          </m:e>
+          <m:sup>
+            <m:r>
+              <m:rPr>
+                <m:sty m:val="p"/>
+              </m:rPr>
+              <w:rPr>
+                <w:rFonts w:ascii="Cambria Math" w:hAnsi="Cambria Math"/>
+                <w:color w:val="000000"/>
+                <w:sz w:val="28"/>
+                <w:szCs w:val="28"/>
+              </w:rPr>
+              <m:t>2</m:t>
+            </m:r>
+          </m:sup>
+        </m:sSup>
+      </m:oMath>
+      <w:r>
+        <w:rPr>
+          <w:rFonts w:ascii="Times New Roman" w:eastAsia="Times New Roman" w:hAnsi="Times New Roman" w:cs="Times New Roman"/>
+          <w:bCs/>
+          <w:color w:val="000000"/>
+          <w:sz w:val="28"/>
+          <w:szCs w:val="28"/>
+        </w:rPr>
+        <w:t xml:space="preserve"> с </w:t>
+      </w:r>
+      <w:r>
+        <w:rPr>
+          <w:rFonts w:ascii="Times New Roman" w:eastAsia="Times New Roman" w:hAnsi="Times New Roman" w:cs="Times New Roman"/>
+          <w:bCs/>
+          <w:color w:val="000000"/>
+          <w:sz w:val="28"/>
+          <w:szCs w:val="28"/>
+          <w:lang w:val="en-US"/>
+        </w:rPr>
+        <w:t>n</w:t>
+      </w:r>
+      <w:r>
+        <w:rPr>
+          <w:rFonts w:ascii="Times New Roman" w:eastAsia="Times New Roman" w:hAnsi="Times New Roman" w:cs="Times New Roman"/>
+          <w:bCs/>
+          <w:color w:val="000000"/>
+          <w:sz w:val="28"/>
+          <w:szCs w:val="28"/>
+        </w:rPr>
+        <w:t xml:space="preserve">-1 </w:t>
+      </w:r>
+      <w:r>
+        <w:rPr>
+          <w:rFonts w:ascii="Times New Roman" w:eastAsia="Times New Roman" w:hAnsi="Times New Roman" w:cs="Times New Roman"/>
+          <w:bCs/>
+          <w:color w:val="000000"/>
+          <w:sz w:val="28"/>
+          <w:szCs w:val="28"/>
+        </w:rPr>
+        <w:t>степенью свободы.</w:t>
+      </w:r>
+    </w:p>
+    <w:p>
+      <w:pPr>
+        <w:rPr>
+          <w:rFonts w:ascii="Times New Roman" w:eastAsia="Times New Roman" w:hAnsi="Times New Roman" w:cs="Times New Roman"/>
+          <w:bCs/>
+          <w:i/>
+          <w:color w:val="000000"/>
+          <w:sz w:val="28"/>
+          <w:szCs w:val="28"/>
+          <w:lang w:eastAsia="ru-RU"/>
+        </w:rPr>
+      </w:pPr>
+      <w:r>
+        <w:rPr>
+          <w:rFonts w:ascii="Times New Roman" w:eastAsia="Times New Roman" w:hAnsi="Times New Roman" w:cs="Times New Roman"/>
+          <w:bCs/>
+          <w:color w:val="000000"/>
+          <w:sz w:val="28"/>
+          <w:szCs w:val="28"/>
+        </w:rPr>
+        <w:t xml:space="preserve">Задаёмся уровнем значимости </w:t>
+      </w:r>
+      <m:oMath>
+        <m:r>
+          <w:rPr>
+            <w:rFonts w:ascii="Cambria Math" w:eastAsia="Times New Roman" w:hAnsi="Cambria Math" w:cs="Times New Roman"/>
+            <w:color w:val="000000"/>
+            <w:sz w:val="28"/>
+            <w:szCs w:val="28"/>
+            <w:lang w:eastAsia="ru-RU"/>
+          </w:rPr>
+          <m:t>α</m:t>
+        </m:r>
+      </m:oMath>
+      <w:r>
+        <w:rPr>
+          <w:rFonts w:ascii="Times New Roman" w:eastAsia="Times New Roman" w:hAnsi="Times New Roman" w:cs="Times New Roman"/>
+          <w:bCs/>
+          <w:color w:val="000000"/>
+          <w:sz w:val="28"/>
+          <w:szCs w:val="28"/>
+        </w:rPr>
+        <w:t>.</w:t>
+      </w:r>
+      <w:r>
+        <w:rPr>
+          <w:rFonts w:ascii="Times New Roman" w:eastAsia="Times New Roman" w:hAnsi="Times New Roman" w:cs="Times New Roman"/>
+          <w:bCs/>
+          <w:color w:val="000000"/>
+          <w:sz w:val="28"/>
+          <w:szCs w:val="28"/>
+        </w:rPr>
+        <w:t xml:space="preserve"> </w:t>
+      </w:r>
+      <w:r>
+        <w:rPr>
+          <w:rFonts w:ascii="Times New Roman" w:eastAsia="Times New Roman" w:hAnsi="Times New Roman" w:cs="Times New Roman"/>
+          <w:bCs/>
+          <w:color w:val="000000"/>
+          <w:sz w:val="28"/>
+          <w:szCs w:val="28"/>
+        </w:rPr>
+        <w:t xml:space="preserve">Находим </w:t>
+      </w:r>
+      <m:oMath>
+        <m:sSub>
+          <m:sSubPr>
+            <m:ctrlPr>
+              <w:rPr>
+                <w:rFonts w:ascii="Cambria Math" w:hAnsi="Cambria Math"/>
+                <w:bCs/>
+                <w:color w:val="000000"/>
+                <w:sz w:val="28"/>
+                <w:szCs w:val="28"/>
+              </w:rPr>
+            </m:ctrlPr>
+          </m:sSubPr>
+          <m:e>
+            <m:sSup>
+              <m:sSupPr>
+                <m:ctrlPr>
+                  <w:rPr>
+                    <w:rFonts w:ascii="Cambria Math" w:hAnsi="Cambria Math"/>
+                    <w:bCs/>
+                    <w:color w:val="000000"/>
+                    <w:sz w:val="28"/>
+                    <w:szCs w:val="28"/>
+                  </w:rPr>
+                </m:ctrlPr>
+              </m:sSupPr>
+              <m:e>
+                <m:r>
+                  <w:rPr>
+                    <w:rFonts w:ascii="Cambria Math" w:hAnsi="Cambria Math"/>
+                    <w:color w:val="000000"/>
+                    <w:sz w:val="28"/>
+                    <w:szCs w:val="28"/>
+                  </w:rPr>
+                  <m:t>χ</m:t>
+                </m:r>
+              </m:e>
+              <m:sup>
+                <m:r>
+                  <m:rPr>
+                    <m:sty m:val="p"/>
+                  </m:rPr>
+                  <w:rPr>
+                    <w:rFonts w:ascii="Cambria Math" w:hAnsi="Cambria Math"/>
+                    <w:color w:val="000000"/>
+                    <w:sz w:val="28"/>
+                    <w:szCs w:val="28"/>
+                  </w:rPr>
+                  <m:t>2</m:t>
+                </m:r>
+              </m:sup>
+            </m:sSup>
+          </m:e>
+          <m:sub>
+            <m:f>
+              <m:fPr>
+                <m:ctrlPr>
+                  <w:rPr>
+                    <w:rFonts w:ascii="Cambria Math" w:hAnsi="Cambria Math"/>
+                    <w:bCs/>
+                    <w:i/>
+                    <w:color w:val="000000"/>
+                    <w:sz w:val="28"/>
+                    <w:szCs w:val="28"/>
+                  </w:rPr>
+                </m:ctrlPr>
+              </m:fPr>
+              <m:num>
+                <m:r>
+                  <w:rPr>
+                    <w:rFonts w:ascii="Cambria Math" w:eastAsia="Times New Roman" w:hAnsi="Cambria Math" w:cs="Times New Roman"/>
+                    <w:color w:val="000000"/>
+                    <w:sz w:val="28"/>
+                    <w:szCs w:val="28"/>
+                    <w:lang w:eastAsia="ru-RU"/>
+                  </w:rPr>
+                  <m:t>α</m:t>
+                </m:r>
+              </m:num>
+              <m:den>
+                <m:r>
+                  <w:rPr>
+                    <w:rFonts w:ascii="Cambria Math" w:hAnsi="Cambria Math"/>
+                    <w:color w:val="000000"/>
+                    <w:sz w:val="28"/>
+                    <w:szCs w:val="28"/>
+                  </w:rPr>
+                  <m:t>2</m:t>
+                </m:r>
+              </m:den>
+            </m:f>
+          </m:sub>
+        </m:sSub>
+        <m:r>
+          <w:rPr>
+            <w:rFonts w:ascii="Cambria Math" w:hAnsi="Cambria Math"/>
+            <w:color w:val="000000"/>
+            <w:sz w:val="28"/>
+            <w:szCs w:val="28"/>
+          </w:rPr>
+          <m:t>(</m:t>
+        </m:r>
+        <m:r>
+          <w:rPr>
+            <w:rFonts w:ascii="Cambria Math" w:hAnsi="Cambria Math"/>
+            <w:color w:val="000000"/>
+            <w:sz w:val="28"/>
+            <w:szCs w:val="28"/>
+            <w:lang w:val="en-US"/>
+          </w:rPr>
+          <m:t>n</m:t>
+        </m:r>
+        <m:r>
+          <w:rPr>
+            <w:rFonts w:ascii="Cambria Math" w:hAnsi="Cambria Math"/>
+            <w:color w:val="000000"/>
+            <w:sz w:val="28"/>
+            <w:szCs w:val="28"/>
+          </w:rPr>
+          <m:t>-1)</m:t>
+        </m:r>
+      </m:oMath>
+      <w:r>
+        <w:rPr>
+          <w:rFonts w:ascii="Times New Roman" w:eastAsia="Times New Roman" w:hAnsi="Times New Roman" w:cs="Times New Roman"/>
+          <w:bCs/>
+          <w:color w:val="000000"/>
+          <w:sz w:val="28"/>
+          <w:szCs w:val="28"/>
+        </w:rPr>
+        <w:t xml:space="preserve"> и </w:t>
+      </w:r>
+      <m:oMath>
+        <m:sSub>
+          <m:sSubPr>
+            <m:ctrlPr>
+              <w:rPr>
+                <w:rFonts w:ascii="Cambria Math" w:hAnsi="Cambria Math"/>
+                <w:bCs/>
+                <w:color w:val="000000"/>
+                <w:sz w:val="28"/>
+                <w:szCs w:val="28"/>
+              </w:rPr>
+            </m:ctrlPr>
+          </m:sSubPr>
+          <m:e>
+            <m:sSup>
+              <m:sSupPr>
+                <m:ctrlPr>
+                  <w:rPr>
+                    <w:rFonts w:ascii="Cambria Math" w:hAnsi="Cambria Math"/>
+                    <w:bCs/>
+                    <w:color w:val="000000"/>
+                    <w:sz w:val="28"/>
+                    <w:szCs w:val="28"/>
+                  </w:rPr>
+                </m:ctrlPr>
+              </m:sSupPr>
+              <m:e>
+                <m:r>
+                  <w:rPr>
+                    <w:rFonts w:ascii="Cambria Math" w:hAnsi="Cambria Math"/>
+                    <w:color w:val="000000"/>
+                    <w:sz w:val="28"/>
+                    <w:szCs w:val="28"/>
+                  </w:rPr>
+                  <m:t>χ</m:t>
+                </m:r>
+              </m:e>
+              <m:sup>
+                <m:r>
+                  <m:rPr>
+                    <m:sty m:val="p"/>
+                  </m:rPr>
+                  <w:rPr>
+                    <w:rFonts w:ascii="Cambria Math" w:hAnsi="Cambria Math"/>
+                    <w:color w:val="000000"/>
+                    <w:sz w:val="28"/>
+                    <w:szCs w:val="28"/>
+                  </w:rPr>
+                  <m:t>2</m:t>
+                </m:r>
+              </m:sup>
+            </m:sSup>
+          </m:e>
+          <m:sub>
+            <m:r>
+              <w:rPr>
+                <w:rFonts w:ascii="Cambria Math" w:hAnsi="Cambria Math"/>
+                <w:color w:val="000000"/>
+                <w:sz w:val="28"/>
+                <w:szCs w:val="28"/>
+              </w:rPr>
+              <m:t>1-</m:t>
+            </m:r>
+            <m:f>
+              <m:fPr>
+                <m:ctrlPr>
+                  <w:rPr>
+                    <w:rFonts w:ascii="Cambria Math" w:hAnsi="Cambria Math"/>
+                    <w:bCs/>
+                    <w:i/>
+                    <w:color w:val="000000"/>
+                    <w:sz w:val="28"/>
+                    <w:szCs w:val="28"/>
+                  </w:rPr>
+                </m:ctrlPr>
+              </m:fPr>
+              <m:num>
+                <m:r>
+                  <w:rPr>
+                    <w:rFonts w:ascii="Cambria Math" w:eastAsia="Times New Roman" w:hAnsi="Cambria Math" w:cs="Times New Roman"/>
+                    <w:color w:val="000000"/>
+                    <w:sz w:val="28"/>
+                    <w:szCs w:val="28"/>
+                    <w:lang w:eastAsia="ru-RU"/>
+                  </w:rPr>
+                  <m:t>α</m:t>
+                </m:r>
+              </m:num>
+              <m:den>
+                <m:r>
+                  <w:rPr>
+                    <w:rFonts w:ascii="Cambria Math" w:hAnsi="Cambria Math"/>
+                    <w:color w:val="000000"/>
+                    <w:sz w:val="28"/>
+                    <w:szCs w:val="28"/>
+                  </w:rPr>
+                  <m:t>2</m:t>
+                </m:r>
+              </m:den>
+            </m:f>
+          </m:sub>
+        </m:sSub>
+        <m:r>
+          <w:rPr>
+            <w:rFonts w:ascii="Cambria Math" w:hAnsi="Cambria Math"/>
+            <w:color w:val="000000"/>
+            <w:sz w:val="28"/>
+            <w:szCs w:val="28"/>
+          </w:rPr>
+          <m:t>(</m:t>
+        </m:r>
+        <m:r>
+          <w:rPr>
+            <w:rFonts w:ascii="Cambria Math" w:hAnsi="Cambria Math"/>
+            <w:color w:val="000000"/>
+            <w:sz w:val="28"/>
+            <w:szCs w:val="28"/>
+            <w:lang w:val="en-US"/>
+          </w:rPr>
+          <m:t>n</m:t>
+        </m:r>
+        <m:r>
+          <w:rPr>
+            <w:rFonts w:ascii="Cambria Math" w:hAnsi="Cambria Math"/>
+            <w:color w:val="000000"/>
+            <w:sz w:val="28"/>
+            <w:szCs w:val="28"/>
+          </w:rPr>
+          <m:t>-1)</m:t>
+        </m:r>
+      </m:oMath>
+      <w:r>
+        <w:rPr>
+          <w:rFonts w:ascii="Times New Roman" w:eastAsia="Times New Roman" w:hAnsi="Times New Roman" w:cs="Times New Roman"/>
+          <w:bCs/>
+          <w:color w:val="000000"/>
+          <w:sz w:val="28"/>
+          <w:szCs w:val="28"/>
+        </w:rPr>
+        <w:t xml:space="preserve"> - квантили </w:t>
+      </w:r>
+      <m:oMath>
+        <m:sSup>
+          <m:sSupPr>
+            <m:ctrlPr>
+              <w:rPr>
+                <w:rFonts w:ascii="Cambria Math" w:hAnsi="Cambria Math"/>
+                <w:bCs/>
+                <w:color w:val="000000"/>
+                <w:sz w:val="28"/>
+                <w:szCs w:val="28"/>
+              </w:rPr>
+            </m:ctrlPr>
+          </m:sSupPr>
+          <m:e>
+            <m:r>
+              <w:rPr>
+                <w:rFonts w:ascii="Cambria Math" w:hAnsi="Cambria Math"/>
+                <w:color w:val="000000"/>
+                <w:sz w:val="28"/>
+                <w:szCs w:val="28"/>
+              </w:rPr>
+              <m:t>χ</m:t>
+            </m:r>
+          </m:e>
+          <m:sup>
+            <m:r>
+              <m:rPr>
+                <m:sty m:val="p"/>
+              </m:rPr>
+              <w:rPr>
+                <w:rFonts w:ascii="Cambria Math" w:hAnsi="Cambria Math"/>
+                <w:color w:val="000000"/>
+                <w:sz w:val="28"/>
+                <w:szCs w:val="28"/>
+              </w:rPr>
+              <m:t>2</m:t>
+            </m:r>
+          </m:sup>
+        </m:sSup>
+      </m:oMath>
+      <w:r>
+        <w:rPr>
+          <w:rFonts w:ascii="Times New Roman" w:eastAsia="Times New Roman" w:hAnsi="Times New Roman" w:cs="Times New Roman"/>
+          <w:bCs/>
+          <w:color w:val="000000"/>
+          <w:sz w:val="28"/>
+          <w:szCs w:val="28"/>
+        </w:rPr>
+        <w:t xml:space="preserve">- распределения с </w:t>
+      </w:r>
+      <w:r>
+        <w:rPr>
+          <w:rFonts w:ascii="Times New Roman" w:eastAsia="Times New Roman" w:hAnsi="Times New Roman" w:cs="Times New Roman"/>
+          <w:bCs/>
+          <w:color w:val="000000"/>
+          <w:sz w:val="28"/>
+          <w:szCs w:val="28"/>
+          <w:lang w:val="en-US"/>
+        </w:rPr>
+        <w:t>n</w:t>
+      </w:r>
+      <w:r>
+        <w:rPr>
+          <w:rFonts w:ascii="Times New Roman" w:eastAsia="Times New Roman" w:hAnsi="Times New Roman" w:cs="Times New Roman"/>
+          <w:bCs/>
+          <w:color w:val="000000"/>
+          <w:sz w:val="28"/>
+          <w:szCs w:val="28"/>
+        </w:rPr>
+        <w:t xml:space="preserve">-1 </w:t>
+      </w:r>
+      <w:r>
+        <w:rPr>
+          <w:rFonts w:ascii="Times New Roman" w:eastAsia="Times New Roman" w:hAnsi="Times New Roman" w:cs="Times New Roman"/>
+          <w:bCs/>
+          <w:color w:val="000000"/>
+          <w:sz w:val="28"/>
+          <w:szCs w:val="28"/>
+        </w:rPr>
+        <w:t xml:space="preserve">степенью свободы порядков </w:t>
+      </w:r>
+      <m:oMath>
+        <m:f>
+          <m:fPr>
+            <m:ctrlPr>
+              <w:rPr>
+                <w:rFonts w:ascii="Cambria Math" w:hAnsi="Cambria Math"/>
+                <w:bCs/>
+                <w:i/>
+                <w:color w:val="000000"/>
+                <w:sz w:val="28"/>
+                <w:szCs w:val="28"/>
+              </w:rPr>
+            </m:ctrlPr>
+          </m:fPr>
+          <m:num>
+            <m:r>
+              <w:rPr>
+                <w:rFonts w:ascii="Cambria Math" w:eastAsia="Times New Roman" w:hAnsi="Cambria Math" w:cs="Times New Roman"/>
+                <w:color w:val="000000"/>
+                <w:sz w:val="28"/>
+                <w:szCs w:val="28"/>
+                <w:lang w:eastAsia="ru-RU"/>
+              </w:rPr>
+              <m:t>α</m:t>
+            </m:r>
+          </m:num>
+          <m:den>
+            <m:r>
+              <w:rPr>
+                <w:rFonts w:ascii="Cambria Math" w:hAnsi="Cambria Math"/>
+                <w:color w:val="000000"/>
+                <w:sz w:val="28"/>
+                <w:szCs w:val="28"/>
+              </w:rPr>
+              <m:t>2</m:t>
+            </m:r>
+          </m:den>
+        </m:f>
+        <m:r>
+          <w:rPr>
+            <w:rFonts w:ascii="Cambria Math" w:hAnsi="Cambria Math"/>
+            <w:color w:val="000000"/>
+            <w:sz w:val="28"/>
+            <w:szCs w:val="28"/>
+          </w:rPr>
+          <m:t xml:space="preserve"> и 1-</m:t>
+        </m:r>
+        <m:f>
+          <m:fPr>
+            <m:ctrlPr>
+              <w:rPr>
+                <w:rFonts w:ascii="Cambria Math" w:hAnsi="Cambria Math"/>
+                <w:bCs/>
+                <w:i/>
+                <w:color w:val="000000"/>
+                <w:sz w:val="28"/>
+                <w:szCs w:val="28"/>
+              </w:rPr>
+            </m:ctrlPr>
+          </m:fPr>
+          <m:num>
+            <m:r>
+              <w:rPr>
+                <w:rFonts w:ascii="Cambria Math" w:eastAsia="Times New Roman" w:hAnsi="Cambria Math" w:cs="Times New Roman"/>
+                <w:color w:val="000000"/>
+                <w:sz w:val="28"/>
+                <w:szCs w:val="28"/>
+                <w:lang w:eastAsia="ru-RU"/>
+              </w:rPr>
+              <m:t>α</m:t>
+            </m:r>
+          </m:num>
+          <m:den>
+            <m:r>
+              <w:rPr>
+                <w:rFonts w:ascii="Cambria Math" w:hAnsi="Cambria Math"/>
+                <w:color w:val="000000"/>
+                <w:sz w:val="28"/>
+                <w:szCs w:val="28"/>
+              </w:rPr>
+              <m:t>2</m:t>
+            </m:r>
+          </m:den>
+        </m:f>
+      </m:oMath>
+      <w:r>
+        <w:rPr>
+          <w:rFonts w:ascii="Times New Roman" w:eastAsia="Times New Roman" w:hAnsi="Times New Roman" w:cs="Times New Roman"/>
+          <w:bCs/>
+          <w:color w:val="000000"/>
+          <w:sz w:val="28"/>
+          <w:szCs w:val="28"/>
+        </w:rPr>
+        <w:t xml:space="preserve"> </w:t>
+      </w:r>
+      <w:proofErr w:type="spellStart"/>
+      <w:r>
+        <w:rPr>
+          <w:rFonts w:ascii="Times New Roman" w:eastAsia="Times New Roman" w:hAnsi="Times New Roman" w:cs="Times New Roman"/>
+          <w:bCs/>
+          <w:color w:val="000000"/>
+          <w:sz w:val="28"/>
+          <w:szCs w:val="28"/>
+        </w:rPr>
+        <w:t>соответсвенно</w:t>
+      </w:r>
+      <w:proofErr w:type="spellEnd"/>
+      <w:r>
+        <w:rPr>
+          <w:rFonts w:ascii="Times New Roman" w:eastAsia="Times New Roman" w:hAnsi="Times New Roman" w:cs="Times New Roman"/>
+          <w:bCs/>
+          <w:color w:val="000000"/>
+          <w:sz w:val="28"/>
+          <w:szCs w:val="28"/>
+        </w:rPr>
+        <w:t>.</w:t>
+      </w:r>
+    </w:p>
+    <w:p>
+      <w:pPr>
+        <w:rPr>
+          <w:rFonts w:ascii="Times New Roman" w:eastAsia="Times New Roman" w:hAnsi="Times New Roman" w:cs="Times New Roman"/>
+          <w:bCs/>
+          <w:color w:val="000000"/>
+          <w:sz w:val="28"/>
+          <w:szCs w:val="28"/>
+          <w:lang w:eastAsia="ru-RU"/>
+        </w:rPr>
+      </w:pPr>
+      <w:r>
+        <w:rPr>
+          <w:rFonts w:ascii="Times New Roman" w:eastAsia="Times New Roman" w:hAnsi="Times New Roman" w:cs="Times New Roman"/>
+          <w:bCs/>
+          <w:color w:val="000000"/>
+          <w:sz w:val="28"/>
+          <w:szCs w:val="28"/>
+          <w:lang w:eastAsia="ru-RU"/>
+        </w:rPr>
+        <w:t xml:space="preserve">Тогда </w:t>
+      </w:r>
+      <w:r>
+        <w:rPr>
+          <w:rFonts w:ascii="Times New Roman" w:eastAsia="Times New Roman" w:hAnsi="Times New Roman" w:cs="Times New Roman"/>
+          <w:bCs/>
+          <w:color w:val="000000"/>
+          <w:sz w:val="28"/>
+          <w:szCs w:val="28"/>
+          <w:lang w:eastAsia="ru-RU"/>
+        </w:rPr>
+        <w:t xml:space="preserve">точный </w:t>
+      </w:r>
+      <w:r>
+        <w:rPr>
+          <w:rFonts w:ascii="Times New Roman" w:eastAsia="Times New Roman" w:hAnsi="Times New Roman" w:cs="Times New Roman"/>
+          <w:bCs/>
+          <w:color w:val="000000"/>
+          <w:sz w:val="28"/>
+          <w:szCs w:val="28"/>
+          <w:lang w:eastAsia="ru-RU"/>
+        </w:rPr>
+        <w:t>д</w:t>
+      </w:r>
+      <w:r>
+        <w:rPr>
+          <w:rFonts w:ascii="Times New Roman" w:eastAsia="Times New Roman" w:hAnsi="Times New Roman" w:cs="Times New Roman"/>
+          <w:bCs/>
+          <w:color w:val="000000"/>
+          <w:sz w:val="28"/>
+          <w:szCs w:val="28"/>
+          <w:lang w:eastAsia="ru-RU"/>
+        </w:rPr>
+        <w:t>оверительный интервал для </w:t>
+      </w:r>
+      <w:r>
+        <w:rPr>
+          <w:rFonts w:ascii="Times New Roman" w:eastAsia="Times New Roman" w:hAnsi="Times New Roman" w:cs="Times New Roman"/>
+          <w:bCs/>
+          <w:color w:val="000000"/>
+          <w:sz w:val="28"/>
+          <w:szCs w:val="28"/>
+          <w:lang w:eastAsia="ru-RU"/>
+        </w:rPr>
+        <w:t xml:space="preserve">среднего </w:t>
+      </w:r>
+      <w:proofErr w:type="spellStart"/>
+      <w:r>
+        <w:rPr>
+          <w:rFonts w:ascii="Times New Roman" w:eastAsia="Times New Roman" w:hAnsi="Times New Roman" w:cs="Times New Roman"/>
+          <w:bCs/>
+          <w:color w:val="000000"/>
+          <w:sz w:val="28"/>
+          <w:szCs w:val="28"/>
+          <w:lang w:eastAsia="ru-RU"/>
+        </w:rPr>
+        <w:t>квадратического</w:t>
+      </w:r>
+      <w:proofErr w:type="spellEnd"/>
+      <w:r>
+        <w:rPr>
+          <w:rFonts w:ascii="Times New Roman" w:eastAsia="Times New Roman" w:hAnsi="Times New Roman" w:cs="Times New Roman"/>
+          <w:bCs/>
+          <w:color w:val="000000"/>
+          <w:sz w:val="28"/>
+          <w:szCs w:val="28"/>
+          <w:lang w:eastAsia="ru-RU"/>
+        </w:rPr>
+        <w:t xml:space="preserve"> отклонения </w:t>
+      </w:r>
+      <m:oMath>
+        <m:r>
+          <w:rPr>
+            <w:rFonts w:ascii="Cambria Math" w:eastAsia="Times New Roman" w:hAnsi="Cambria Math" w:cs="Times New Roman"/>
+            <w:color w:val="000000"/>
+            <w:sz w:val="28"/>
+            <w:szCs w:val="28"/>
+            <w:lang w:eastAsia="ru-RU"/>
+          </w:rPr>
+          <m:t xml:space="preserve">σ </m:t>
+        </m:r>
+      </m:oMath>
+      <w:r>
+        <w:rPr>
+          <w:rFonts w:ascii="Times New Roman" w:eastAsia="Times New Roman" w:hAnsi="Times New Roman" w:cs="Times New Roman"/>
+          <w:bCs/>
+          <w:color w:val="000000"/>
+          <w:sz w:val="28"/>
+          <w:szCs w:val="28"/>
+          <w:lang w:eastAsia="ru-RU"/>
+        </w:rPr>
+        <w:t xml:space="preserve">с доверительной вероятностью </w:t>
       </w:r>
       <m:oMath>
         <m:r>
@@ -3263,7 +5512,7 @@
           <w:szCs w:val="28"/>
           <w:lang w:eastAsia="ru-RU"/>
         </w:rPr>
-        <w:t> строится с использованием выборочного эксцесса </w:t>
+        <w:t xml:space="preserve"> имеет вид</w:t>
       </w:r>
       <w:r>
         <w:rPr>
@@ -3274,17 +5523,6 @@
           <w:szCs w:val="28"/>
           <w:lang w:eastAsia="ru-RU"/>
         </w:rPr>
-        <w:t>e</w:t>
-      </w:r>
-      <w:r>
-        <w:rPr>
-          <w:rFonts w:ascii="Times New Roman" w:eastAsia="Times New Roman" w:hAnsi="Times New Roman" w:cs="Times New Roman"/>
-          <w:bCs/>
-          <w:color w:val="000000"/>
-          <w:sz w:val="28"/>
-          <w:szCs w:val="28"/>
-          <w:lang w:eastAsia="ru-RU"/>
-        </w:rPr>
         <w:t>:</w:t>
       </w:r>
     </w:p>
@@ -3292,7 +5530,7 @@
       <w:pPr>
         <w:rPr>
           <w:rFonts w:ascii="Times New Roman" w:eastAsia="Times New Roman" w:hAnsi="Times New Roman" w:cs="Times New Roman"/>
-          <w:bCs/>
+          <w:i/>
           <w:color w:val="000000"/>
           <w:sz w:val="28"/>
           <w:szCs w:val="28"/>
@@ -3307,7 +5545,581 @@
               <w:color w:val="000000"/>
               <w:sz w:val="28"/>
               <w:szCs w:val="28"/>
+              <w:lang w:val="en-US" w:eastAsia="ru-RU"/>
+            </w:rPr>
+            <m:t>P</m:t>
+          </m:r>
+          <m:d>
+            <m:dPr>
+              <m:ctrlPr>
+                <w:rPr>
+                  <w:rFonts w:ascii="Cambria Math" w:eastAsia="Times New Roman" w:hAnsi="Cambria Math" w:cs="Times New Roman"/>
+                  <w:bCs/>
+                  <w:i/>
+                  <w:color w:val="000000"/>
+                  <w:sz w:val="28"/>
+                  <w:szCs w:val="28"/>
+                  <w:lang w:eastAsia="ru-RU"/>
+                </w:rPr>
+              </m:ctrlPr>
+            </m:dPr>
+            <m:e>
+              <m:f>
+                <m:fPr>
+                  <m:ctrlPr>
+                    <w:rPr>
+                      <w:rFonts w:ascii="Cambria Math" w:eastAsia="Times New Roman" w:hAnsi="Cambria Math" w:cs="Times New Roman"/>
+                      <w:i/>
+                      <w:color w:val="000000"/>
+                      <w:sz w:val="28"/>
+                      <w:szCs w:val="28"/>
+                      <w:lang w:eastAsia="ru-RU"/>
+                    </w:rPr>
+                  </m:ctrlPr>
+                </m:fPr>
+                <m:num>
+                  <m:r>
+                    <w:rPr>
+                      <w:rFonts w:ascii="Cambria Math" w:eastAsia="Times New Roman" w:hAnsi="Cambria Math" w:cs="Times New Roman"/>
+                      <w:color w:val="000000"/>
+                      <w:sz w:val="28"/>
+                      <w:szCs w:val="28"/>
+                      <w:lang w:val="en-US" w:eastAsia="ru-RU"/>
+                    </w:rPr>
+                    <m:t>s</m:t>
+                  </m:r>
+                  <m:rad>
+                    <m:radPr>
+                      <m:degHide m:val="1"/>
+                      <m:ctrlPr>
+                        <w:rPr>
+                          <w:rFonts w:ascii="Cambria Math" w:eastAsia="Times New Roman" w:hAnsi="Cambria Math" w:cs="Times New Roman"/>
+                          <w:i/>
+                          <w:color w:val="000000"/>
+                          <w:sz w:val="28"/>
+                          <w:szCs w:val="28"/>
+                          <w:lang w:val="en-US" w:eastAsia="ru-RU"/>
+                        </w:rPr>
+                      </m:ctrlPr>
+                    </m:radPr>
+                    <m:deg/>
+                    <m:e>
+                      <m:r>
+                        <w:rPr>
+                          <w:rFonts w:ascii="Cambria Math" w:eastAsia="Times New Roman" w:hAnsi="Cambria Math" w:cs="Times New Roman"/>
+                          <w:color w:val="000000"/>
+                          <w:sz w:val="28"/>
+                          <w:szCs w:val="28"/>
+                          <w:lang w:val="en-US" w:eastAsia="ru-RU"/>
+                        </w:rPr>
+                        <m:t>n</m:t>
+                      </m:r>
+                    </m:e>
+                  </m:rad>
+                </m:num>
+                <m:den>
+                  <m:rad>
+                    <m:radPr>
+                      <m:degHide m:val="1"/>
+                      <m:ctrlPr>
+                        <w:rPr>
+                          <w:rFonts w:ascii="Cambria Math" w:eastAsia="Times New Roman" w:hAnsi="Cambria Math" w:cs="Times New Roman"/>
+                          <w:i/>
+                          <w:color w:val="000000"/>
+                          <w:sz w:val="28"/>
+                          <w:szCs w:val="28"/>
+                          <w:lang w:eastAsia="ru-RU"/>
+                        </w:rPr>
+                      </m:ctrlPr>
+                    </m:radPr>
+                    <m:deg/>
+                    <m:e>
+                      <m:sSub>
+                        <m:sSubPr>
+                          <m:ctrlPr>
+                            <w:rPr>
+                              <w:rFonts w:ascii="Cambria Math" w:hAnsi="Cambria Math"/>
+                              <w:bCs/>
+                              <w:color w:val="000000"/>
+                              <w:sz w:val="28"/>
+                              <w:szCs w:val="28"/>
+                            </w:rPr>
+                          </m:ctrlPr>
+                        </m:sSubPr>
+                        <m:e>
+                          <m:sSup>
+                            <m:sSupPr>
+                              <m:ctrlPr>
+                                <w:rPr>
+                                  <w:rFonts w:ascii="Cambria Math" w:hAnsi="Cambria Math"/>
+                                  <w:bCs/>
+                                  <w:color w:val="000000"/>
+                                  <w:sz w:val="28"/>
+                                  <w:szCs w:val="28"/>
+                                </w:rPr>
+                              </m:ctrlPr>
+                            </m:sSupPr>
+                            <m:e>
+                              <m:r>
+                                <w:rPr>
+                                  <w:rFonts w:ascii="Cambria Math" w:hAnsi="Cambria Math"/>
+                                  <w:color w:val="000000"/>
+                                  <w:sz w:val="28"/>
+                                  <w:szCs w:val="28"/>
+                                </w:rPr>
+                                <m:t>χ</m:t>
+                              </m:r>
+                            </m:e>
+                            <m:sup>
+                              <m:r>
+                                <m:rPr>
+                                  <m:sty m:val="p"/>
+                                </m:rPr>
+                                <w:rPr>
+                                  <w:rFonts w:ascii="Cambria Math" w:hAnsi="Cambria Math"/>
+                                  <w:color w:val="000000"/>
+                                  <w:sz w:val="28"/>
+                                  <w:szCs w:val="28"/>
+                                </w:rPr>
+                                <m:t>2</m:t>
+                              </m:r>
+                            </m:sup>
+                          </m:sSup>
+                        </m:e>
+                        <m:sub>
+                          <m:r>
+                            <w:rPr>
+                              <w:rFonts w:ascii="Cambria Math" w:hAnsi="Cambria Math"/>
+                              <w:color w:val="000000"/>
+                              <w:sz w:val="28"/>
+                              <w:szCs w:val="28"/>
+                            </w:rPr>
+                            <m:t>1-</m:t>
+                          </m:r>
+                          <m:f>
+                            <m:fPr>
+                              <m:ctrlPr>
+                                <w:rPr>
+                                  <w:rFonts w:ascii="Cambria Math" w:hAnsi="Cambria Math"/>
+                                  <w:bCs/>
+                                  <w:i/>
+                                  <w:color w:val="000000"/>
+                                  <w:sz w:val="28"/>
+                                  <w:szCs w:val="28"/>
+                                </w:rPr>
+                              </m:ctrlPr>
+                            </m:fPr>
+                            <m:num>
+                              <m:r>
+                                <w:rPr>
+                                  <w:rFonts w:ascii="Cambria Math" w:eastAsia="Times New Roman" w:hAnsi="Cambria Math" w:cs="Times New Roman"/>
+                                  <w:color w:val="000000"/>
+                                  <w:sz w:val="28"/>
+                                  <w:szCs w:val="28"/>
+                                  <w:lang w:eastAsia="ru-RU"/>
+                                </w:rPr>
+                                <m:t>α</m:t>
+                              </m:r>
+                            </m:num>
+                            <m:den>
+                              <m:r>
+                                <w:rPr>
+                                  <w:rFonts w:ascii="Cambria Math" w:hAnsi="Cambria Math"/>
+                                  <w:color w:val="000000"/>
+                                  <w:sz w:val="28"/>
+                                  <w:szCs w:val="28"/>
+                                </w:rPr>
+                                <m:t>2</m:t>
+                              </m:r>
+                            </m:den>
+                          </m:f>
+                        </m:sub>
+                      </m:sSub>
+                      <m:d>
+                        <m:dPr>
+                          <m:ctrlPr>
+                            <w:rPr>
+                              <w:rFonts w:ascii="Cambria Math" w:hAnsi="Cambria Math"/>
+                              <w:bCs/>
+                              <w:i/>
+                              <w:color w:val="000000"/>
+                              <w:sz w:val="28"/>
+                              <w:szCs w:val="28"/>
+                            </w:rPr>
+                          </m:ctrlPr>
+                        </m:dPr>
+                        <m:e>
+                          <m:r>
+                            <w:rPr>
+                              <w:rFonts w:ascii="Cambria Math" w:hAnsi="Cambria Math"/>
+                              <w:color w:val="000000"/>
+                              <w:sz w:val="28"/>
+                              <w:szCs w:val="28"/>
+                              <w:lang w:val="en-US"/>
+                            </w:rPr>
+                            <m:t>n</m:t>
+                          </m:r>
+                          <m:r>
+                            <w:rPr>
+                              <w:rFonts w:ascii="Cambria Math" w:hAnsi="Cambria Math"/>
+                              <w:color w:val="000000"/>
+                              <w:sz w:val="28"/>
+                              <w:szCs w:val="28"/>
+                            </w:rPr>
+                            <m:t>-1</m:t>
+                          </m:r>
+                        </m:e>
+                      </m:d>
+                    </m:e>
+                  </m:rad>
+                </m:den>
+              </m:f>
+              <m:r>
+                <w:rPr>
+                  <w:rFonts w:ascii="Cambria Math" w:eastAsia="Times New Roman" w:hAnsi="Cambria Math" w:cs="Times New Roman"/>
+                  <w:color w:val="000000"/>
+                  <w:sz w:val="28"/>
+                  <w:szCs w:val="28"/>
+                  <w:lang w:eastAsia="ru-RU"/>
+                </w:rPr>
+                <m:t>&lt;σ&lt;</m:t>
+              </m:r>
+              <m:f>
+                <m:fPr>
+                  <m:ctrlPr>
+                    <w:rPr>
+                      <w:rFonts w:ascii="Cambria Math" w:eastAsia="Times New Roman" w:hAnsi="Cambria Math" w:cs="Times New Roman"/>
+                      <w:i/>
+                      <w:color w:val="000000"/>
+                      <w:sz w:val="28"/>
+                      <w:szCs w:val="28"/>
+                      <w:lang w:eastAsia="ru-RU"/>
+                    </w:rPr>
+                  </m:ctrlPr>
+                </m:fPr>
+                <m:num>
+                  <m:r>
+                    <w:rPr>
+                      <w:rFonts w:ascii="Cambria Math" w:eastAsia="Times New Roman" w:hAnsi="Cambria Math" w:cs="Times New Roman"/>
+                      <w:color w:val="000000"/>
+                      <w:sz w:val="28"/>
+                      <w:szCs w:val="28"/>
+                      <w:lang w:val="en-US" w:eastAsia="ru-RU"/>
+                    </w:rPr>
+                    <m:t>s</m:t>
+                  </m:r>
+                  <m:rad>
+                    <m:radPr>
+                      <m:degHide m:val="1"/>
+                      <m:ctrlPr>
+                        <w:rPr>
+                          <w:rFonts w:ascii="Cambria Math" w:eastAsia="Times New Roman" w:hAnsi="Cambria Math" w:cs="Times New Roman"/>
+                          <w:i/>
+                          <w:color w:val="000000"/>
+                          <w:sz w:val="28"/>
+                          <w:szCs w:val="28"/>
+                          <w:lang w:val="en-US" w:eastAsia="ru-RU"/>
+                        </w:rPr>
+                      </m:ctrlPr>
+                    </m:radPr>
+                    <m:deg/>
+                    <m:e>
+                      <m:r>
+                        <w:rPr>
+                          <w:rFonts w:ascii="Cambria Math" w:eastAsia="Times New Roman" w:hAnsi="Cambria Math" w:cs="Times New Roman"/>
+                          <w:color w:val="000000"/>
+                          <w:sz w:val="28"/>
+                          <w:szCs w:val="28"/>
+                          <w:lang w:val="en-US" w:eastAsia="ru-RU"/>
+                        </w:rPr>
+                        <m:t>n</m:t>
+                      </m:r>
+                    </m:e>
+                  </m:rad>
+                </m:num>
+                <m:den>
+                  <m:rad>
+                    <m:radPr>
+                      <m:degHide m:val="1"/>
+                      <m:ctrlPr>
+                        <w:rPr>
+                          <w:rFonts w:ascii="Cambria Math" w:eastAsia="Times New Roman" w:hAnsi="Cambria Math" w:cs="Times New Roman"/>
+                          <w:i/>
+                          <w:color w:val="000000"/>
+                          <w:sz w:val="28"/>
+                          <w:szCs w:val="28"/>
+                          <w:lang w:eastAsia="ru-RU"/>
+                        </w:rPr>
+                      </m:ctrlPr>
+                    </m:radPr>
+                    <m:deg/>
+                    <m:e>
+                      <m:sSub>
+                        <m:sSubPr>
+                          <m:ctrlPr>
+                            <w:rPr>
+                              <w:rFonts w:ascii="Cambria Math" w:hAnsi="Cambria Math"/>
+                              <w:bCs/>
+                              <w:color w:val="000000"/>
+                              <w:sz w:val="28"/>
+                              <w:szCs w:val="28"/>
+                            </w:rPr>
+                          </m:ctrlPr>
+                        </m:sSubPr>
+                        <m:e>
+                          <m:sSup>
+                            <m:sSupPr>
+                              <m:ctrlPr>
+                                <w:rPr>
+                                  <w:rFonts w:ascii="Cambria Math" w:hAnsi="Cambria Math"/>
+                                  <w:bCs/>
+                                  <w:color w:val="000000"/>
+                                  <w:sz w:val="28"/>
+                                  <w:szCs w:val="28"/>
+                                </w:rPr>
+                              </m:ctrlPr>
+                            </m:sSupPr>
+                            <m:e>
+                              <m:r>
+                                <w:rPr>
+                                  <w:rFonts w:ascii="Cambria Math" w:hAnsi="Cambria Math"/>
+                                  <w:color w:val="000000"/>
+                                  <w:sz w:val="28"/>
+                                  <w:szCs w:val="28"/>
+                                </w:rPr>
+                                <m:t>χ</m:t>
+                              </m:r>
+                            </m:e>
+                            <m:sup>
+                              <m:r>
+                                <m:rPr>
+                                  <m:sty m:val="p"/>
+                                </m:rPr>
+                                <w:rPr>
+                                  <w:rFonts w:ascii="Cambria Math" w:hAnsi="Cambria Math"/>
+                                  <w:color w:val="000000"/>
+                                  <w:sz w:val="28"/>
+                                  <w:szCs w:val="28"/>
+                                </w:rPr>
+                                <m:t>2</m:t>
+                              </m:r>
+                            </m:sup>
+                          </m:sSup>
+                        </m:e>
+                        <m:sub>
+                          <m:f>
+                            <m:fPr>
+                              <m:ctrlPr>
+                                <w:rPr>
+                                  <w:rFonts w:ascii="Cambria Math" w:hAnsi="Cambria Math"/>
+                                  <w:bCs/>
+                                  <w:i/>
+                                  <w:color w:val="000000"/>
+                                  <w:sz w:val="28"/>
+                                  <w:szCs w:val="28"/>
+                                </w:rPr>
+                              </m:ctrlPr>
+                            </m:fPr>
+                            <m:num>
+                              <m:r>
+                                <w:rPr>
+                                  <w:rFonts w:ascii="Cambria Math" w:eastAsia="Times New Roman" w:hAnsi="Cambria Math" w:cs="Times New Roman"/>
+                                  <w:color w:val="000000"/>
+                                  <w:sz w:val="28"/>
+                                  <w:szCs w:val="28"/>
+                                  <w:lang w:eastAsia="ru-RU"/>
+                                </w:rPr>
+                                <m:t>α</m:t>
+                              </m:r>
+                            </m:num>
+                            <m:den>
+                              <m:r>
+                                <w:rPr>
+                                  <w:rFonts w:ascii="Cambria Math" w:hAnsi="Cambria Math"/>
+                                  <w:color w:val="000000"/>
+                                  <w:sz w:val="28"/>
+                                  <w:szCs w:val="28"/>
+                                </w:rPr>
+                                <m:t>2</m:t>
+                              </m:r>
+                            </m:den>
+                          </m:f>
+                        </m:sub>
+                      </m:sSub>
+                      <m:d>
+                        <m:dPr>
+                          <m:ctrlPr>
+                            <w:rPr>
+                              <w:rFonts w:ascii="Cambria Math" w:hAnsi="Cambria Math"/>
+                              <w:bCs/>
+                              <w:i/>
+                              <w:color w:val="000000"/>
+                              <w:sz w:val="28"/>
+                              <w:szCs w:val="28"/>
+                            </w:rPr>
+                          </m:ctrlPr>
+                        </m:dPr>
+                        <m:e>
+                          <m:r>
+                            <w:rPr>
+                              <w:rFonts w:ascii="Cambria Math" w:hAnsi="Cambria Math"/>
+                              <w:color w:val="000000"/>
+                              <w:sz w:val="28"/>
+                              <w:szCs w:val="28"/>
+                              <w:lang w:val="en-US"/>
+                            </w:rPr>
+                            <m:t>n</m:t>
+                          </m:r>
+                          <m:r>
+                            <w:rPr>
+                              <w:rFonts w:ascii="Cambria Math" w:hAnsi="Cambria Math"/>
+                              <w:color w:val="000000"/>
+                              <w:sz w:val="28"/>
+                              <w:szCs w:val="28"/>
+                            </w:rPr>
+                            <m:t>-1</m:t>
+                          </m:r>
+                        </m:e>
+                      </m:d>
+                    </m:e>
+                  </m:rad>
+                </m:den>
+              </m:f>
+              <m:ctrlPr>
+                <w:rPr>
+                  <w:rFonts w:ascii="Cambria Math" w:eastAsia="Times New Roman" w:hAnsi="Cambria Math" w:cs="Times New Roman"/>
+                  <w:i/>
+                  <w:color w:val="000000"/>
+                  <w:sz w:val="28"/>
+                  <w:szCs w:val="28"/>
+                  <w:lang w:eastAsia="ru-RU"/>
+                </w:rPr>
+              </m:ctrlPr>
+            </m:e>
+          </m:d>
+          <m:r>
+            <w:rPr>
+              <w:rFonts w:ascii="Cambria Math" w:eastAsia="Times New Roman" w:hAnsi="Cambria Math" w:cs="Times New Roman"/>
+              <w:color w:val="000000"/>
+              <w:sz w:val="28"/>
+              <w:szCs w:val="28"/>
               <w:lang w:eastAsia="ru-RU"/>
+            </w:rPr>
+            <m:t>=</m:t>
+          </m:r>
+          <m:r>
+            <m:rPr>
+              <m:sty m:val="p"/>
+            </m:rPr>
+            <w:rPr>
+              <w:rFonts w:ascii="Cambria Math" w:eastAsia="Times New Roman" w:hAnsi="Cambria Math" w:cs="Times New Roman"/>
+              <w:color w:val="000000"/>
+              <w:sz w:val="28"/>
+              <w:szCs w:val="28"/>
+              <w:lang w:eastAsia="ru-RU"/>
+            </w:rPr>
+            <m:t>1-</m:t>
+          </m:r>
+          <m:r>
+            <w:rPr>
+              <w:rFonts w:ascii="Cambria Math" w:eastAsia="Times New Roman" w:hAnsi="Cambria Math" w:cs="Times New Roman"/>
+              <w:color w:val="000000"/>
+              <w:sz w:val="28"/>
+              <w:szCs w:val="28"/>
+              <w:lang w:eastAsia="ru-RU"/>
+            </w:rPr>
+            <m:t>α.</m:t>
+          </m:r>
+        </m:oMath>
+      </m:oMathPara>
+    </w:p>
+    <w:p>
+      <w:pPr>
+        <w:rPr>
+          <w:rFonts w:ascii="Times New Roman" w:eastAsia="Times New Roman" w:hAnsi="Times New Roman" w:cs="Times New Roman"/>
+          <w:color w:val="000000"/>
+          <w:sz w:val="28"/>
+          <w:szCs w:val="28"/>
+          <w:lang w:eastAsia="ru-RU"/>
+        </w:rPr>
+      </w:pPr>
+      <w:r>
+        <w:rPr>
+          <w:rFonts w:ascii="Times New Roman" w:eastAsia="Times New Roman" w:hAnsi="Times New Roman" w:cs="Times New Roman"/>
+          <w:color w:val="000000"/>
+          <w:sz w:val="28"/>
+          <w:szCs w:val="28"/>
+          <w:lang w:eastAsia="ru-RU"/>
+        </w:rPr>
+        <w:t xml:space="preserve">Приближённый метод (асимптотический): при больших объёмах выборки доверительный интервал </w:t>
+      </w:r>
+      <m:oMath>
+        <m:r>
+          <w:rPr>
+            <w:rFonts w:ascii="Cambria Math" w:eastAsia="Times New Roman" w:hAnsi="Cambria Math" w:cs="Times New Roman"/>
+            <w:color w:val="000000"/>
+            <w:sz w:val="28"/>
+            <w:szCs w:val="28"/>
+            <w:lang w:eastAsia="ru-RU"/>
+          </w:rPr>
+          <m:t>σ</m:t>
+        </m:r>
+      </m:oMath>
+      <w:r>
+        <w:rPr>
+          <w:rFonts w:ascii="Times New Roman" w:eastAsia="Times New Roman" w:hAnsi="Times New Roman" w:cs="Times New Roman"/>
+          <w:bCs/>
+          <w:color w:val="000000"/>
+          <w:sz w:val="28"/>
+          <w:szCs w:val="28"/>
+          <w:lang w:eastAsia="ru-RU"/>
+        </w:rPr>
+        <w:t xml:space="preserve"> можно строить с использованием выборочное эксцесса </w:t>
+      </w:r>
+      <w:r>
+        <w:rPr>
+          <w:rFonts w:ascii="Times New Roman" w:eastAsia="Times New Roman" w:hAnsi="Times New Roman" w:cs="Times New Roman"/>
+          <w:bCs/>
+          <w:color w:val="000000"/>
+          <w:sz w:val="28"/>
+          <w:szCs w:val="28"/>
+          <w:lang w:val="en-US" w:eastAsia="ru-RU"/>
+        </w:rPr>
+        <w:t>e</w:t>
+      </w:r>
+      <w:r>
+        <w:rPr>
+          <w:rFonts w:ascii="Times New Roman" w:eastAsia="Times New Roman" w:hAnsi="Times New Roman" w:cs="Times New Roman"/>
+          <w:bCs/>
+          <w:color w:val="000000"/>
+          <w:sz w:val="28"/>
+          <w:szCs w:val="28"/>
+          <w:lang w:eastAsia="ru-RU"/>
+        </w:rPr>
+        <w:t>:</w:t>
+      </w:r>
+    </w:p>
+    <w:p>
+      <w:pPr>
+        <w:rPr>
+          <w:rFonts w:ascii="Times New Roman" w:eastAsia="Times New Roman" w:hAnsi="Times New Roman" w:cs="Times New Roman"/>
+          <w:bCs/>
+          <w:i/>
+          <w:color w:val="000000"/>
+          <w:sz w:val="28"/>
+          <w:szCs w:val="28"/>
+          <w:lang w:eastAsia="ru-RU"/>
+        </w:rPr>
+      </w:pPr>
+      <m:oMathPara>
+        <m:oMath>
+          <m:r>
+            <w:rPr>
+              <w:rFonts w:ascii="Cambria Math" w:eastAsia="Times New Roman" w:hAnsi="Cambria Math" w:cs="Times New Roman"/>
+              <w:color w:val="000000"/>
+              <w:sz w:val="28"/>
+              <w:szCs w:val="28"/>
+              <w:lang w:val="en-US" w:eastAsia="ru-RU"/>
             </w:rPr>
             <m:t>s</m:t>
           </m:r>
@@ -3482,17 +6294,7 @@
               <w:szCs w:val="28"/>
               <w:lang w:eastAsia="ru-RU"/>
             </w:rPr>
-            <m:t>&lt;σ&lt;</m:t>
-          </m:r>
-          <m:r>
-            <w:rPr>
-              <w:rFonts w:ascii="Cambria Math" w:eastAsia="Times New Roman" w:hAnsi="Cambria Math" w:cs="Times New Roman"/>
-              <w:color w:val="000000"/>
-              <w:sz w:val="28"/>
-              <w:szCs w:val="28"/>
-              <w:lang w:eastAsia="ru-RU"/>
-            </w:rPr>
-            <m:t>s</m:t>
+            <m:t>&lt;σ&lt;s</m:t>
           </m:r>
           <m:d>
             <m:dPr>
@@ -3517,17 +6319,7 @@
                   <w:szCs w:val="28"/>
                   <w:lang w:eastAsia="ru-RU"/>
                 </w:rPr>
-                <m:t>1+</m:t>
-              </m:r>
-              <m:r>
-                <w:rPr>
-                  <w:rFonts w:ascii="Cambria Math" w:eastAsia="Times New Roman" w:hAnsi="Cambria Math" w:cs="Times New Roman"/>
-                  <w:color w:val="000000"/>
-                  <w:sz w:val="28"/>
-                  <w:szCs w:val="28"/>
-                  <w:lang w:eastAsia="ru-RU"/>
-                </w:rPr>
-                <m:t>0.5</m:t>
+                <m:t>1+0.5</m:t>
               </m:r>
               <m:sSub>
                 <m:sSubPr>
@@ -3701,7 +6493,6 @@
           <w:szCs w:val="28"/>
           <w:lang w:eastAsia="ru-RU"/>
         </w:rPr>
-        <w:lastRenderedPageBreak/>
         <w:t xml:space="preserve">где </w:t>
       </w:r>
       <w:r>
@@ -4269,18 +7060,7 @@
           <w:szCs w:val="28"/>
           <w:lang w:eastAsia="ru-RU"/>
         </w:rPr>
-        <w:t xml:space="preserve"> - квантиль нормального распределения</w:t>
-      </w:r>
-      <w:r>
-        <w:rPr>
-          <w:rFonts w:ascii="Times New Roman" w:eastAsia="Times New Roman" w:hAnsi="Times New Roman" w:cs="Times New Roman"/>
-          <w:bCs/>
-          <w:color w:val="000000"/>
-          <w:sz w:val="28"/>
-          <w:szCs w:val="28"/>
-          <w:lang w:eastAsia="ru-RU"/>
-        </w:rPr>
-        <w:t>.</w:t>
+        <w:t xml:space="preserve"> - квантиль нормального распределения.</w:t>
       </w:r>
     </w:p>
     <w:p>
@@ -4398,6 +7178,7 @@
           <w:szCs w:val="28"/>
           <w:lang w:eastAsia="ru-RU"/>
         </w:rPr>
+        <w:lastRenderedPageBreak/>
         <w:t>В</w:t>
       </w:r>
       <w:r>
@@ -4817,17 +7598,7 @@
                   <w:szCs w:val="28"/>
                   <w:lang w:eastAsia="ru-RU"/>
                 </w:rPr>
-                <m:t>m</m:t>
-              </m:r>
-              <m:r>
-                <w:rPr>
-                  <w:rFonts w:ascii="Cambria Math" w:eastAsia="Times New Roman" w:hAnsi="Cambria Math" w:cs="Times New Roman"/>
-                  <w:color w:val="0F1115"/>
-                  <w:sz w:val="28"/>
-                  <w:szCs w:val="28"/>
-                  <w:lang w:eastAsia="ru-RU"/>
-                </w:rPr>
-                <m:t>-1</m:t>
+                <m:t>m-1</m:t>
               </m:r>
             </m:den>
           </m:f>
@@ -5472,17 +8243,7 @@
                   <w:szCs w:val="28"/>
                   <w:lang w:eastAsia="ru-RU"/>
                 </w:rPr>
-                <m:t>min</m:t>
-              </m:r>
-              <m:r>
-                <w:rPr>
-                  <w:rFonts w:ascii="Cambria Math" w:eastAsia="Times New Roman" w:hAnsi="Cambria Math" w:cs="Times New Roman"/>
-                  <w:color w:val="0F1115"/>
-                  <w:sz w:val="28"/>
-                  <w:szCs w:val="28"/>
-                  <w:lang w:eastAsia="ru-RU"/>
-                </w:rPr>
-                <m:t>{</m:t>
+                <m:t>min{</m:t>
               </m:r>
               <m:sSubSup>
                 <m:sSubSupPr>
@@ -5875,27 +8636,7 @@
             <w:szCs w:val="28"/>
             <w:lang w:eastAsia="ru-RU"/>
           </w:rPr>
-          <m:t>=</m:t>
-        </m:r>
-        <m:r>
-          <w:rPr>
-            <w:rFonts w:ascii="Cambria Math" w:eastAsia="Times New Roman" w:hAnsi="Cambria Math" w:cs="Times New Roman"/>
-            <w:color w:val="0F1115"/>
-            <w:sz w:val="28"/>
-            <w:szCs w:val="28"/>
-            <w:lang w:eastAsia="ru-RU"/>
-          </w:rPr>
-          <m:t>n</m:t>
-        </m:r>
-        <m:r>
-          <w:rPr>
-            <w:rFonts w:ascii="Cambria Math" w:eastAsia="Times New Roman" w:hAnsi="Cambria Math" w:cs="Times New Roman"/>
-            <w:color w:val="0F1115"/>
-            <w:sz w:val="28"/>
-            <w:szCs w:val="28"/>
-            <w:lang w:eastAsia="ru-RU"/>
-          </w:rPr>
-          <m:t xml:space="preserve">-1,  </m:t>
+          <m:t xml:space="preserve">=n-1,  </m:t>
         </m:r>
         <m:sSub>
           <m:sSubPr>
@@ -5943,27 +8684,7 @@
             <w:szCs w:val="28"/>
             <w:lang w:eastAsia="ru-RU"/>
           </w:rPr>
-          <m:t>=</m:t>
-        </m:r>
-        <m:r>
-          <w:rPr>
-            <w:rFonts w:ascii="Cambria Math" w:eastAsia="Times New Roman" w:hAnsi="Cambria Math" w:cs="Times New Roman"/>
-            <w:color w:val="0F1115"/>
-            <w:sz w:val="28"/>
-            <w:szCs w:val="28"/>
-            <w:lang w:eastAsia="ru-RU"/>
-          </w:rPr>
-          <m:t>m</m:t>
-        </m:r>
-        <m:r>
-          <w:rPr>
-            <w:rFonts w:ascii="Cambria Math" w:eastAsia="Times New Roman" w:hAnsi="Cambria Math" w:cs="Times New Roman"/>
-            <w:color w:val="0F1115"/>
-            <w:sz w:val="28"/>
-            <w:szCs w:val="28"/>
-            <w:lang w:eastAsia="ru-RU"/>
-          </w:rPr>
-          <m:t>-1</m:t>
+          <m:t>=m-1</m:t>
         </m:r>
       </m:oMath>
       <w:r>
@@ -6325,362 +9046,6 @@
             </m:r>
           </m:sub>
         </m:sSub>
-        <m:r>
-          <w:rPr>
-            <w:rFonts w:ascii="Cambria Math" w:eastAsia="Times New Roman" w:hAnsi="Cambria Math" w:cs="Times New Roman"/>
-            <w:color w:val="0F1115"/>
-            <w:sz w:val="28"/>
-            <w:szCs w:val="28"/>
-            <w:lang w:eastAsia="ru-RU"/>
-          </w:rPr>
-          <m:t>:</m:t>
-        </m:r>
-        <m:func>
-          <m:funcPr>
-            <m:ctrlPr>
-              <w:rPr>
-                <w:rFonts w:ascii="Cambria Math" w:eastAsia="Times New Roman" w:hAnsi="Cambria Math" w:cs="Times New Roman"/>
-                <w:color w:val="0F1115"/>
-                <w:sz w:val="28"/>
-                <w:szCs w:val="28"/>
-                <w:lang w:eastAsia="ru-RU"/>
-              </w:rPr>
-            </m:ctrlPr>
-          </m:funcPr>
-          <m:fName>
-            <m:r>
-              <m:rPr>
-                <m:sty m:val="p"/>
-              </m:rPr>
-              <w:rPr>
-                <w:rFonts w:ascii="Cambria Math" w:eastAsia="Times New Roman" w:hAnsi="Cambria Math" w:cs="Times New Roman"/>
-                <w:color w:val="0F1115"/>
-                <w:sz w:val="28"/>
-                <w:szCs w:val="28"/>
-                <w:lang w:val="en-US" w:eastAsia="ru-RU"/>
-              </w:rPr>
-              <m:t>max</m:t>
-            </m:r>
-            <m:ctrlPr>
-              <w:rPr>
-                <w:rFonts w:ascii="Cambria Math" w:eastAsia="Times New Roman" w:hAnsi="Cambria Math" w:cs="Times New Roman"/>
-                <w:i/>
-                <w:color w:val="0F1115"/>
-                <w:sz w:val="28"/>
-                <w:szCs w:val="28"/>
-                <w:lang w:eastAsia="ru-RU"/>
-              </w:rPr>
-            </m:ctrlPr>
-          </m:fName>
-          <m:e>
-            <m:d>
-              <m:dPr>
-                <m:begChr m:val="{"/>
-                <m:endChr m:val="}"/>
-                <m:ctrlPr>
-                  <w:rPr>
-                    <w:rFonts w:ascii="Cambria Math" w:eastAsia="Times New Roman" w:hAnsi="Cambria Math" w:cs="Times New Roman"/>
-                    <w:i/>
-                    <w:color w:val="0F1115"/>
-                    <w:sz w:val="28"/>
-                    <w:szCs w:val="28"/>
-                    <w:lang w:eastAsia="ru-RU"/>
-                  </w:rPr>
-                </m:ctrlPr>
-              </m:dPr>
-              <m:e>
-                <m:sSubSup>
-                  <m:sSubSupPr>
-                    <m:ctrlPr>
-                      <w:rPr>
-                        <w:rFonts w:ascii="Cambria Math" w:eastAsia="Times New Roman" w:hAnsi="Cambria Math" w:cs="Times New Roman"/>
-                        <w:i/>
-                        <w:color w:val="0F1115"/>
-                        <w:sz w:val="28"/>
-                        <w:szCs w:val="28"/>
-                        <w:lang w:eastAsia="ru-RU"/>
-                      </w:rPr>
-                    </m:ctrlPr>
-                  </m:sSubSupPr>
-                  <m:e>
-                    <m:r>
-                      <w:rPr>
-                        <w:rFonts w:ascii="Cambria Math" w:eastAsia="Times New Roman" w:hAnsi="Cambria Math" w:cs="Times New Roman"/>
-                        <w:color w:val="0F1115"/>
-                        <w:sz w:val="28"/>
-                        <w:szCs w:val="28"/>
-                        <w:lang w:eastAsia="ru-RU"/>
-                      </w:rPr>
-                      <m:t>σ</m:t>
-                    </m:r>
-                  </m:e>
-                  <m:sub>
-                    <m:r>
-                      <w:rPr>
-                        <w:rFonts w:ascii="Cambria Math" w:eastAsia="Times New Roman" w:hAnsi="Cambria Math" w:cs="Times New Roman"/>
-                        <w:color w:val="0F1115"/>
-                        <w:sz w:val="28"/>
-                        <w:szCs w:val="28"/>
-                        <w:lang w:eastAsia="ru-RU"/>
-                      </w:rPr>
-                      <m:t>1</m:t>
-                    </m:r>
-                  </m:sub>
-                  <m:sup>
-                    <m:r>
-                      <w:rPr>
-                        <w:rFonts w:ascii="Cambria Math" w:eastAsia="Times New Roman" w:hAnsi="Cambria Math" w:cs="Times New Roman"/>
-                        <w:color w:val="0F1115"/>
-                        <w:sz w:val="28"/>
-                        <w:szCs w:val="28"/>
-                        <w:lang w:eastAsia="ru-RU"/>
-                      </w:rPr>
-                      <m:t>2</m:t>
-                    </m:r>
-                  </m:sup>
-                </m:sSubSup>
-                <m:r>
-                  <w:rPr>
-                    <w:rFonts w:ascii="Cambria Math" w:eastAsia="Times New Roman" w:hAnsi="Cambria Math" w:cs="Times New Roman"/>
-                    <w:color w:val="0F1115"/>
-                    <w:sz w:val="28"/>
-                    <w:szCs w:val="28"/>
-                    <w:lang w:eastAsia="ru-RU"/>
-                  </w:rPr>
-                  <m:t>,</m:t>
-                </m:r>
-                <m:sSubSup>
-                  <m:sSubSupPr>
-                    <m:ctrlPr>
-                      <w:rPr>
-                        <w:rFonts w:ascii="Cambria Math" w:eastAsia="Times New Roman" w:hAnsi="Cambria Math" w:cs="Times New Roman"/>
-                        <w:i/>
-                        <w:color w:val="0F1115"/>
-                        <w:sz w:val="28"/>
-                        <w:szCs w:val="28"/>
-                        <w:lang w:eastAsia="ru-RU"/>
-                      </w:rPr>
-                    </m:ctrlPr>
-                  </m:sSubSupPr>
-                  <m:e>
-                    <m:r>
-                      <w:rPr>
-                        <w:rFonts w:ascii="Cambria Math" w:eastAsia="Times New Roman" w:hAnsi="Cambria Math" w:cs="Times New Roman"/>
-                        <w:color w:val="0F1115"/>
-                        <w:sz w:val="28"/>
-                        <w:szCs w:val="28"/>
-                        <w:lang w:eastAsia="ru-RU"/>
-                      </w:rPr>
-                      <m:t>σ</m:t>
-                    </m:r>
-                  </m:e>
-                  <m:sub>
-                    <m:r>
-                      <w:rPr>
-                        <w:rFonts w:ascii="Cambria Math" w:eastAsia="Times New Roman" w:hAnsi="Cambria Math" w:cs="Times New Roman"/>
-                        <w:color w:val="0F1115"/>
-                        <w:sz w:val="28"/>
-                        <w:szCs w:val="28"/>
-                        <w:lang w:eastAsia="ru-RU"/>
-                      </w:rPr>
-                      <m:t>2</m:t>
-                    </m:r>
-                  </m:sub>
-                  <m:sup>
-                    <m:r>
-                      <w:rPr>
-                        <w:rFonts w:ascii="Cambria Math" w:eastAsia="Times New Roman" w:hAnsi="Cambria Math" w:cs="Times New Roman"/>
-                        <w:color w:val="0F1115"/>
-                        <w:sz w:val="28"/>
-                        <w:szCs w:val="28"/>
-                        <w:lang w:eastAsia="ru-RU"/>
-                      </w:rPr>
-                      <m:t>2</m:t>
-                    </m:r>
-                  </m:sup>
-                </m:sSubSup>
-              </m:e>
-            </m:d>
-          </m:e>
-        </m:func>
-        <m:r>
-          <w:rPr>
-            <w:rFonts w:ascii="Cambria Math" w:eastAsia="Times New Roman" w:hAnsi="Cambria Math" w:cs="Times New Roman"/>
-            <w:color w:val="0F1115"/>
-            <w:sz w:val="28"/>
-            <w:szCs w:val="28"/>
-            <w:lang w:eastAsia="ru-RU"/>
-          </w:rPr>
-          <m:t>&gt;</m:t>
-        </m:r>
-        <m:func>
-          <m:funcPr>
-            <m:ctrlPr>
-              <w:rPr>
-                <w:rFonts w:ascii="Cambria Math" w:eastAsia="Times New Roman" w:hAnsi="Cambria Math" w:cs="Times New Roman"/>
-                <w:color w:val="0F1115"/>
-                <w:sz w:val="28"/>
-                <w:szCs w:val="28"/>
-                <w:lang w:eastAsia="ru-RU"/>
-              </w:rPr>
-            </m:ctrlPr>
-          </m:funcPr>
-          <m:fName>
-            <m:r>
-              <m:rPr>
-                <m:sty m:val="p"/>
-              </m:rPr>
-              <w:rPr>
-                <w:rFonts w:ascii="Cambria Math" w:eastAsia="Times New Roman" w:hAnsi="Cambria Math" w:cs="Times New Roman"/>
-                <w:color w:val="0F1115"/>
-                <w:sz w:val="28"/>
-                <w:szCs w:val="28"/>
-                <w:lang w:val="en-US" w:eastAsia="ru-RU"/>
-              </w:rPr>
-              <m:t>min</m:t>
-            </m:r>
-            <m:ctrlPr>
-              <w:rPr>
-                <w:rFonts w:ascii="Cambria Math" w:eastAsia="Times New Roman" w:hAnsi="Cambria Math" w:cs="Times New Roman"/>
-                <w:i/>
-                <w:color w:val="0F1115"/>
-                <w:sz w:val="28"/>
-                <w:szCs w:val="28"/>
-                <w:lang w:eastAsia="ru-RU"/>
-              </w:rPr>
-            </m:ctrlPr>
-          </m:fName>
-          <m:e>
-            <m:d>
-              <m:dPr>
-                <m:begChr m:val="{"/>
-                <m:endChr m:val="}"/>
-                <m:ctrlPr>
-                  <w:rPr>
-                    <w:rFonts w:ascii="Cambria Math" w:eastAsia="Times New Roman" w:hAnsi="Cambria Math" w:cs="Times New Roman"/>
-                    <w:i/>
-                    <w:color w:val="0F1115"/>
-                    <w:sz w:val="28"/>
-                    <w:szCs w:val="28"/>
-                    <w:lang w:eastAsia="ru-RU"/>
-                  </w:rPr>
-                </m:ctrlPr>
-              </m:dPr>
-              <m:e>
-                <m:sSubSup>
-                  <m:sSubSupPr>
-                    <m:ctrlPr>
-                      <w:rPr>
-                        <w:rFonts w:ascii="Cambria Math" w:eastAsia="Times New Roman" w:hAnsi="Cambria Math" w:cs="Times New Roman"/>
-                        <w:i/>
-                        <w:color w:val="0F1115"/>
-                        <w:sz w:val="28"/>
-                        <w:szCs w:val="28"/>
-                        <w:lang w:eastAsia="ru-RU"/>
-                      </w:rPr>
-                    </m:ctrlPr>
-                  </m:sSubSupPr>
-                  <m:e>
-                    <m:r>
-                      <w:rPr>
-                        <w:rFonts w:ascii="Cambria Math" w:eastAsia="Times New Roman" w:hAnsi="Cambria Math" w:cs="Times New Roman"/>
-                        <w:color w:val="0F1115"/>
-                        <w:sz w:val="28"/>
-                        <w:szCs w:val="28"/>
-                        <w:lang w:eastAsia="ru-RU"/>
-                      </w:rPr>
-                      <m:t>σ</m:t>
-                    </m:r>
-                  </m:e>
-                  <m:sub>
-                    <m:r>
-                      <w:rPr>
-                        <w:rFonts w:ascii="Cambria Math" w:eastAsia="Times New Roman" w:hAnsi="Cambria Math" w:cs="Times New Roman"/>
-                        <w:color w:val="0F1115"/>
-                        <w:sz w:val="28"/>
-                        <w:szCs w:val="28"/>
-                        <w:lang w:eastAsia="ru-RU"/>
-                      </w:rPr>
-                      <m:t>1</m:t>
-                    </m:r>
-                  </m:sub>
-                  <m:sup>
-                    <m:r>
-                      <w:rPr>
-                        <w:rFonts w:ascii="Cambria Math" w:eastAsia="Times New Roman" w:hAnsi="Cambria Math" w:cs="Times New Roman"/>
-                        <w:color w:val="0F1115"/>
-                        <w:sz w:val="28"/>
-                        <w:szCs w:val="28"/>
-                        <w:lang w:eastAsia="ru-RU"/>
-                      </w:rPr>
-                      <m:t>2</m:t>
-                    </m:r>
-                  </m:sup>
-                </m:sSubSup>
-                <m:r>
-                  <w:rPr>
-                    <w:rFonts w:ascii="Cambria Math" w:eastAsia="Times New Roman" w:hAnsi="Cambria Math" w:cs="Times New Roman"/>
-                    <w:color w:val="0F1115"/>
-                    <w:sz w:val="28"/>
-                    <w:szCs w:val="28"/>
-                    <w:lang w:eastAsia="ru-RU"/>
-                  </w:rPr>
-                  <m:t>,</m:t>
-                </m:r>
-                <m:sSubSup>
-                  <m:sSubSupPr>
-                    <m:ctrlPr>
-                      <w:rPr>
-                        <w:rFonts w:ascii="Cambria Math" w:eastAsia="Times New Roman" w:hAnsi="Cambria Math" w:cs="Times New Roman"/>
-                        <w:i/>
-                        <w:color w:val="0F1115"/>
-                        <w:sz w:val="28"/>
-                        <w:szCs w:val="28"/>
-                        <w:lang w:eastAsia="ru-RU"/>
-                      </w:rPr>
-                    </m:ctrlPr>
-                  </m:sSubSupPr>
-                  <m:e>
-                    <m:r>
-                      <w:rPr>
-                        <w:rFonts w:ascii="Cambria Math" w:eastAsia="Times New Roman" w:hAnsi="Cambria Math" w:cs="Times New Roman"/>
-                        <w:color w:val="0F1115"/>
-                        <w:sz w:val="28"/>
-                        <w:szCs w:val="28"/>
-                        <w:lang w:eastAsia="ru-RU"/>
-                      </w:rPr>
-                      <m:t>σ</m:t>
-                    </m:r>
-                  </m:e>
-                  <m:sub>
-                    <m:r>
-                      <w:rPr>
-                        <w:rFonts w:ascii="Cambria Math" w:eastAsia="Times New Roman" w:hAnsi="Cambria Math" w:cs="Times New Roman"/>
-                        <w:color w:val="0F1115"/>
-                        <w:sz w:val="28"/>
-                        <w:szCs w:val="28"/>
-                        <w:lang w:eastAsia="ru-RU"/>
-                      </w:rPr>
-                      <m:t>2</m:t>
-                    </m:r>
-                  </m:sub>
-                  <m:sup>
-                    <m:r>
-                      <w:rPr>
-                        <w:rFonts w:ascii="Cambria Math" w:eastAsia="Times New Roman" w:hAnsi="Cambria Math" w:cs="Times New Roman"/>
-                        <w:color w:val="0F1115"/>
-                        <w:sz w:val="28"/>
-                        <w:szCs w:val="28"/>
-                        <w:lang w:eastAsia="ru-RU"/>
-                      </w:rPr>
-                      <m:t>2</m:t>
-                    </m:r>
-                  </m:sup>
-                </m:sSubSup>
-              </m:e>
-            </m:d>
-          </m:e>
-        </m:func>
       </m:oMath>
       <w:r>
         <w:rPr>
@@ -6692,20 +9057,6 @@
         </w:rPr>
         <w:t>, иначе принимается.</w:t>
       </w:r>
-    </w:p>
-    <w:p>
-      <w:pPr>
-        <w:shd w:val="clear" w:color="auto" w:fill="FFFFFF"/>
-        <w:spacing w:after="120" w:line="240" w:lineRule="auto"/>
-        <w:rPr>
-          <w:rFonts w:ascii="Times New Roman" w:eastAsia="Times New Roman" w:hAnsi="Times New Roman" w:cs="Times New Roman"/>
-          <w:bCs/>
-          <w:color w:val="000000"/>
-          <w:sz w:val="28"/>
-          <w:szCs w:val="28"/>
-          <w:lang w:eastAsia="ru-RU"/>
-        </w:rPr>
-      </w:pPr>
     </w:p>
     <w:p>
       <w:pPr>
@@ -7493,7 +9844,6 @@
           <w:sz w:val="40"/>
           <w:szCs w:val="40"/>
         </w:rPr>
-        <w:lastRenderedPageBreak/>
         <w:t>Результаты</w:t>
       </w:r>
       <w:bookmarkEnd w:id="4"/>
@@ -7508,24 +9858,14 @@
       <w:r>
         <w:t xml:space="preserve">Таблица </w:t>
       </w:r>
-      <w:r>
-        <w:fldChar w:fldCharType="begin"/>
-      </w:r>
-      <w:r>
-        <w:instrText xml:space="preserve"> SEQ Таблица \* ARABIC </w:instrText>
-      </w:r>
-      <w:r>
-        <w:fldChar w:fldCharType="separate"/>
-      </w:r>
-      <w:r>
-        <w:rPr>
-          <w:noProof/>
-        </w:rPr>
-        <w:t>1</w:t>
-      </w:r>
-      <w:r>
-        <w:fldChar w:fldCharType="end"/>
-      </w:r>
+      <w:fldSimple w:instr=" SEQ Таблица \* ARABIC ">
+        <w:r>
+          <w:rPr>
+            <w:noProof/>
+          </w:rPr>
+          <w:t>1</w:t>
+        </w:r>
+      </w:fldSimple>
       <w:r>
         <w:t>: Значения доверительных интервалов и точечных оценок</w:t>
       </w:r>
@@ -8041,24 +10381,14 @@
       <w:r>
         <w:t xml:space="preserve">Таблица </w:t>
       </w:r>
-      <w:r>
-        <w:fldChar w:fldCharType="begin"/>
-      </w:r>
-      <w:r>
-        <w:instrText xml:space="preserve"> SEQ Таблица \* ARABIC </w:instrText>
-      </w:r>
-      <w:r>
-        <w:fldChar w:fldCharType="separate"/>
-      </w:r>
-      <w:r>
-        <w:rPr>
-          <w:noProof/>
-        </w:rPr>
-        <w:t>2</w:t>
-      </w:r>
-      <w:r>
-        <w:fldChar w:fldCharType="end"/>
-      </w:r>
+      <w:fldSimple w:instr=" SEQ Таблица \* ARABIC ">
+        <w:r>
+          <w:rPr>
+            <w:noProof/>
+          </w:rPr>
+          <w:t>2</w:t>
+        </w:r>
+      </w:fldSimple>
       <w:r>
         <w:t>: Тест Фишера</w:t>
       </w:r>
@@ -8293,6 +10623,7 @@
                 <w:szCs w:val="28"/>
                 <w:lang w:eastAsia="ru-RU"/>
               </w:rPr>
+              <w:lastRenderedPageBreak/>
               <w:t>Значение</w:t>
             </w:r>
           </w:p>
@@ -8681,7 +11012,6 @@
           <w:szCs w:val="28"/>
           <w:lang w:eastAsia="ru-RU"/>
         </w:rPr>
-        <w:lastRenderedPageBreak/>
         <w:t>Точечная оценка является центром доверительного интервала. Чем больше выборка, тем ближе точечная оценка к истинному значению.</w:t>
       </w:r>
     </w:p>
@@ -14579,551 +16909,6 @@
 </w:styles>
 </file>
 
-<file path=word/glossary/document.xml><?xml version="1.0" encoding="utf-8"?>
-<w:glossaryDocument xmlns:wpc="http://schemas.microsoft.com/office/word/2010/wordprocessingCanvas" xmlns:cx="http://schemas.microsoft.com/office/drawing/2014/chartex" xmlns:mc="http://schemas.openxmlformats.org/markup-compatibility/2006" xmlns:o="urn:schemas-microsoft-com:office:office" xmlns:r="http://schemas.openxmlformats.org/officeDocument/2006/relationships" xmlns:m="http://schemas.openxmlformats.org/officeDocument/2006/math" xmlns:v="urn:schemas-microsoft-com:vml" xmlns:wp14="http://schemas.microsoft.com/office/word/2010/wordprocessingDrawing" xmlns:wp="http://schemas.openxmlformats.org/drawingml/2006/wordprocessingDrawing" xmlns:w10="urn:schemas-microsoft-com:office:word" xmlns:w="http://schemas.openxmlformats.org/wordprocessingml/2006/main" xmlns:w14="http://schemas.microsoft.com/office/word/2010/wordml" xmlns:w15="http://schemas.microsoft.com/office/word/2012/wordml" xmlns:w16se="http://schemas.microsoft.com/office/word/2015/wordml/symex" xmlns:wpg="http://schemas.microsoft.com/office/word/2010/wordprocessingGroup" xmlns:wpi="http://schemas.microsoft.com/office/word/2010/wordprocessingInk" xmlns:wne="http://schemas.microsoft.com/office/word/2006/wordml" xmlns:wps="http://schemas.microsoft.com/office/word/2010/wordprocessingShape" mc:Ignorable="w14 w15 w16se wp14"/>
-</file>
-
-<file path=word/glossary/fontTable.xml><?xml version="1.0" encoding="utf-8"?>
-<w:fonts xmlns:mc="http://schemas.openxmlformats.org/markup-compatibility/2006" xmlns:r="http://schemas.openxmlformats.org/officeDocument/2006/relationships" xmlns:w="http://schemas.openxmlformats.org/wordprocessingml/2006/main" xmlns:w14="http://schemas.microsoft.com/office/word/2010/wordml" xmlns:w15="http://schemas.microsoft.com/office/word/2012/wordml" xmlns:w16se="http://schemas.microsoft.com/office/word/2015/wordml/symex" mc:Ignorable="w14 w15 w16se">
-  <w:font w:name="Times New Roman">
-    <w:panose1 w:val="02020603050405020304"/>
-    <w:charset w:val="CC"/>
-    <w:family w:val="roman"/>
-    <w:pitch w:val="variable"/>
-    <w:sig w:usb0="E0002EFF" w:usb1="C000785B" w:usb2="00000009" w:usb3="00000000" w:csb0="000001FF" w:csb1="00000000"/>
-  </w:font>
-  <w:font w:name="Symbol">
-    <w:panose1 w:val="05050102010706020507"/>
-    <w:charset w:val="02"/>
-    <w:family w:val="roman"/>
-    <w:pitch w:val="variable"/>
-    <w:sig w:usb0="00000000" w:usb1="10000000" w:usb2="00000000" w:usb3="00000000" w:csb0="80000000" w:csb1="00000000"/>
-  </w:font>
-  <w:font w:name="Courier New">
-    <w:panose1 w:val="02070309020205020404"/>
-    <w:charset w:val="CC"/>
-    <w:family w:val="modern"/>
-    <w:pitch w:val="fixed"/>
-    <w:sig w:usb0="E0002EFF" w:usb1="C0007843" w:usb2="00000009" w:usb3="00000000" w:csb0="000001FF" w:csb1="00000000"/>
-  </w:font>
-  <w:font w:name="Wingdings">
-    <w:panose1 w:val="05000000000000000000"/>
-    <w:charset w:val="02"/>
-    <w:family w:val="auto"/>
-    <w:pitch w:val="variable"/>
-    <w:sig w:usb0="00000000" w:usb1="10000000" w:usb2="00000000" w:usb3="00000000" w:csb0="80000000" w:csb1="00000000"/>
-  </w:font>
-  <w:font w:name="Calibri">
-    <w:panose1 w:val="020F0502020204030204"/>
-    <w:charset w:val="CC"/>
-    <w:family w:val="swiss"/>
-    <w:pitch w:val="variable"/>
-    <w:sig w:usb0="E4002EFF" w:usb1="C000247B" w:usb2="00000009" w:usb3="00000000" w:csb0="000001FF" w:csb1="00000000"/>
-  </w:font>
-  <w:font w:name="Calibri Light">
-    <w:panose1 w:val="020F0302020204030204"/>
-    <w:charset w:val="CC"/>
-    <w:family w:val="swiss"/>
-    <w:pitch w:val="variable"/>
-    <w:sig w:usb0="E4002EFF" w:usb1="C000247B" w:usb2="00000009" w:usb3="00000000" w:csb0="000001FF" w:csb1="00000000"/>
-  </w:font>
-  <w:font w:name="Cambria Math">
-    <w:panose1 w:val="02040503050406030204"/>
-    <w:charset w:val="CC"/>
-    <w:family w:val="roman"/>
-    <w:pitch w:val="variable"/>
-    <w:sig w:usb0="E00006FF" w:usb1="420024FF" w:usb2="02000000" w:usb3="00000000" w:csb0="0000019F" w:csb1="00000000"/>
-  </w:font>
-</w:fonts>
-</file>
-
-<file path=word/glossary/settings.xml><?xml version="1.0" encoding="utf-8"?>
-<w:settings xmlns:mc="http://schemas.openxmlformats.org/markup-compatibility/2006" xmlns:o="urn:schemas-microsoft-com:office:office" xmlns:r="http://schemas.openxmlformats.org/officeDocument/2006/relationships" xmlns:m="http://schemas.openxmlformats.org/officeDocument/2006/math" xmlns:v="urn:schemas-microsoft-com:vml" xmlns:w10="urn:schemas-microsoft-com:office:word" xmlns:w="http://schemas.openxmlformats.org/wordprocessingml/2006/main" xmlns:w14="http://schemas.microsoft.com/office/word/2010/wordml" xmlns:w15="http://schemas.microsoft.com/office/word/2012/wordml" xmlns:w16se="http://schemas.microsoft.com/office/word/2015/wordml/symex" xmlns:sl="http://schemas.openxmlformats.org/schemaLibrary/2006/main" mc:Ignorable="w14 w15 w16se">
-  <w:view w:val="normal"/>
-  <w:defaultTabStop w:val="708"/>
-  <w:characterSpacingControl w:val="doNotCompress"/>
-  <w:compat>
-    <w:useFELayout/>
-    <w:compatSetting w:name="compatibilityMode" w:uri="http://schemas.microsoft.com/office/word" w:val="15"/>
-    <w:compatSetting w:name="overrideTableStyleFontSizeAndJustification" w:uri="http://schemas.microsoft.com/office/word" w:val="1"/>
-    <w:compatSetting w:name="enableOpenTypeFeatures" w:uri="http://schemas.microsoft.com/office/word" w:val="1"/>
-    <w:compatSetting w:name="doNotFlipMirrorIndents" w:uri="http://schemas.microsoft.com/office/word" w:val="1"/>
-    <w:compatSetting w:name="differentiateMultirowTableHeaders" w:uri="http://schemas.microsoft.com/office/word" w:val="1"/>
-  </w:compat>
-  <w:rsids>
-    <w:rsidRoot w:val="00955CEB"/>
-    <w:rsid w:val="000A0B05"/>
-    <w:rsid w:val="00244638"/>
-    <w:rsid w:val="00276028"/>
-    <w:rsid w:val="002970A1"/>
-    <w:rsid w:val="002E6E70"/>
-    <w:rsid w:val="00955CEB"/>
-    <w:rsid w:val="00957FA4"/>
-    <w:rsid w:val="00A619F8"/>
-    <w:rsid w:val="00D947FF"/>
-  </w:rsids>
-  <m:mathPr>
-    <m:mathFont m:val="Cambria Math"/>
-    <m:brkBin m:val="before"/>
-    <m:brkBinSub m:val="--"/>
-    <m:smallFrac m:val="0"/>
-    <m:dispDef/>
-    <m:lMargin m:val="0"/>
-    <m:rMargin m:val="0"/>
-    <m:defJc m:val="centerGroup"/>
-    <m:wrapIndent m:val="1440"/>
-    <m:intLim m:val="subSup"/>
-    <m:naryLim m:val="undOvr"/>
-  </m:mathPr>
-  <w:themeFontLang w:val="ru-RU"/>
-  <w:clrSchemeMapping w:bg1="light1" w:t1="dark1" w:bg2="light2" w:t2="dark2" w:accent1="accent1" w:accent2="accent2" w:accent3="accent3" w:accent4="accent4" w:accent5="accent5" w:accent6="accent6" w:hyperlink="hyperlink" w:followedHyperlink="followedHyperlink"/>
-  <w:decimalSymbol w:val=","/>
-  <w:listSeparator w:val=";"/>
-  <w15:chartTrackingRefBased/>
-</w:settings>
-</file>
-
-<file path=word/glossary/styles.xml><?xml version="1.0" encoding="utf-8"?>
-<w:styles xmlns:mc="http://schemas.openxmlformats.org/markup-compatibility/2006" xmlns:r="http://schemas.openxmlformats.org/officeDocument/2006/relationships" xmlns:w="http://schemas.openxmlformats.org/wordprocessingml/2006/main" xmlns:w14="http://schemas.microsoft.com/office/word/2010/wordml" xmlns:w15="http://schemas.microsoft.com/office/word/2012/wordml" xmlns:w16se="http://schemas.microsoft.com/office/word/2015/wordml/symex" mc:Ignorable="w14 w15 w16se">
-  <w:docDefaults>
-    <w:rPrDefault>
-      <w:rPr>
-        <w:rFonts w:asciiTheme="minorHAnsi" w:eastAsiaTheme="minorEastAsia" w:hAnsiTheme="minorHAnsi" w:cstheme="minorBidi"/>
-        <w:sz w:val="22"/>
-        <w:szCs w:val="22"/>
-        <w:lang w:val="ru-RU" w:eastAsia="ru-RU" w:bidi="ar-SA"/>
-      </w:rPr>
-    </w:rPrDefault>
-    <w:pPrDefault>
-      <w:pPr>
-        <w:spacing w:after="160" w:line="259" w:lineRule="auto"/>
-      </w:pPr>
-    </w:pPrDefault>
-  </w:docDefaults>
-  <w:latentStyles w:defLockedState="0" w:defUIPriority="99" w:defSemiHidden="0" w:defUnhideWhenUsed="0" w:defQFormat="0" w:count="371">
-    <w:lsdException w:name="Normal" w:uiPriority="0" w:qFormat="1"/>
-    <w:lsdException w:name="heading 1" w:uiPriority="9" w:qFormat="1"/>
-    <w:lsdException w:name="heading 2" w:semiHidden="1" w:uiPriority="9" w:unhideWhenUsed="1" w:qFormat="1"/>
-    <w:lsdException w:name="heading 3" w:semiHidden="1" w:uiPriority="9" w:unhideWhenUsed="1" w:qFormat="1"/>
-    <w:lsdException w:name="heading 4" w:semiHidden="1" w:uiPriority="9" w:unhideWhenUsed="1" w:qFormat="1"/>
-    <w:lsdException w:name="heading 5" w:semiHidden="1" w:uiPriority="9" w:unhideWhenUsed="1" w:qFormat="1"/>
-    <w:lsdException w:name="heading 6" w:semiHidden="1" w:uiPriority="9" w:unhideWhenUsed="1" w:qFormat="1"/>
-    <w:lsdException w:name="heading 7" w:semiHidden="1" w:uiPriority="9" w:unhideWhenUsed="1" w:qFormat="1"/>
-    <w:lsdException w:name="heading 8" w:semiHidden="1" w:uiPriority="9" w:unhideWhenUsed="1" w:qFormat="1"/>
-    <w:lsdException w:name="heading 9" w:semiHidden="1" w:uiPriority="9" w:unhideWhenUsed="1" w:qFormat="1"/>
-    <w:lsdException w:name="index 1" w:semiHidden="1" w:unhideWhenUsed="1"/>
-    <w:lsdException w:name="index 2" w:semiHidden="1" w:unhideWhenUsed="1"/>
-    <w:lsdException w:name="index 3" w:semiHidden="1" w:unhideWhenUsed="1"/>
-    <w:lsdException w:name="index 4" w:semiHidden="1" w:unhideWhenUsed="1"/>
-    <w:lsdException w:name="index 5" w:semiHidden="1" w:unhideWhenUsed="1"/>
-    <w:lsdException w:name="index 6" w:semiHidden="1" w:unhideWhenUsed="1"/>
-    <w:lsdException w:name="index 7" w:semiHidden="1" w:unhideWhenUsed="1"/>
-    <w:lsdException w:name="index 8" w:semiHidden="1" w:unhideWhenUsed="1"/>
-    <w:lsdException w:name="index 9" w:semiHidden="1" w:unhideWhenUsed="1"/>
-    <w:lsdException w:name="toc 1" w:semiHidden="1" w:uiPriority="39" w:unhideWhenUsed="1"/>
-    <w:lsdException w:name="toc 2" w:semiHidden="1" w:uiPriority="39" w:unhideWhenUsed="1"/>
-    <w:lsdException w:name="toc 3" w:semiHidden="1" w:uiPriority="39" w:unhideWhenUsed="1"/>
-    <w:lsdException w:name="toc 4" w:semiHidden="1" w:uiPriority="39" w:unhideWhenUsed="1"/>
-    <w:lsdException w:name="toc 5" w:semiHidden="1" w:uiPriority="39" w:unhideWhenUsed="1"/>
-    <w:lsdException w:name="toc 6" w:semiHidden="1" w:uiPriority="39" w:unhideWhenUsed="1"/>
-    <w:lsdException w:name="toc 7" w:semiHidden="1" w:uiPriority="39" w:unhideWhenUsed="1"/>
-    <w:lsdException w:name="toc 8" w:semiHidden="1" w:uiPriority="39" w:unhideWhenUsed="1"/>
-    <w:lsdException w:name="toc 9" w:semiHidden="1" w:uiPriority="39" w:unhideWhenUsed="1"/>
-    <w:lsdException w:name="Normal Indent" w:semiHidden="1" w:unhideWhenUsed="1"/>
-    <w:lsdException w:name="footnote text" w:semiHidden="1" w:unhideWhenUsed="1"/>
-    <w:lsdException w:name="annotation text" w:semiHidden="1" w:unhideWhenUsed="1"/>
-    <w:lsdException w:name="header" w:semiHidden="1" w:unhideWhenUsed="1"/>
-    <w:lsdException w:name="footer" w:semiHidden="1" w:unhideWhenUsed="1"/>
-    <w:lsdException w:name="index heading" w:semiHidden="1" w:unhideWhenUsed="1"/>
-    <w:lsdException w:name="caption" w:semiHidden="1" w:uiPriority="35" w:unhideWhenUsed="1" w:qFormat="1"/>
-    <w:lsdException w:name="table of figures" w:semiHidden="1" w:unhideWhenUsed="1"/>
-    <w:lsdException w:name="envelope address" w:semiHidden="1" w:unhideWhenUsed="1"/>
-    <w:lsdException w:name="envelope return" w:semiHidden="1" w:unhideWhenUsed="1"/>
-    <w:lsdException w:name="footnote reference" w:semiHidden="1" w:unhideWhenUsed="1"/>
-    <w:lsdException w:name="annotation reference" w:semiHidden="1" w:unhideWhenUsed="1"/>
-    <w:lsdException w:name="line number" w:semiHidden="1" w:unhideWhenUsed="1"/>
-    <w:lsdException w:name="page number" w:semiHidden="1" w:unhideWhenUsed="1"/>
-    <w:lsdException w:name="endnote reference" w:semiHidden="1" w:unhideWhenUsed="1"/>
-    <w:lsdException w:name="endnote text" w:semiHidden="1" w:unhideWhenUsed="1"/>
-    <w:lsdException w:name="table of authorities" w:semiHidden="1" w:unhideWhenUsed="1"/>
-    <w:lsdException w:name="macro" w:semiHidden="1" w:unhideWhenUsed="1"/>
-    <w:lsdException w:name="toa heading" w:semiHidden="1" w:unhideWhenUsed="1"/>
-    <w:lsdException w:name="List" w:semiHidden="1" w:unhideWhenUsed="1"/>
-    <w:lsdException w:name="List Bullet" w:semiHidden="1" w:unhideWhenUsed="1"/>
-    <w:lsdException w:name="List Number" w:semiHidden="1" w:unhideWhenUsed="1"/>
-    <w:lsdException w:name="List 2" w:semiHidden="1" w:unhideWhenUsed="1"/>
-    <w:lsdException w:name="List 3" w:semiHidden="1" w:unhideWhenUsed="1"/>
-    <w:lsdException w:name="List 4" w:semiHidden="1" w:unhideWhenUsed="1"/>
-    <w:lsdException w:name="List 5" w:semiHidden="1" w:unhideWhenUsed="1"/>
-    <w:lsdException w:name="List Bullet 2" w:semiHidden="1" w:unhideWhenUsed="1"/>
-    <w:lsdException w:name="List Bullet 3" w:semiHidden="1" w:unhideWhenUsed="1"/>
-    <w:lsdException w:name="List Bullet 4" w:semiHidden="1" w:unhideWhenUsed="1"/>
-    <w:lsdException w:name="List Bullet 5" w:semiHidden="1" w:unhideWhenUsed="1"/>
-    <w:lsdException w:name="List Number 2" w:semiHidden="1" w:unhideWhenUsed="1"/>
-    <w:lsdException w:name="List Number 3" w:semiHidden="1" w:unhideWhenUsed="1"/>
-    <w:lsdException w:name="List Number 4" w:semiHidden="1" w:unhideWhenUsed="1"/>
-    <w:lsdException w:name="List Number 5" w:semiHidden="1" w:unhideWhenUsed="1"/>
-    <w:lsdException w:name="Title" w:uiPriority="10" w:qFormat="1"/>
-    <w:lsdException w:name="Closing" w:semiHidden="1" w:unhideWhenUsed="1"/>
-    <w:lsdException w:name="Signature" w:semiHidden="1" w:unhideWhenUsed="1"/>
-    <w:lsdException w:name="Default Paragraph Font" w:semiHidden="1" w:uiPriority="1" w:unhideWhenUsed="1"/>
-    <w:lsdException w:name="Body Text" w:semiHidden="1" w:unhideWhenUsed="1"/>
-    <w:lsdException w:name="Body Text Indent" w:semiHidden="1" w:unhideWhenUsed="1"/>
-    <w:lsdException w:name="List Continue" w:semiHidden="1" w:unhideWhenUsed="1"/>
-    <w:lsdException w:name="List Continue 2" w:semiHidden="1" w:unhideWhenUsed="1"/>
-    <w:lsdException w:name="List Continue 3" w:semiHidden="1" w:unhideWhenUsed="1"/>
-    <w:lsdException w:name="List Continue 4" w:semiHidden="1" w:unhideWhenUsed="1"/>
-    <w:lsdException w:name="List Continue 5" w:semiHidden="1" w:unhideWhenUsed="1"/>
-    <w:lsdException w:name="Message Header" w:semiHidden="1" w:unhideWhenUsed="1"/>
-    <w:lsdException w:name="Subtitle" w:uiPriority="11" w:qFormat="1"/>
-    <w:lsdException w:name="Salutation" w:semiHidden="1" w:unhideWhenUsed="1"/>
-    <w:lsdException w:name="Date" w:semiHidden="1" w:unhideWhenUsed="1"/>
-    <w:lsdException w:name="Body Text First Indent" w:semiHidden="1" w:unhideWhenUsed="1"/>
-    <w:lsdException w:name="Body Text First Indent 2" w:semiHidden="1" w:unhideWhenUsed="1"/>
-    <w:lsdException w:name="Note Heading" w:semiHidden="1" w:unhideWhenUsed="1"/>
-    <w:lsdException w:name="Body Text 2" w:semiHidden="1" w:unhideWhenUsed="1"/>
-    <w:lsdException w:name="Body Text 3" w:semiHidden="1" w:unhideWhenUsed="1"/>
-    <w:lsdException w:name="Body Text Indent 2" w:semiHidden="1" w:unhideWhenUsed="1"/>
-    <w:lsdException w:name="Body Text Indent 3" w:semiHidden="1" w:unhideWhenUsed="1"/>
-    <w:lsdException w:name="Block Text" w:semiHidden="1" w:unhideWhenUsed="1"/>
-    <w:lsdException w:name="Hyperlink" w:semiHidden="1" w:unhideWhenUsed="1"/>
-    <w:lsdException w:name="FollowedHyperlink" w:semiHidden="1" w:unhideWhenUsed="1"/>
-    <w:lsdException w:name="Strong" w:uiPriority="22" w:qFormat="1"/>
-    <w:lsdException w:name="Emphasis" w:uiPriority="20" w:qFormat="1"/>
-    <w:lsdException w:name="Document Map" w:semiHidden="1" w:unhideWhenUsed="1"/>
-    <w:lsdException w:name="Plain Text" w:semiHidden="1" w:unhideWhenUsed="1"/>
-    <w:lsdException w:name="E-mail Signature" w:semiHidden="1" w:unhideWhenUsed="1"/>
-    <w:lsdException w:name="HTML Top of Form" w:semiHidden="1" w:unhideWhenUsed="1"/>
-    <w:lsdException w:name="HTML Bottom of Form" w:semiHidden="1" w:unhideWhenUsed="1"/>
-    <w:lsdException w:name="Normal (Web)" w:semiHidden="1" w:unhideWhenUsed="1"/>
-    <w:lsdException w:name="HTML Acronym" w:semiHidden="1" w:unhideWhenUsed="1"/>
-    <w:lsdException w:name="HTML Address" w:semiHidden="1" w:unhideWhenUsed="1"/>
-    <w:lsdException w:name="HTML Cite" w:semiHidden="1" w:unhideWhenUsed="1"/>
-    <w:lsdException w:name="HTML Code" w:semiHidden="1" w:unhideWhenUsed="1"/>
-    <w:lsdException w:name="HTML Definition" w:semiHidden="1" w:unhideWhenUsed="1"/>
-    <w:lsdException w:name="HTML Keyboard" w:semiHidden="1" w:unhideWhenUsed="1"/>
-    <w:lsdException w:name="HTML Preformatted" w:semiHidden="1" w:unhideWhenUsed="1"/>
-    <w:lsdException w:name="HTML Sample" w:semiHidden="1" w:unhideWhenUsed="1"/>
-    <w:lsdException w:name="HTML Typewriter" w:semiHidden="1" w:unhideWhenUsed="1"/>
-    <w:lsdException w:name="HTML Variable" w:semiHidden="1" w:unhideWhenUsed="1"/>
-    <w:lsdException w:name="Normal Table" w:semiHidden="1" w:unhideWhenUsed="1"/>
-    <w:lsdException w:name="annotation subject" w:semiHidden="1" w:unhideWhenUsed="1"/>
-    <w:lsdException w:name="No List" w:semiHidden="1" w:unhideWhenUsed="1"/>
-    <w:lsdException w:name="Outline List 1" w:semiHidden="1" w:unhideWhenUsed="1"/>
-    <w:lsdException w:name="Outline List 2" w:semiHidden="1" w:unhideWhenUsed="1"/>
-    <w:lsdException w:name="Outline List 3" w:semiHidden="1" w:unhideWhenUsed="1"/>
-    <w:lsdException w:name="Table Simple 1" w:semiHidden="1" w:unhideWhenUsed="1"/>
-    <w:lsdException w:name="Table Simple 2" w:semiHidden="1" w:unhideWhenUsed="1"/>
-    <w:lsdException w:name="Table Simple 3" w:semiHidden="1" w:unhideWhenUsed="1"/>
-    <w:lsdException w:name="Table Classic 1" w:semiHidden="1" w:unhideWhenUsed="1"/>
-    <w:lsdException w:name="Table Classic 2" w:semiHidden="1" w:unhideWhenUsed="1"/>
-    <w:lsdException w:name="Table Classic 3" w:semiHidden="1" w:unhideWhenUsed="1"/>
-    <w:lsdException w:name="Table Classic 4" w:semiHidden="1" w:unhideWhenUsed="1"/>
-    <w:lsdException w:name="Table Colorful 1" w:semiHidden="1" w:unhideWhenUsed="1"/>
-    <w:lsdException w:name="Table Colorful 2" w:semiHidden="1" w:unhideWhenUsed="1"/>
-    <w:lsdException w:name="Table Colorful 3" w:semiHidden="1" w:unhideWhenUsed="1"/>
-    <w:lsdException w:name="Table Columns 1" w:semiHidden="1" w:unhideWhenUsed="1"/>
-    <w:lsdException w:name="Table Columns 2" w:semiHidden="1" w:unhideWhenUsed="1"/>
-    <w:lsdException w:name="Table Columns 3" w:semiHidden="1" w:unhideWhenUsed="1"/>
-    <w:lsdException w:name="Table Columns 4" w:semiHidden="1" w:unhideWhenUsed="1"/>
-    <w:lsdException w:name="Table Columns 5" w:semiHidden="1" w:unhideWhenUsed="1"/>
-    <w:lsdException w:name="Table Grid 1" w:semiHidden="1" w:unhideWhenUsed="1"/>
-    <w:lsdException w:name="Table Grid 2" w:semiHidden="1" w:unhideWhenUsed="1"/>
-    <w:lsdException w:name="Table Grid 3" w:semiHidden="1" w:unhideWhenUsed="1"/>
-    <w:lsdException w:name="Table Grid 4" w:semiHidden="1" w:unhideWhenUsed="1"/>
-    <w:lsdException w:name="Table Grid 5" w:semiHidden="1" w:unhideWhenUsed="1"/>
-    <w:lsdException w:name="Table Grid 6" w:semiHidden="1" w:unhideWhenUsed="1"/>
-    <w:lsdException w:name="Table Grid 7" w:semiHidden="1" w:unhideWhenUsed="1"/>
-    <w:lsdException w:name="Table Grid 8" w:semiHidden="1" w:unhideWhenUsed="1"/>
-    <w:lsdException w:name="Table List 1" w:semiHidden="1" w:unhideWhenUsed="1"/>
-    <w:lsdException w:name="Table List 2" w:semiHidden="1" w:unhideWhenUsed="1"/>
-    <w:lsdException w:name="Table List 3" w:semiHidden="1" w:unhideWhenUsed="1"/>
-    <w:lsdException w:name="Table List 4" w:semiHidden="1" w:unhideWhenUsed="1"/>
-    <w:lsdException w:name="Table List 5" w:semiHidden="1" w:unhideWhenUsed="1"/>
-    <w:lsdException w:name="Table List 6" w:semiHidden="1" w:unhideWhenUsed="1"/>
-    <w:lsdException w:name="Table List 7" w:semiHidden="1" w:unhideWhenUsed="1"/>
-    <w:lsdException w:name="Table List 8" w:semiHidden="1" w:unhideWhenUsed="1"/>
-    <w:lsdException w:name="Table 3D effects 1" w:semiHidden="1" w:unhideWhenUsed="1"/>
-    <w:lsdException w:name="Table 3D effects 2" w:semiHidden="1" w:unhideWhenUsed="1"/>
-    <w:lsdException w:name="Table 3D effects 3" w:semiHidden="1" w:unhideWhenUsed="1"/>
-    <w:lsdException w:name="Table Contemporary" w:semiHidden="1" w:unhideWhenUsed="1"/>
-    <w:lsdException w:name="Table Elegant" w:semiHidden="1" w:unhideWhenUsed="1"/>
-    <w:lsdException w:name="Table Professional" w:semiHidden="1" w:unhideWhenUsed="1"/>
-    <w:lsdException w:name="Table Subtle 1" w:semiHidden="1" w:unhideWhenUsed="1"/>
-    <w:lsdException w:name="Table Subtle 2" w:semiHidden="1" w:unhideWhenUsed="1"/>
-    <w:lsdException w:name="Table Web 1" w:semiHidden="1" w:unhideWhenUsed="1"/>
-    <w:lsdException w:name="Table Web 2" w:semiHidden="1" w:unhideWhenUsed="1"/>
-    <w:lsdException w:name="Table Web 3" w:semiHidden="1" w:unhideWhenUsed="1"/>
-    <w:lsdException w:name="Balloon Text" w:semiHidden="1" w:unhideWhenUsed="1"/>
-    <w:lsdException w:name="Table Grid" w:uiPriority="39"/>
-    <w:lsdException w:name="Table Theme" w:semiHidden="1" w:unhideWhenUsed="1"/>
-    <w:lsdException w:name="Placeholder Text" w:semiHidden="1"/>
-    <w:lsdException w:name="No Spacing" w:uiPriority="1" w:qFormat="1"/>
-    <w:lsdException w:name="Light Shading" w:uiPriority="60"/>
-    <w:lsdException w:name="Light List" w:uiPriority="61"/>
-    <w:lsdException w:name="Light Grid" w:uiPriority="62"/>
-    <w:lsdException w:name="Medium Shading 1" w:uiPriority="63"/>
-    <w:lsdException w:name="Medium Shading 2" w:uiPriority="64"/>
-    <w:lsdException w:name="Medium List 1" w:uiPriority="65"/>
-    <w:lsdException w:name="Medium List 2" w:uiPriority="66"/>
-    <w:lsdException w:name="Medium Grid 1" w:uiPriority="67"/>
-    <w:lsdException w:name="Medium Grid 2" w:uiPriority="68"/>
-    <w:lsdException w:name="Medium Grid 3" w:uiPriority="69"/>
-    <w:lsdException w:name="Dark List" w:uiPriority="70"/>
-    <w:lsdException w:name="Colorful Shading" w:uiPriority="71"/>
-    <w:lsdException w:name="Colorful List" w:uiPriority="72"/>
-    <w:lsdException w:name="Colorful Grid" w:uiPriority="73"/>
-    <w:lsdException w:name="Light Shading Accent 1" w:uiPriority="60"/>
-    <w:lsdException w:name="Light List Accent 1" w:uiPriority="61"/>
-    <w:lsdException w:name="Light Grid Accent 1" w:uiPriority="62"/>
-    <w:lsdException w:name="Medium Shading 1 Accent 1" w:uiPriority="63"/>
-    <w:lsdException w:name="Medium Shading 2 Accent 1" w:uiPriority="64"/>
-    <w:lsdException w:name="Medium List 1 Accent 1" w:uiPriority="65"/>
-    <w:lsdException w:name="Revision" w:semiHidden="1"/>
-    <w:lsdException w:name="List Paragraph" w:uiPriority="34" w:qFormat="1"/>
-    <w:lsdException w:name="Quote" w:uiPriority="29" w:qFormat="1"/>
-    <w:lsdException w:name="Intense Quote" w:uiPriority="30" w:qFormat="1"/>
-    <w:lsdException w:name="Medium List 2 Accent 1" w:uiPriority="66"/>
-    <w:lsdException w:name="Medium Grid 1 Accent 1" w:uiPriority="67"/>
-    <w:lsdException w:name="Medium Grid 2 Accent 1" w:uiPriority="68"/>
-    <w:lsdException w:name="Medium Grid 3 Accent 1" w:uiPriority="69"/>
-    <w:lsdException w:name="Dark List Accent 1" w:uiPriority="70"/>
-    <w:lsdException w:name="Colorful Shading Accent 1" w:uiPriority="71"/>
-    <w:lsdException w:name="Colorful List Accent 1" w:uiPriority="72"/>
-    <w:lsdException w:name="Colorful Grid Accent 1" w:uiPriority="73"/>
-    <w:lsdException w:name="Light Shading Accent 2" w:uiPriority="60"/>
-    <w:lsdException w:name="Light List Accent 2" w:uiPriority="61"/>
-    <w:lsdException w:name="Light Grid Accent 2" w:uiPriority="62"/>
-    <w:lsdException w:name="Medium Shading 1 Accent 2" w:uiPriority="63"/>
-    <w:lsdException w:name="Medium Shading 2 Accent 2" w:uiPriority="64"/>
-    <w:lsdException w:name="Medium List 1 Accent 2" w:uiPriority="65"/>
-    <w:lsdException w:name="Medium List 2 Accent 2" w:uiPriority="66"/>
-    <w:lsdException w:name="Medium Grid 1 Accent 2" w:uiPriority="67"/>
-    <w:lsdException w:name="Medium Grid 2 Accent 2" w:uiPriority="68"/>
-    <w:lsdException w:name="Medium Grid 3 Accent 2" w:uiPriority="69"/>
-    <w:lsdException w:name="Dark List Accent 2" w:uiPriority="70"/>
-    <w:lsdException w:name="Colorful Shading Accent 2" w:uiPriority="71"/>
-    <w:lsdException w:name="Colorful List Accent 2" w:uiPriority="72"/>
-    <w:lsdException w:name="Colorful Grid Accent 2" w:uiPriority="73"/>
-    <w:lsdException w:name="Light Shading Accent 3" w:uiPriority="60"/>
-    <w:lsdException w:name="Light List Accent 3" w:uiPriority="61"/>
-    <w:lsdException w:name="Light Grid Accent 3" w:uiPriority="62"/>
-    <w:lsdException w:name="Medium Shading 1 Accent 3" w:uiPriority="63"/>
-    <w:lsdException w:name="Medium Shading 2 Accent 3" w:uiPriority="64"/>
-    <w:lsdException w:name="Medium List 1 Accent 3" w:uiPriority="65"/>
-    <w:lsdException w:name="Medium List 2 Accent 3" w:uiPriority="66"/>
-    <w:lsdException w:name="Medium Grid 1 Accent 3" w:uiPriority="67"/>
-    <w:lsdException w:name="Medium Grid 2 Accent 3" w:uiPriority="68"/>
-    <w:lsdException w:name="Medium Grid 3 Accent 3" w:uiPriority="69"/>
-    <w:lsdException w:name="Dark List Accent 3" w:uiPriority="70"/>
-    <w:lsdException w:name="Colorful Shading Accent 3" w:uiPriority="71"/>
-    <w:lsdException w:name="Colorful List Accent 3" w:uiPriority="72"/>
-    <w:lsdException w:name="Colorful Grid Accent 3" w:uiPriority="73"/>
-    <w:lsdException w:name="Light Shading Accent 4" w:uiPriority="60"/>
-    <w:lsdException w:name="Light List Accent 4" w:uiPriority="61"/>
-    <w:lsdException w:name="Light Grid Accent 4" w:uiPriority="62"/>
-    <w:lsdException w:name="Medium Shading 1 Accent 4" w:uiPriority="63"/>
-    <w:lsdException w:name="Medium Shading 2 Accent 4" w:uiPriority="64"/>
-    <w:lsdException w:name="Medium List 1 Accent 4" w:uiPriority="65"/>
-    <w:lsdException w:name="Medium List 2 Accent 4" w:uiPriority="66"/>
-    <w:lsdException w:name="Medium Grid 1 Accent 4" w:uiPriority="67"/>
-    <w:lsdException w:name="Medium Grid 2 Accent 4" w:uiPriority="68"/>
-    <w:lsdException w:name="Medium Grid 3 Accent 4" w:uiPriority="69"/>
-    <w:lsdException w:name="Dark List Accent 4" w:uiPriority="70"/>
-    <w:lsdException w:name="Colorful Shading Accent 4" w:uiPriority="71"/>
-    <w:lsdException w:name="Colorful List Accent 4" w:uiPriority="72"/>
-    <w:lsdException w:name="Colorful Grid Accent 4" w:uiPriority="73"/>
-    <w:lsdException w:name="Light Shading Accent 5" w:uiPriority="60"/>
-    <w:lsdException w:name="Light List Accent 5" w:uiPriority="61"/>
-    <w:lsdException w:name="Light Grid Accent 5" w:uiPriority="62"/>
-    <w:lsdException w:name="Medium Shading 1 Accent 5" w:uiPriority="63"/>
-    <w:lsdException w:name="Medium Shading 2 Accent 5" w:uiPriority="64"/>
-    <w:lsdException w:name="Medium List 1 Accent 5" w:uiPriority="65"/>
-    <w:lsdException w:name="Medium List 2 Accent 5" w:uiPriority="66"/>
-    <w:lsdException w:name="Medium Grid 1 Accent 5" w:uiPriority="67"/>
-    <w:lsdException w:name="Medium Grid 2 Accent 5" w:uiPriority="68"/>
-    <w:lsdException w:name="Medium Grid 3 Accent 5" w:uiPriority="69"/>
-    <w:lsdException w:name="Dark List Accent 5" w:uiPriority="70"/>
-    <w:lsdException w:name="Colorful Shading Accent 5" w:uiPriority="71"/>
-    <w:lsdException w:name="Colorful List Accent 5" w:uiPriority="72"/>
-    <w:lsdException w:name="Colorful Grid Accent 5" w:uiPriority="73"/>
-    <w:lsdException w:name="Light Shading Accent 6" w:uiPriority="60"/>
-    <w:lsdException w:name="Light List Accent 6" w:uiPriority="61"/>
-    <w:lsdException w:name="Light Grid Accent 6" w:uiPriority="62"/>
-    <w:lsdException w:name="Medium Shading 1 Accent 6" w:uiPriority="63"/>
-    <w:lsdException w:name="Medium Shading 2 Accent 6" w:uiPriority="64"/>
-    <w:lsdException w:name="Medium List 1 Accent 6" w:uiPriority="65"/>
-    <w:lsdException w:name="Medium List 2 Accent 6" w:uiPriority="66"/>
-    <w:lsdException w:name="Medium Grid 1 Accent 6" w:uiPriority="67"/>
-    <w:lsdException w:name="Medium Grid 2 Accent 6" w:uiPriority="68"/>
-    <w:lsdException w:name="Medium Grid 3 Accent 6" w:uiPriority="69"/>
-    <w:lsdException w:name="Dark List Accent 6" w:uiPriority="70"/>
-    <w:lsdException w:name="Colorful Shading Accent 6" w:uiPriority="71"/>
-    <w:lsdException w:name="Colorful List Accent 6" w:uiPriority="72"/>
-    <w:lsdException w:name="Colorful Grid Accent 6" w:uiPriority="73"/>
-    <w:lsdException w:name="Subtle Emphasis" w:uiPriority="19" w:qFormat="1"/>
-    <w:lsdException w:name="Intense Emphasis" w:uiPriority="21" w:qFormat="1"/>
-    <w:lsdException w:name="Subtle Reference" w:uiPriority="31" w:qFormat="1"/>
-    <w:lsdException w:name="Intense Reference" w:uiPriority="32" w:qFormat="1"/>
-    <w:lsdException w:name="Book Title" w:uiPriority="33" w:qFormat="1"/>
-    <w:lsdException w:name="Bibliography" w:semiHidden="1" w:uiPriority="37" w:unhideWhenUsed="1"/>
-    <w:lsdException w:name="TOC Heading" w:semiHidden="1" w:uiPriority="39" w:unhideWhenUsed="1" w:qFormat="1"/>
-    <w:lsdException w:name="Plain Table 1" w:uiPriority="41"/>
-    <w:lsdException w:name="Plain Table 2" w:uiPriority="42"/>
-    <w:lsdException w:name="Plain Table 3" w:uiPriority="43"/>
-    <w:lsdException w:name="Plain Table 4" w:uiPriority="44"/>
-    <w:lsdException w:name="Plain Table 5" w:uiPriority="45"/>
-    <w:lsdException w:name="Grid Table Light" w:uiPriority="40"/>
-    <w:lsdException w:name="Grid Table 1 Light" w:uiPriority="46"/>
-    <w:lsdException w:name="Grid Table 2" w:uiPriority="47"/>
-    <w:lsdException w:name="Grid Table 3" w:uiPriority="48"/>
-    <w:lsdException w:name="Grid Table 4" w:uiPriority="49"/>
-    <w:lsdException w:name="Grid Table 5 Dark" w:uiPriority="50"/>
-    <w:lsdException w:name="Grid Table 6 Colorful" w:uiPriority="51"/>
-    <w:lsdException w:name="Grid Table 7 Colorful" w:uiPriority="52"/>
-    <w:lsdException w:name="Grid Table 1 Light Accent 1" w:uiPriority="46"/>
-    <w:lsdException w:name="Grid Table 2 Accent 1" w:uiPriority="47"/>
-    <w:lsdException w:name="Grid Table 3 Accent 1" w:uiPriority="48"/>
-    <w:lsdException w:name="Grid Table 4 Accent 1" w:uiPriority="49"/>
-    <w:lsdException w:name="Grid Table 5 Dark Accent 1" w:uiPriority="50"/>
-    <w:lsdException w:name="Grid Table 6 Colorful Accent 1" w:uiPriority="51"/>
-    <w:lsdException w:name="Grid Table 7 Colorful Accent 1" w:uiPriority="52"/>
-    <w:lsdException w:name="Grid Table 1 Light Accent 2" w:uiPriority="46"/>
-    <w:lsdException w:name="Grid Table 2 Accent 2" w:uiPriority="47"/>
-    <w:lsdException w:name="Grid Table 3 Accent 2" w:uiPriority="48"/>
-    <w:lsdException w:name="Grid Table 4 Accent 2" w:uiPriority="49"/>
-    <w:lsdException w:name="Grid Table 5 Dark Accent 2" w:uiPriority="50"/>
-    <w:lsdException w:name="Grid Table 6 Colorful Accent 2" w:uiPriority="51"/>
-    <w:lsdException w:name="Grid Table 7 Colorful Accent 2" w:uiPriority="52"/>
-    <w:lsdException w:name="Grid Table 1 Light Accent 3" w:uiPriority="46"/>
-    <w:lsdException w:name="Grid Table 2 Accent 3" w:uiPriority="47"/>
-    <w:lsdException w:name="Grid Table 3 Accent 3" w:uiPriority="48"/>
-    <w:lsdException w:name="Grid Table 4 Accent 3" w:uiPriority="49"/>
-    <w:lsdException w:name="Grid Table 5 Dark Accent 3" w:uiPriority="50"/>
-    <w:lsdException w:name="Grid Table 6 Colorful Accent 3" w:uiPriority="51"/>
-    <w:lsdException w:name="Grid Table 7 Colorful Accent 3" w:uiPriority="52"/>
-    <w:lsdException w:name="Grid Table 1 Light Accent 4" w:uiPriority="46"/>
-    <w:lsdException w:name="Grid Table 2 Accent 4" w:uiPriority="47"/>
-    <w:lsdException w:name="Grid Table 3 Accent 4" w:uiPriority="48"/>
-    <w:lsdException w:name="Grid Table 4 Accent 4" w:uiPriority="49"/>
-    <w:lsdException w:name="Grid Table 5 Dark Accent 4" w:uiPriority="50"/>
-    <w:lsdException w:name="Grid Table 6 Colorful Accent 4" w:uiPriority="51"/>
-    <w:lsdException w:name="Grid Table 7 Colorful Accent 4" w:uiPriority="52"/>
-    <w:lsdException w:name="Grid Table 1 Light Accent 5" w:uiPriority="46"/>
-    <w:lsdException w:name="Grid Table 2 Accent 5" w:uiPriority="47"/>
-    <w:lsdException w:name="Grid Table 3 Accent 5" w:uiPriority="48"/>
-    <w:lsdException w:name="Grid Table 4 Accent 5" w:uiPriority="49"/>
-    <w:lsdException w:name="Grid Table 5 Dark Accent 5" w:uiPriority="50"/>
-    <w:lsdException w:name="Grid Table 6 Colorful Accent 5" w:uiPriority="51"/>
-    <w:lsdException w:name="Grid Table 7 Colorful Accent 5" w:uiPriority="52"/>
-    <w:lsdException w:name="Grid Table 1 Light Accent 6" w:uiPriority="46"/>
-    <w:lsdException w:name="Grid Table 2 Accent 6" w:uiPriority="47"/>
-    <w:lsdException w:name="Grid Table 3 Accent 6" w:uiPriority="48"/>
-    <w:lsdException w:name="Grid Table 4 Accent 6" w:uiPriority="49"/>
-    <w:lsdException w:name="Grid Table 5 Dark Accent 6" w:uiPriority="50"/>
-    <w:lsdException w:name="Grid Table 6 Colorful Accent 6" w:uiPriority="51"/>
-    <w:lsdException w:name="Grid Table 7 Colorful Accent 6" w:uiPriority="52"/>
-    <w:lsdException w:name="List Table 1 Light" w:uiPriority="46"/>
-    <w:lsdException w:name="List Table 2" w:uiPriority="47"/>
-    <w:lsdException w:name="List Table 3" w:uiPriority="48"/>
-    <w:lsdException w:name="List Table 4" w:uiPriority="49"/>
-    <w:lsdException w:name="List Table 5 Dark" w:uiPriority="50"/>
-    <w:lsdException w:name="List Table 6 Colorful" w:uiPriority="51"/>
-    <w:lsdException w:name="List Table 7 Colorful" w:uiPriority="52"/>
-    <w:lsdException w:name="List Table 1 Light Accent 1" w:uiPriority="46"/>
-    <w:lsdException w:name="List Table 2 Accent 1" w:uiPriority="47"/>
-    <w:lsdException w:name="List Table 3 Accent 1" w:uiPriority="48"/>
-    <w:lsdException w:name="List Table 4 Accent 1" w:uiPriority="49"/>
-    <w:lsdException w:name="List Table 5 Dark Accent 1" w:uiPriority="50"/>
-    <w:lsdException w:name="List Table 6 Colorful Accent 1" w:uiPriority="51"/>
-    <w:lsdException w:name="List Table 7 Colorful Accent 1" w:uiPriority="52"/>
-    <w:lsdException w:name="List Table 1 Light Accent 2" w:uiPriority="46"/>
-    <w:lsdException w:name="List Table 2 Accent 2" w:uiPriority="47"/>
-    <w:lsdException w:name="List Table 3 Accent 2" w:uiPriority="48"/>
-    <w:lsdException w:name="List Table 4 Accent 2" w:uiPriority="49"/>
-    <w:lsdException w:name="List Table 5 Dark Accent 2" w:uiPriority="50"/>
-    <w:lsdException w:name="List Table 6 Colorful Accent 2" w:uiPriority="51"/>
-    <w:lsdException w:name="List Table 7 Colorful Accent 2" w:uiPriority="52"/>
-    <w:lsdException w:name="List Table 1 Light Accent 3" w:uiPriority="46"/>
-    <w:lsdException w:name="List Table 2 Accent 3" w:uiPriority="47"/>
-    <w:lsdException w:name="List Table 3 Accent 3" w:uiPriority="48"/>
-    <w:lsdException w:name="List Table 4 Accent 3" w:uiPriority="49"/>
-    <w:lsdException w:name="List Table 5 Dark Accent 3" w:uiPriority="50"/>
-    <w:lsdException w:name="List Table 6 Colorful Accent 3" w:uiPriority="51"/>
-    <w:lsdException w:name="List Table 7 Colorful Accent 3" w:uiPriority="52"/>
-    <w:lsdException w:name="List Table 1 Light Accent 4" w:uiPriority="46"/>
-    <w:lsdException w:name="List Table 2 Accent 4" w:uiPriority="47"/>
-    <w:lsdException w:name="List Table 3 Accent 4" w:uiPriority="48"/>
-    <w:lsdException w:name="List Table 4 Accent 4" w:uiPriority="49"/>
-    <w:lsdException w:name="List Table 5 Dark Accent 4" w:uiPriority="50"/>
-    <w:lsdException w:name="List Table 6 Colorful Accent 4" w:uiPriority="51"/>
-    <w:lsdException w:name="List Table 7 Colorful Accent 4" w:uiPriority="52"/>
-    <w:lsdException w:name="List Table 1 Light Accent 5" w:uiPriority="46"/>
-    <w:lsdException w:name="List Table 2 Accent 5" w:uiPriority="47"/>
-    <w:lsdException w:name="List Table 3 Accent 5" w:uiPriority="48"/>
-    <w:lsdException w:name="List Table 4 Accent 5" w:uiPriority="49"/>
-    <w:lsdException w:name="List Table 5 Dark Accent 5" w:uiPriority="50"/>
-    <w:lsdException w:name="List Table 6 Colorful Accent 5" w:uiPriority="51"/>
-    <w:lsdException w:name="List Table 7 Colorful Accent 5" w:uiPriority="52"/>
-    <w:lsdException w:name="List Table 1 Light Accent 6" w:uiPriority="46"/>
-    <w:lsdException w:name="List Table 2 Accent 6" w:uiPriority="47"/>
-    <w:lsdException w:name="List Table 3 Accent 6" w:uiPriority="48"/>
-    <w:lsdException w:name="List Table 4 Accent 6" w:uiPriority="49"/>
-    <w:lsdException w:name="List Table 5 Dark Accent 6" w:uiPriority="50"/>
-    <w:lsdException w:name="List Table 6 Colorful Accent 6" w:uiPriority="51"/>
-    <w:lsdException w:name="List Table 7 Colorful Accent 6" w:uiPriority="52"/>
-  </w:latentStyles>
-  <w:style w:type="paragraph" w:default="1" w:styleId="a">
-    <w:name w:val="Normal"/>
-    <w:qFormat/>
-  </w:style>
-  <w:style w:type="character" w:default="1" w:styleId="a0">
-    <w:name w:val="Default Paragraph Font"/>
-    <w:uiPriority w:val="1"/>
-    <w:semiHidden/>
-    <w:unhideWhenUsed/>
-  </w:style>
-  <w:style w:type="table" w:default="1" w:styleId="a1">
-    <w:name w:val="Normal Table"/>
-    <w:uiPriority w:val="99"/>
-    <w:semiHidden/>
-    <w:unhideWhenUsed/>
-    <w:tblPr>
-      <w:tblInd w:w="0" w:type="dxa"/>
-      <w:tblCellMar>
-        <w:top w:w="0" w:type="dxa"/>
-        <w:left w:w="108" w:type="dxa"/>
-        <w:bottom w:w="0" w:type="dxa"/>
-        <w:right w:w="108" w:type="dxa"/>
-      </w:tblCellMar>
-    </w:tblPr>
-  </w:style>
-  <w:style w:type="numbering" w:default="1" w:styleId="a2">
-    <w:name w:val="No List"/>
-    <w:uiPriority w:val="99"/>
-    <w:semiHidden/>
-    <w:unhideWhenUsed/>
-  </w:style>
-  <w:style w:type="character" w:styleId="a3">
-    <w:name w:val="Placeholder Text"/>
-    <w:basedOn w:val="a0"/>
-    <w:uiPriority w:val="99"/>
-    <w:semiHidden/>
-    <w:rsid w:val="00244638"/>
-    <w:rPr>
-      <w:color w:val="808080"/>
-    </w:rPr>
-  </w:style>
-</w:styles>
-</file>
-
-<file path=word/glossary/webSettings.xml><?xml version="1.0" encoding="utf-8"?>
-<w:webSettings xmlns:mc="http://schemas.openxmlformats.org/markup-compatibility/2006" xmlns:r="http://schemas.openxmlformats.org/officeDocument/2006/relationships" xmlns:w="http://schemas.openxmlformats.org/wordprocessingml/2006/main" xmlns:w14="http://schemas.microsoft.com/office/word/2010/wordml" xmlns:w15="http://schemas.microsoft.com/office/word/2012/wordml" xmlns:w16se="http://schemas.microsoft.com/office/word/2015/wordml/symex" mc:Ignorable="w14 w15 w16se">
-  <w:optimizeForBrowser/>
-  <w:allowPNG/>
-</w:webSettings>
-</file>
-
 <file path=word/theme/theme1.xml><?xml version="1.0" encoding="utf-8"?>
 <a:theme xmlns:a="http://schemas.openxmlformats.org/drawingml/2006/main" name="Тема Office">
   <a:themeElements>
